--- a/public/pechat.docx
+++ b/public/pechat.docx
@@ -203,8 +203,21 @@
             <w:tcW w:w="6237" w:type="dxa"/>
           </w:tcPr>
           <w:p>
+            <w:pPr>
+              <w:jc w:val="center"/>
+              <w:rPr>
+                <w:rFonts w:ascii="Times New Roman" w:hAnsi="Times New Roman" w:cs="Times New Roman"/>
+                <w:sz w:val="20"/>
+                <w:szCs w:val="20"/>
+              </w:rPr>
+            </w:pPr>
             <w:r>
-              <w:t>Командира взвода инженерных конструкций (ВИК)</w:t>
+              <w:rPr>
+                <w:rFonts w:ascii="Times New Roman" w:hAnsi="Times New Roman" w:cs="Times New Roman"/>
+                <w:sz w:val="20"/>
+                <w:szCs w:val="20"/>
+              </w:rPr>
+              <w:t>Командира _________________________</w:t>
             </w:r>
           </w:p>
         </w:tc>
@@ -215,8 +228,21 @@
             <w:tcW w:w="6237" w:type="dxa"/>
           </w:tcPr>
           <w:p>
+            <w:pPr>
+              <w:jc w:val="center"/>
+              <w:rPr>
+                <w:rFonts w:ascii="Times New Roman" w:hAnsi="Times New Roman" w:cs="Times New Roman"/>
+                <w:sz w:val="20"/>
+                <w:szCs w:val="20"/>
+              </w:rPr>
+            </w:pPr>
             <w:r>
-              <w:t>итр исб омсбр</w:t>
+              <w:rPr>
+                <w:rFonts w:ascii="Times New Roman" w:hAnsi="Times New Roman" w:cs="Times New Roman"/>
+                <w:sz w:val="16"/>
+                <w:szCs w:val="20"/>
+              </w:rPr>
+              <w:t>(наименование подразделения)</w:t>
             </w:r>
           </w:p>
         </w:tc>
@@ -244,9 +270,45 @@
             <w:tcW w:w="6237" w:type="dxa"/>
           </w:tcPr>
           <w:p>
+            <w:pPr>
+              <w:rPr>
+                <w:rFonts w:ascii="Times New Roman" w:hAnsi="Times New Roman" w:cs="Times New Roman"/>
+                <w:sz w:val="20"/>
+                <w:szCs w:val="20"/>
+              </w:rPr>
+            </w:pPr>
             <w:r>
-              <w:t>отрабатываемые на тактико-специальном занятии №8</w:t>
+              <w:rPr>
+                <w:rFonts w:ascii="Times New Roman" w:hAnsi="Times New Roman" w:cs="Times New Roman"/>
+                <w:sz w:val="20"/>
+                <w:szCs w:val="20"/>
+              </w:rPr>
+              <w:t>отрабатываемые на тактико-специальн</w:t>
             </w:r>
+            <w:r>
+              <w:rPr>
+                <w:rFonts w:ascii="Times New Roman" w:hAnsi="Times New Roman" w:cs="Times New Roman"/>
+                <w:sz w:val="20"/>
+                <w:szCs w:val="20"/>
+              </w:rPr>
+              <w:t>ом</w:t>
+            </w:r>
+            <w:r>
+              <w:rPr>
+                <w:rFonts w:ascii="Times New Roman" w:hAnsi="Times New Roman" w:cs="Times New Roman"/>
+                <w:sz w:val="20"/>
+                <w:szCs w:val="20"/>
+              </w:rPr>
+              <w:t xml:space="preserve"> заняти</w:t>
+            </w:r>
+            <w:r>
+              <w:rPr>
+                <w:rFonts w:ascii="Times New Roman" w:hAnsi="Times New Roman" w:cs="Times New Roman"/>
+                <w:sz w:val="20"/>
+                <w:szCs w:val="20"/>
+              </w:rPr>
+              <w:t>и ____</w:t>
+            </w:r>
           </w:p>
         </w:tc>
       </w:tr>
@@ -256,9 +318,32 @@
             <w:tcW w:w="6237" w:type="dxa"/>
           </w:tcPr>
           <w:p>
+            <w:pPr>
+              <w:ind w:left="456" w:hanging="456"/>
+              <w:rPr>
+                <w:rFonts w:ascii="Times New Roman" w:hAnsi="Times New Roman" w:cs="Times New Roman"/>
+                <w:sz w:val="20"/>
+                <w:szCs w:val="20"/>
+              </w:rPr>
+            </w:pPr>
             <w:r>
-              <w:t>Тема 4. «Работа командира подразделения инженерных войск по организации выполнения задач инженерного обеспечения»</w:t>
+              <w:rPr>
+                <w:rFonts w:ascii="Times New Roman" w:hAnsi="Times New Roman" w:cs="Times New Roman"/>
+                <w:sz w:val="20"/>
+                <w:szCs w:val="20"/>
+              </w:rPr>
+              <w:t>Тема _______________________________________________________     _______________________________________________________</w:t>
             </w:r>
+          </w:p>
+          <w:p>
+            <w:pPr>
+              <w:jc w:val="both"/>
+              <w:rPr>
+                <w:rFonts w:ascii="Times New Roman" w:hAnsi="Times New Roman" w:cs="Times New Roman"/>
+                <w:sz w:val="20"/>
+                <w:szCs w:val="20"/>
+              </w:rPr>
+            </w:pPr>
           </w:p>
         </w:tc>
       </w:tr>
@@ -1373,6 +1458,9 @@
           <w:szCs w:val="20"/>
         </w:rPr>
       </w:pPr>
+      <w:r>
+        <w:t>Взвод инженерных конструкций (ВИК) входит в состав инженерно-технической роты (итр) инженерно-сапёрного батальона (исб) отдельной мотострелковой бригады (омсбр).</w:t>
+      </w:r>
     </w:p>
     <w:p>
       <w:pPr>
@@ -1386,6 +1474,7 @@
           <w:szCs w:val="20"/>
         </w:rPr>
       </w:pPr>
+      <w:r/>
     </w:p>
     <w:p>
       <w:pPr>
@@ -1399,6 +1488,9 @@
           <w:szCs w:val="20"/>
         </w:rPr>
       </w:pPr>
+      <w:r>
+        <w:t>Штатная численность ВИК: 12 человек (1 командир взвода + 11 л/с).</w:t>
+      </w:r>
     </w:p>
     <w:p>
       <w:pPr>
@@ -1412,6 +1504,9 @@
           <w:szCs w:val="20"/>
         </w:rPr>
       </w:pPr>
+      <w:r>
+        <w:t>Организационно включает 2 отделения:</w:t>
+      </w:r>
     </w:p>
     <w:p>
       <w:pPr>
@@ -1425,6 +1520,7 @@
           <w:szCs w:val="20"/>
         </w:rPr>
       </w:pPr>
+      <w:r/>
     </w:p>
     <w:p>
       <w:pPr>
@@ -1438,6 +1534,9 @@
           <w:szCs w:val="20"/>
         </w:rPr>
       </w:pPr>
+      <w:r>
+        <w:t>Лесопильное отделение (6 чел.): ко — нач.э/ст. — 1, вод-мот. — 1, пильщики — 2, вод-эл. — 2.</w:t>
+      </w:r>
     </w:p>
     <w:p>
       <w:pPr>
@@ -1451,6 +1550,9 @@
           <w:szCs w:val="20"/>
         </w:rPr>
       </w:pPr>
+      <w:r>
+        <w:t>Техника: ЛРВ-2 (лесопильная рама войсковая) — 1, ТТ-4 (трелёвочный трактор) — 1, МП «Урал» (мотопила) — 3, ЭД60-Т230 (электростанция 60 кВт) — 1, КамАЗ-53501 (грузовой автомобиль) — 2.</w:t>
+      </w:r>
     </w:p>
     <w:p>
       <w:pPr>
@@ -1464,6 +1566,7 @@
           <w:szCs w:val="20"/>
         </w:rPr>
       </w:pPr>
+      <w:r/>
     </w:p>
     <w:p>
       <w:pPr>
@@ -1477,6 +1580,9 @@
           <w:szCs w:val="20"/>
         </w:rPr>
       </w:pPr>
+      <w:r>
+        <w:t>Отделение инженерных конструкций (5 чел.): ко — 1, вод-кран. — 1, эл-диз. — 2, вод-эл. — 1.</w:t>
+      </w:r>
     </w:p>
     <w:p>
       <w:pPr>
@@ -1490,6 +1596,9 @@
           <w:szCs w:val="20"/>
         </w:rPr>
       </w:pPr>
+      <w:r>
+        <w:t>Техника: КС-3574М1 (кран стреловой 16 т) — 1, ЭД16-Т230АИ (электростанция 16 кВт) — 1, УЗМ-Р (универсальный минный заградитель) — 1, Р-168-0,5У (радиостанция) — 1.</w:t>
+      </w:r>
     </w:p>
     <w:p>
       <w:pPr>
@@ -1503,6 +1612,7 @@
           <w:szCs w:val="20"/>
         </w:rPr>
       </w:pPr>
+      <w:r/>
     </w:p>
     <w:p>
       <w:pPr>
@@ -1516,6 +1626,9 @@
           <w:szCs w:val="20"/>
         </w:rPr>
       </w:pPr>
+      <w:r>
+        <w:t>Итого техники: 11 единиц. Вооружение: БТР — 1, РП-377УВ — 1 (на уровне роты).</w:t>
+      </w:r>
     </w:p>
     <w:p>
       <w:pPr>
@@ -1529,6 +1642,7 @@
           <w:szCs w:val="20"/>
         </w:rPr>
       </w:pPr>
+      <w:r/>
     </w:p>
     <w:p>
       <w:pPr>
@@ -1542,6 +1656,9 @@
           <w:szCs w:val="20"/>
         </w:rPr>
       </w:pPr>
+      <w:r>
+        <w:t>Возможности ВИК:</w:t>
+      </w:r>
     </w:p>
     <w:p>
       <w:pPr>
@@ -1555,6 +1672,9 @@
           <w:szCs w:val="20"/>
         </w:rPr>
       </w:pPr>
+      <w:r>
+        <w:t>— заготовка леса и производство пиломатериалов (ЛРВ-2: 5–6 м³/час, до 50 м³ необрезной доски за 10 ч);</w:t>
+      </w:r>
     </w:p>
     <w:p>
       <w:pPr>
@@ -1568,6 +1688,9 @@
           <w:szCs w:val="20"/>
         </w:rPr>
       </w:pPr>
+      <w:r>
+        <w:t>— трелёвка брёвен (ТТ-4: масса пакета до 15 т);</w:t>
+      </w:r>
     </w:p>
     <w:p>
       <w:pPr>
@@ -1581,6 +1704,9 @@
           <w:szCs w:val="20"/>
         </w:rPr>
       </w:pPr>
+      <w:r>
+        <w:t>— погрузка-разгрузка пиломатериалов (КС-3574М1: грузоподъёмность 16 т);</w:t>
+      </w:r>
     </w:p>
     <w:p>
       <w:pPr>
@@ -1594,6 +1720,9 @@
           <w:szCs w:val="20"/>
         </w:rPr>
       </w:pPr>
+      <w:r>
+        <w:t>— подвоз материалов (2 × КамАЗ-53501: грузоподъёмность 10 т каждый);</w:t>
+      </w:r>
     </w:p>
     <w:p>
       <w:pPr>
@@ -1607,6 +1736,9 @@
           <w:szCs w:val="20"/>
         </w:rPr>
       </w:pPr>
+      <w:r>
+        <w:t>— электроснабжение (ЭД60-Т230: 60 кВт, ЭД16-Т230АИ: 16 кВт);</w:t>
+      </w:r>
     </w:p>
     <w:p>
       <w:pPr>
@@ -1620,6 +1752,9 @@
           <w:szCs w:val="20"/>
         </w:rPr>
       </w:pPr>
+      <w:r>
+        <w:t>— дистанционное минирование (УЗМ-Р — в готовности по приказу).</w:t>
+      </w:r>
     </w:p>
     <w:p>
       <w:pPr>
@@ -1633,6 +1768,7 @@
           <w:szCs w:val="20"/>
         </w:rPr>
       </w:pPr>
+      <w:r/>
     </w:p>
     <w:p>
       <w:pPr>
@@ -1741,12 +1877,7 @@
         </w:rPr>
       </w:pPr>
       <w:r>
-        <w:rPr>
-          <w:rFonts w:ascii="Times New Roman" w:hAnsi="Times New Roman" w:cs="Times New Roman"/>
-          <w:sz w:val="20"/>
-          <w:szCs w:val="20"/>
-        </w:rPr>
-        <w:br w:type="page"/>
+        <w:t>Личного состава: 12 чел. (офицеров — 1, сержантов — 2, солдат — 9). Техника: ЛРВ-2 — 1, ТТ-4 — 1, МП «Урал» — 3, ЭД60-Т230 — 1, КамАЗ-53501 — 2, КС-3574М1 — 1, ЭД16-Т230АИ — 1, УЗМ-Р — 1, Р-168-0,5У — 1. Итого: 12 чел., 11 единиц техники. Укомплектованность: 100%. Исправность техники: 100%.</w:t>
       </w:r>
     </w:p>
     <w:p>
@@ -1859,6 +1990,9 @@
           <w:szCs w:val="20"/>
         </w:rPr>
       </w:pPr>
+      <w:r>
+        <w:t>Походный порядок ВИК при совершении марша из района сосредоточения (Мостище, 55072) в район выполнения задачи (лесной массив, 54074):</w:t>
+      </w:r>
     </w:p>
     <w:p>
       <w:pPr>
@@ -1871,6 +2005,7 @@
           <w:szCs w:val="20"/>
         </w:rPr>
       </w:pPr>
+      <w:r/>
     </w:p>
     <w:p>
       <w:pPr>
@@ -1883,6 +2018,9 @@
           <w:szCs w:val="20"/>
         </w:rPr>
       </w:pPr>
+      <w:r>
+        <w:t>Построение колонны (от головы к хвосту):</w:t>
+      </w:r>
     </w:p>
     <w:p>
       <w:pPr>
@@ -1895,6 +2033,9 @@
           <w:szCs w:val="20"/>
         </w:rPr>
       </w:pPr>
+      <w:r>
+        <w:t>1. КамАЗ-53501 (головной) — с отделением инженерных конструкций (5 чел.).</w:t>
+      </w:r>
     </w:p>
     <w:p>
       <w:pPr>
@@ -1907,6 +2048,9 @@
           <w:szCs w:val="20"/>
         </w:rPr>
       </w:pPr>
+      <w:r>
+        <w:t>2. КС-3574М1 (кран стреловой).</w:t>
+      </w:r>
     </w:p>
     <w:p>
       <w:pPr>
@@ -1919,6 +2063,9 @@
           <w:szCs w:val="20"/>
         </w:rPr>
       </w:pPr>
+      <w:r>
+        <w:t>3. ТТ-4 (трелёвочный трактор).</w:t>
+      </w:r>
     </w:p>
     <w:p>
       <w:pPr>
@@ -1931,6 +2078,9 @@
           <w:szCs w:val="20"/>
         </w:rPr>
       </w:pPr>
+      <w:r>
+        <w:t>4. КамАЗ-53501 (с лесопильным отделением, 6 чел. + командир ВИК) — буксирует ЛРВ-2 и ЭД60-Т230 на прицепах.</w:t>
+      </w:r>
     </w:p>
     <w:p>
       <w:pPr>
@@ -1943,6 +2093,9 @@
           <w:szCs w:val="20"/>
         </w:rPr>
       </w:pPr>
+      <w:r>
+        <w:t>5. УЗМ-Р (замыкающий).</w:t>
+      </w:r>
     </w:p>
     <w:p>
       <w:pPr>
@@ -1955,6 +2108,7 @@
           <w:szCs w:val="20"/>
         </w:rPr>
       </w:pPr>
+      <w:r/>
     </w:p>
     <w:p>
       <w:pPr>
@@ -1967,6 +2121,9 @@
           <w:szCs w:val="20"/>
         </w:rPr>
       </w:pPr>
+      <w:r>
+        <w:t>МП «Урал» (3 шт.) — размещены в кузовах КамАЗ-53501.</w:t>
+      </w:r>
     </w:p>
     <w:p>
       <w:pPr>
@@ -1979,6 +2136,9 @@
           <w:szCs w:val="20"/>
         </w:rPr>
       </w:pPr>
+      <w:r>
+        <w:t>ЭД16-Т230АИ — в кузове КамАЗ-53501.</w:t>
+      </w:r>
     </w:p>
     <w:p>
       <w:pPr>
@@ -1991,6 +2151,9 @@
           <w:szCs w:val="20"/>
         </w:rPr>
       </w:pPr>
+      <w:r>
+        <w:t>Р-168-0,5У — у командира ВИК, включена на приём.</w:t>
+      </w:r>
     </w:p>
     <w:p>
       <w:pPr>
@@ -2003,6 +2166,7 @@
           <w:szCs w:val="20"/>
         </w:rPr>
       </w:pPr>
+      <w:r/>
     </w:p>
     <w:p>
       <w:pPr>
@@ -2015,6 +2179,9 @@
           <w:szCs w:val="20"/>
         </w:rPr>
       </w:pPr>
+      <w:r>
+        <w:t>Дистанция между машинами: 25–50 м.</w:t>
+      </w:r>
     </w:p>
     <w:p>
       <w:pPr>
@@ -2027,6 +2194,9 @@
           <w:szCs w:val="20"/>
         </w:rPr>
       </w:pPr>
+      <w:r>
+        <w:t>Скорость движения: 20–30 км/ч (грунтовая дорога).</w:t>
+      </w:r>
     </w:p>
     <w:p>
       <w:pPr>
@@ -2039,6 +2209,9 @@
           <w:szCs w:val="20"/>
         </w:rPr>
       </w:pPr>
+      <w:r>
+        <w:t>Марш совершается в тёмное время суток (03:45–06:00) с соблюдением светомаскировки.</w:t>
+      </w:r>
     </w:p>
     <w:p>
       <w:pPr>
@@ -2051,6 +2224,7 @@
           <w:szCs w:val="20"/>
         </w:rPr>
       </w:pPr>
+      <w:r/>
     </w:p>
     <w:p>
       <w:pPr>
@@ -2063,6 +2237,9 @@
           <w:szCs w:val="20"/>
         </w:rPr>
       </w:pPr>
+      <w:r>
+        <w:t>Управление на марше: командир ВИК — в замыкающем КамАЗ-53501, связь по Р-168-0,5У.</w:t>
+      </w:r>
     </w:p>
     <w:p>
       <w:pPr>
@@ -2075,6 +2252,9 @@
           <w:szCs w:val="20"/>
         </w:rPr>
       </w:pPr>
+      <w:r>
+        <w:t>Сигналы: «Воздух»/777 — воздушное нападение; «Атом»/888 — отравляющие вещества.</w:t>
+      </w:r>
     </w:p>
     <w:p>
       <w:pPr>
@@ -2087,6 +2267,7 @@
           <w:szCs w:val="20"/>
         </w:rPr>
       </w:pPr>
+      <w:r/>
     </w:p>
     <w:p>
       <w:pPr>
@@ -2099,6 +2280,7 @@
           <w:szCs w:val="20"/>
         </w:rPr>
       </w:pPr>
+      <w:r/>
     </w:p>
     <w:p>
       <w:pPr>
@@ -2361,9 +2543,14 @@
             </w:tcBorders>
           </w:tcPr>
           <w:p>
-            <w:r>
-              <w:t>1мсбр, усиленная тб 2мсбр, переходит в наступление из положения непосредственного соприкосновения с противником.</w:t>
-            </w:r>
+            <w:pPr>
+              <w:jc w:val="both"/>
+              <w:rPr>
+                <w:rFonts w:ascii="Times New Roman" w:hAnsi="Times New Roman" w:cs="Times New Roman"/>
+                <w:sz w:val="20"/>
+                <w:szCs w:val="20"/>
+              </w:rPr>
+            </w:pPr>
           </w:p>
         </w:tc>
       </w:tr>
@@ -2377,9 +2564,14 @@
             </w:tcBorders>
           </w:tcPr>
           <w:p>
-            <w:r>
-              <w:t>Ближайшая задача: к «Ч»+3–4ч разгромить батальонную тактическую группу 1мпб 1мпбр и овладеть рубежом: шоссе (56155–54145).</w:t>
-            </w:r>
+            <w:pPr>
+              <w:jc w:val="both"/>
+              <w:rPr>
+                <w:rFonts w:ascii="Times New Roman" w:hAnsi="Times New Roman" w:cs="Times New Roman"/>
+                <w:sz w:val="20"/>
+                <w:szCs w:val="20"/>
+              </w:rPr>
+            </w:pPr>
           </w:p>
         </w:tc>
       </w:tr>
@@ -2393,9 +2585,14 @@
             </w:tcBorders>
           </w:tcPr>
           <w:p>
-            <w:r>
-              <w:t>Начало наступления: 10.00 08.10.</w:t>
-            </w:r>
+            <w:pPr>
+              <w:jc w:val="both"/>
+              <w:rPr>
+                <w:rFonts w:ascii="Times New Roman" w:hAnsi="Times New Roman" w:cs="Times New Roman"/>
+                <w:sz w:val="20"/>
+                <w:szCs w:val="20"/>
+              </w:rPr>
+            </w:pPr>
           </w:p>
         </w:tc>
       </w:tr>
@@ -2409,9 +2606,14 @@
             </w:tcBorders>
           </w:tcPr>
           <w:p>
-            <w:r>
-              <w:t>Замысел командира итр: основные усилия сосредоточить на возведении и оборудовании КП бригады (53068). ЗКП (53078) Аверино — во вторую очередь. Задачи выполнять повзводно.</w:t>
-            </w:r>
+            <w:pPr>
+              <w:jc w:val="both"/>
+              <w:rPr>
+                <w:rFonts w:ascii="Times New Roman" w:hAnsi="Times New Roman" w:cs="Times New Roman"/>
+                <w:sz w:val="20"/>
+                <w:szCs w:val="20"/>
+              </w:rPr>
+            </w:pPr>
           </w:p>
         </w:tc>
       </w:tr>
@@ -2425,7 +2627,14 @@
             </w:tcBorders>
           </w:tcPr>
           <w:p>
-            <w:r/>
+            <w:pPr>
+              <w:jc w:val="both"/>
+              <w:rPr>
+                <w:rFonts w:ascii="Times New Roman" w:hAnsi="Times New Roman" w:cs="Times New Roman"/>
+                <w:sz w:val="20"/>
+                <w:szCs w:val="20"/>
+              </w:rPr>
+            </w:pPr>
           </w:p>
         </w:tc>
       </w:tr>
@@ -2438,7 +2647,14 @@
             </w:tcBorders>
           </w:tcPr>
           <w:p>
-            <w:r/>
+            <w:pPr>
+              <w:jc w:val="both"/>
+              <w:rPr>
+                <w:rFonts w:ascii="Times New Roman" w:hAnsi="Times New Roman" w:cs="Times New Roman"/>
+                <w:sz w:val="20"/>
+                <w:szCs w:val="20"/>
+              </w:rPr>
+            </w:pPr>
           </w:p>
         </w:tc>
       </w:tr>
@@ -2483,89 +2699,133 @@
             <w:tcW w:w="10195" w:type="dxa"/>
           </w:tcPr>
           <w:p>
-            <w:r>
-              <w:t>К 10.00 1.07 — развернуть лесозавод (РЭЛМ) в лесном массиве (54074) с задачей изготовить разборные конструкции войсковых фортификационных сооружений.</w:t>
-            </w:r>
-          </w:p>
-        </w:tc>
-      </w:tr>
-      <w:tr>
-        <w:tc>
-          <w:tcPr>
-            <w:tcW w:w="10195" w:type="dxa"/>
-          </w:tcPr>
-          <w:p>
-            <w:r>
-              <w:t>К 13.00 1.07 — организовать подвоз материала на КП бригады (53068).</w:t>
-            </w:r>
-          </w:p>
-        </w:tc>
-      </w:tr>
-      <w:tr>
-        <w:tc>
-          <w:tcPr>
-            <w:tcW w:w="10195" w:type="dxa"/>
-          </w:tcPr>
-          <w:p>
-            <w:r>
-              <w:t>К 8.00 2.07 — оборудовать РЭЛМ в лесном массиве (54074) и организовать его работу в полном объёме.</w:t>
-            </w:r>
-          </w:p>
-        </w:tc>
-      </w:tr>
-      <w:tr>
-        <w:tc>
-          <w:tcPr>
-            <w:tcW w:w="10195" w:type="dxa"/>
-          </w:tcPr>
-          <w:p>
-            <w:r>
-              <w:t>К 16.00 31.06 — командиру взвода прибыть на КП исб для убытия на рекогносцировку (53068).</w:t>
-            </w:r>
-          </w:p>
-        </w:tc>
-      </w:tr>
-      <w:tr>
-        <w:tc>
-          <w:tcPr>
-            <w:tcW w:w="10195" w:type="dxa"/>
-          </w:tcPr>
-          <w:p>
-            <w:r>
-              <w:t>Быть в готовности выполнить фортификационное оборудование ЗКП бригады (53078) Аверино.</w:t>
-            </w:r>
-          </w:p>
-        </w:tc>
-      </w:tr>
-      <w:tr>
-        <w:tc>
-          <w:tcPr>
-            <w:tcW w:w="10195" w:type="dxa"/>
-          </w:tcPr>
-          <w:p>
-            <w:r>
-              <w:t>Район сосредоточения после выполнения задачи — лесной массив (54074), продолжение работ РЭЛМ.</w:t>
-            </w:r>
-          </w:p>
-        </w:tc>
-      </w:tr>
-      <w:tr>
-        <w:tc>
-          <w:tcPr>
-            <w:tcW w:w="10195" w:type="dxa"/>
-          </w:tcPr>
-          <w:p>
-            <w:r/>
-          </w:p>
-        </w:tc>
-      </w:tr>
-      <w:tr>
-        <w:tc>
-          <w:tcPr>
-            <w:tcW w:w="10195" w:type="dxa"/>
-          </w:tcPr>
-          <w:p>
-            <w:r/>
+            <w:pPr>
+              <w:jc w:val="both"/>
+              <w:rPr>
+                <w:rFonts w:ascii="Times New Roman" w:hAnsi="Times New Roman" w:cs="Times New Roman"/>
+                <w:sz w:val="20"/>
+                <w:szCs w:val="20"/>
+              </w:rPr>
+            </w:pPr>
+          </w:p>
+        </w:tc>
+      </w:tr>
+      <w:tr>
+        <w:tc>
+          <w:tcPr>
+            <w:tcW w:w="10195" w:type="dxa"/>
+          </w:tcPr>
+          <w:p>
+            <w:pPr>
+              <w:jc w:val="both"/>
+              <w:rPr>
+                <w:rFonts w:ascii="Times New Roman" w:hAnsi="Times New Roman" w:cs="Times New Roman"/>
+                <w:sz w:val="20"/>
+                <w:szCs w:val="20"/>
+              </w:rPr>
+            </w:pPr>
+          </w:p>
+        </w:tc>
+      </w:tr>
+      <w:tr>
+        <w:tc>
+          <w:tcPr>
+            <w:tcW w:w="10195" w:type="dxa"/>
+          </w:tcPr>
+          <w:p>
+            <w:pPr>
+              <w:jc w:val="both"/>
+              <w:rPr>
+                <w:rFonts w:ascii="Times New Roman" w:hAnsi="Times New Roman" w:cs="Times New Roman"/>
+                <w:sz w:val="20"/>
+                <w:szCs w:val="20"/>
+              </w:rPr>
+            </w:pPr>
+          </w:p>
+        </w:tc>
+      </w:tr>
+      <w:tr>
+        <w:tc>
+          <w:tcPr>
+            <w:tcW w:w="10195" w:type="dxa"/>
+          </w:tcPr>
+          <w:p>
+            <w:pPr>
+              <w:jc w:val="both"/>
+              <w:rPr>
+                <w:rFonts w:ascii="Times New Roman" w:hAnsi="Times New Roman" w:cs="Times New Roman"/>
+                <w:sz w:val="20"/>
+                <w:szCs w:val="20"/>
+              </w:rPr>
+            </w:pPr>
+          </w:p>
+        </w:tc>
+      </w:tr>
+      <w:tr>
+        <w:tc>
+          <w:tcPr>
+            <w:tcW w:w="10195" w:type="dxa"/>
+          </w:tcPr>
+          <w:p>
+            <w:pPr>
+              <w:jc w:val="both"/>
+              <w:rPr>
+                <w:rFonts w:ascii="Times New Roman" w:hAnsi="Times New Roman" w:cs="Times New Roman"/>
+                <w:sz w:val="20"/>
+                <w:szCs w:val="20"/>
+              </w:rPr>
+            </w:pPr>
+          </w:p>
+        </w:tc>
+      </w:tr>
+      <w:tr>
+        <w:tc>
+          <w:tcPr>
+            <w:tcW w:w="10195" w:type="dxa"/>
+          </w:tcPr>
+          <w:p>
+            <w:pPr>
+              <w:jc w:val="both"/>
+              <w:rPr>
+                <w:rFonts w:ascii="Times New Roman" w:hAnsi="Times New Roman" w:cs="Times New Roman"/>
+                <w:sz w:val="20"/>
+                <w:szCs w:val="20"/>
+              </w:rPr>
+            </w:pPr>
+          </w:p>
+        </w:tc>
+      </w:tr>
+      <w:tr>
+        <w:tc>
+          <w:tcPr>
+            <w:tcW w:w="10195" w:type="dxa"/>
+          </w:tcPr>
+          <w:p>
+            <w:pPr>
+              <w:jc w:val="both"/>
+              <w:rPr>
+                <w:rFonts w:ascii="Times New Roman" w:hAnsi="Times New Roman" w:cs="Times New Roman"/>
+                <w:sz w:val="20"/>
+                <w:szCs w:val="20"/>
+              </w:rPr>
+            </w:pPr>
+          </w:p>
+        </w:tc>
+      </w:tr>
+      <w:tr>
+        <w:tc>
+          <w:tcPr>
+            <w:tcW w:w="10195" w:type="dxa"/>
+          </w:tcPr>
+          <w:p>
+            <w:pPr>
+              <w:jc w:val="both"/>
+              <w:rPr>
+                <w:rFonts w:ascii="Times New Roman" w:hAnsi="Times New Roman" w:cs="Times New Roman"/>
+                <w:sz w:val="20"/>
+                <w:szCs w:val="20"/>
+              </w:rPr>
+            </w:pPr>
           </w:p>
         </w:tc>
       </w:tr>
@@ -2610,43 +2870,65 @@
             <w:tcW w:w="10195" w:type="dxa"/>
           </w:tcPr>
           <w:p>
-            <w:r>
-              <w:t>Техника ВИК (ЛРВ-2, ТТ-4, МП «Урал» (3 шт.), ЭД60-Т230, КамАЗ-53501 (2 шт.), КС-3574М1, ЭД16-Т230АИ, УЗМ-Р, Р-168-0,5У) — штатная, в наличии.</w:t>
-            </w:r>
-          </w:p>
-        </w:tc>
-      </w:tr>
-      <w:tr>
-        <w:tc>
-          <w:tcPr>
-            <w:tcW w:w="10195" w:type="dxa"/>
-          </w:tcPr>
-          <w:p>
-            <w:r>
-              <w:t>Доставка техники к месту выполнения задачи — своим ходом в составе колонны ВИК.</w:t>
-            </w:r>
-          </w:p>
-        </w:tc>
-      </w:tr>
-      <w:tr>
-        <w:tc>
-          <w:tcPr>
-            <w:tcW w:w="10195" w:type="dxa"/>
-          </w:tcPr>
-          <w:p>
-            <w:r>
-              <w:t>ГСМ, расходные материалы — согласовать с зам. ком. бригады по МТО.</w:t>
-            </w:r>
-          </w:p>
-        </w:tc>
-      </w:tr>
-      <w:tr>
-        <w:tc>
-          <w:tcPr>
-            <w:tcW w:w="10195" w:type="dxa"/>
-          </w:tcPr>
-          <w:p>
-            <w:r/>
+            <w:pPr>
+              <w:jc w:val="both"/>
+              <w:rPr>
+                <w:rFonts w:ascii="Times New Roman" w:hAnsi="Times New Roman" w:cs="Times New Roman"/>
+                <w:sz w:val="20"/>
+                <w:szCs w:val="20"/>
+              </w:rPr>
+            </w:pPr>
+          </w:p>
+        </w:tc>
+      </w:tr>
+      <w:tr>
+        <w:tc>
+          <w:tcPr>
+            <w:tcW w:w="10195" w:type="dxa"/>
+          </w:tcPr>
+          <w:p>
+            <w:pPr>
+              <w:jc w:val="both"/>
+              <w:rPr>
+                <w:rFonts w:ascii="Times New Roman" w:hAnsi="Times New Roman" w:cs="Times New Roman"/>
+                <w:sz w:val="20"/>
+                <w:szCs w:val="20"/>
+              </w:rPr>
+            </w:pPr>
+          </w:p>
+        </w:tc>
+      </w:tr>
+      <w:tr>
+        <w:tc>
+          <w:tcPr>
+            <w:tcW w:w="10195" w:type="dxa"/>
+          </w:tcPr>
+          <w:p>
+            <w:pPr>
+              <w:jc w:val="both"/>
+              <w:rPr>
+                <w:rFonts w:ascii="Times New Roman" w:hAnsi="Times New Roman" w:cs="Times New Roman"/>
+                <w:sz w:val="20"/>
+                <w:szCs w:val="20"/>
+              </w:rPr>
+            </w:pPr>
+          </w:p>
+        </w:tc>
+      </w:tr>
+      <w:tr>
+        <w:tc>
+          <w:tcPr>
+            <w:tcW w:w="10195" w:type="dxa"/>
+          </w:tcPr>
+          <w:p>
+            <w:pPr>
+              <w:jc w:val="both"/>
+              <w:rPr>
+                <w:rFonts w:ascii="Times New Roman" w:hAnsi="Times New Roman" w:cs="Times New Roman"/>
+                <w:sz w:val="20"/>
+                <w:szCs w:val="20"/>
+              </w:rPr>
+            </w:pPr>
           </w:p>
         </w:tc>
       </w:tr>
@@ -2691,55 +2973,82 @@
             <w:tcW w:w="10195" w:type="dxa"/>
           </w:tcPr>
           <w:p>
-            <w:r>
-              <w:t>Взаимодействие с инженерно-позиционным взводом (19 чел.) — фортификационное оборудование КП бригады (53068).</w:t>
-            </w:r>
-          </w:p>
-        </w:tc>
-      </w:tr>
-      <w:tr>
-        <w:tc>
-          <w:tcPr>
-            <w:tcW w:w="10195" w:type="dxa"/>
-          </w:tcPr>
-          <w:p>
-            <w:r>
-              <w:t>Взаимодействие с инженерно-техническим взводом (10 чел.) — оборудование пункта добычи воды (55072) и электроснабжение.</w:t>
-            </w:r>
-          </w:p>
-        </w:tc>
-      </w:tr>
-      <w:tr>
-        <w:tc>
-          <w:tcPr>
-            <w:tcW w:w="10195" w:type="dxa"/>
-          </w:tcPr>
-          <w:p>
-            <w:r>
-              <w:t>Подвоз пиломатериалов на КП — КамАЗ-53501 (2 шт.) в челночном режиме.</w:t>
-            </w:r>
-          </w:p>
-        </w:tc>
-      </w:tr>
-      <w:tr>
-        <w:tc>
-          <w:tcPr>
-            <w:tcW w:w="10195" w:type="dxa"/>
-          </w:tcPr>
-          <w:p>
-            <w:r>
-              <w:t>Маскировку КП выполняет комендантский взвод бригады.</w:t>
-            </w:r>
-          </w:p>
-        </w:tc>
-      </w:tr>
-      <w:tr>
-        <w:tc>
-          <w:tcPr>
-            <w:tcW w:w="10195" w:type="dxa"/>
-          </w:tcPr>
-          <w:p>
-            <w:r/>
+            <w:pPr>
+              <w:jc w:val="both"/>
+              <w:rPr>
+                <w:rFonts w:ascii="Times New Roman" w:hAnsi="Times New Roman" w:cs="Times New Roman"/>
+                <w:sz w:val="20"/>
+                <w:szCs w:val="20"/>
+              </w:rPr>
+            </w:pPr>
+          </w:p>
+        </w:tc>
+      </w:tr>
+      <w:tr>
+        <w:tc>
+          <w:tcPr>
+            <w:tcW w:w="10195" w:type="dxa"/>
+          </w:tcPr>
+          <w:p>
+            <w:pPr>
+              <w:jc w:val="both"/>
+              <w:rPr>
+                <w:rFonts w:ascii="Times New Roman" w:hAnsi="Times New Roman" w:cs="Times New Roman"/>
+                <w:sz w:val="20"/>
+                <w:szCs w:val="20"/>
+              </w:rPr>
+            </w:pPr>
+          </w:p>
+        </w:tc>
+      </w:tr>
+      <w:tr>
+        <w:tc>
+          <w:tcPr>
+            <w:tcW w:w="10195" w:type="dxa"/>
+          </w:tcPr>
+          <w:p>
+            <w:pPr>
+              <w:jc w:val="both"/>
+              <w:rPr>
+                <w:rFonts w:ascii="Times New Roman" w:hAnsi="Times New Roman" w:cs="Times New Roman"/>
+                <w:sz w:val="20"/>
+                <w:szCs w:val="20"/>
+              </w:rPr>
+            </w:pPr>
+          </w:p>
+        </w:tc>
+      </w:tr>
+      <w:tr>
+        <w:tc>
+          <w:tcPr>
+            <w:tcW w:w="10195" w:type="dxa"/>
+          </w:tcPr>
+          <w:p>
+            <w:pPr>
+              <w:jc w:val="both"/>
+              <w:rPr>
+                <w:rFonts w:ascii="Times New Roman" w:hAnsi="Times New Roman" w:cs="Times New Roman"/>
+                <w:sz w:val="20"/>
+                <w:szCs w:val="20"/>
+              </w:rPr>
+            </w:pPr>
+          </w:p>
+        </w:tc>
+      </w:tr>
+      <w:tr>
+        <w:tc>
+          <w:tcPr>
+            <w:tcW w:w="10195" w:type="dxa"/>
+          </w:tcPr>
+          <w:p>
+            <w:pPr>
+              <w:jc w:val="both"/>
+              <w:rPr>
+                <w:rFonts w:ascii="Times New Roman" w:hAnsi="Times New Roman" w:cs="Times New Roman"/>
+                <w:sz w:val="20"/>
+                <w:szCs w:val="20"/>
+              </w:rPr>
+            </w:pPr>
           </w:p>
         </w:tc>
       </w:tr>
@@ -2824,9 +3133,14 @@
             <w:tcW w:w="10205" w:type="dxa"/>
           </w:tcPr>
           <w:p>
-            <w:r>
-              <w:t>О выполнении задачи докладывать немедленно командиру итр.</w:t>
-            </w:r>
+            <w:pPr>
+              <w:jc w:val="both"/>
+              <w:rPr>
+                <w:rFonts w:ascii="Times New Roman" w:hAnsi="Times New Roman" w:cs="Times New Roman"/>
+                <w:sz w:val="20"/>
+                <w:szCs w:val="20"/>
+              </w:rPr>
+            </w:pPr>
           </w:p>
         </w:tc>
       </w:tr>
@@ -2836,9 +3150,14 @@
             <w:tcW w:w="10205" w:type="dxa"/>
           </w:tcPr>
           <w:p>
-            <w:r>
-              <w:t>Связь — Р-168-0,5У. Сигналы: «Воздух»/777 — воздушное нападение; «Атом»/888 — отравляющие вещества.</w:t>
-            </w:r>
+            <w:pPr>
+              <w:jc w:val="both"/>
+              <w:rPr>
+                <w:rFonts w:ascii="Times New Roman" w:hAnsi="Times New Roman" w:cs="Times New Roman"/>
+                <w:sz w:val="20"/>
+                <w:szCs w:val="20"/>
+              </w:rPr>
+            </w:pPr>
           </w:p>
         </w:tc>
       </w:tr>
@@ -2907,33 +3226,48 @@
             <w:tcW w:w="10195" w:type="dxa"/>
           </w:tcPr>
           <w:p>
-            <w:r>
-              <w:t>Лесопильному отделению (6 чел.): 4 чел. — инженерная разведка лесного массива (54074); 2 чел. — предварительный техосмотр техники (ЛРВ-2, ТТ-4, МП «Урал» (3), ЭД60-Т230, КамАЗ-53501 (2)).</w:t>
-            </w:r>
-          </w:p>
-        </w:tc>
-      </w:tr>
-      <w:tr>
-        <w:tc>
-          <w:tcPr>
-            <w:tcW w:w="10195" w:type="dxa"/>
-          </w:tcPr>
-          <w:p>
-            <w:r>
-              <w:t>Отделению инж. конструкций (5 чел.): предварительный осмотр техники (КС-3574М1, ЭД16-Т230АИ, УЗМ-Р, Р-168-0,5У).</w:t>
-            </w:r>
-          </w:p>
-        </w:tc>
-      </w:tr>
-      <w:tr>
-        <w:tc>
-          <w:tcPr>
-            <w:tcW w:w="10195" w:type="dxa"/>
-          </w:tcPr>
-          <w:p>
-            <w:r>
-              <w:t>Проверить исправность техники, залить топливо и масло, укомплектовать л/с.</w:t>
-            </w:r>
+            <w:pPr>
+              <w:jc w:val="both"/>
+              <w:rPr>
+                <w:rFonts w:ascii="Times New Roman" w:hAnsi="Times New Roman" w:cs="Times New Roman"/>
+                <w:sz w:val="20"/>
+                <w:szCs w:val="20"/>
+              </w:rPr>
+            </w:pPr>
+          </w:p>
+        </w:tc>
+      </w:tr>
+      <w:tr>
+        <w:tc>
+          <w:tcPr>
+            <w:tcW w:w="10195" w:type="dxa"/>
+          </w:tcPr>
+          <w:p>
+            <w:pPr>
+              <w:jc w:val="both"/>
+              <w:rPr>
+                <w:rFonts w:ascii="Times New Roman" w:hAnsi="Times New Roman" w:cs="Times New Roman"/>
+                <w:sz w:val="20"/>
+                <w:szCs w:val="20"/>
+              </w:rPr>
+            </w:pPr>
+          </w:p>
+        </w:tc>
+      </w:tr>
+      <w:tr>
+        <w:tc>
+          <w:tcPr>
+            <w:tcW w:w="10195" w:type="dxa"/>
+          </w:tcPr>
+          <w:p>
+            <w:pPr>
+              <w:jc w:val="both"/>
+              <w:rPr>
+                <w:rFonts w:ascii="Times New Roman" w:hAnsi="Times New Roman" w:cs="Times New Roman"/>
+                <w:sz w:val="20"/>
+                <w:szCs w:val="20"/>
+              </w:rPr>
+            </w:pPr>
           </w:p>
         </w:tc>
       </w:tr>
@@ -3570,7 +3904,20 @@
             <w:tcW w:w="531" w:type="dxa"/>
           </w:tcPr>
           <w:p>
+            <w:pPr>
+              <w:jc w:val="both"/>
+              <w:rPr>
+                <w:rFonts w:ascii="Times New Roman" w:hAnsi="Times New Roman" w:cs="Times New Roman"/>
+                <w:sz w:val="20"/>
+                <w:szCs w:val="20"/>
+              </w:rPr>
+            </w:pPr>
             <w:r>
+              <w:rPr>
+                <w:rFonts w:ascii="Times New Roman" w:hAnsi="Times New Roman" w:cs="Times New Roman"/>
+                <w:sz w:val="20"/>
+                <w:szCs w:val="20"/>
+              </w:rPr>
               <w:t>1</w:t>
             </w:r>
           </w:p>
@@ -3580,8 +3927,21 @@
             <w:tcW w:w="3292" w:type="dxa"/>
           </w:tcPr>
           <w:p>
+            <w:pPr>
+              <w:jc w:val="both"/>
+              <w:rPr>
+                <w:rFonts w:ascii="Times New Roman" w:hAnsi="Times New Roman" w:cs="Times New Roman"/>
+                <w:sz w:val="20"/>
+                <w:szCs w:val="20"/>
+              </w:rPr>
+            </w:pPr>
             <w:r>
-              <w:t>Уяснение задачи (изучение приказа, уяснение цели)</w:t>
+              <w:rPr>
+                <w:rFonts w:ascii="Times New Roman" w:hAnsi="Times New Roman" w:cs="Times New Roman"/>
+                <w:sz w:val="20"/>
+                <w:szCs w:val="20"/>
+              </w:rPr>
+              <w:t>Уяснение задачи (определение первоочередных задач)</w:t>
             </w:r>
           </w:p>
         </w:tc>
@@ -3590,39 +3950,67 @@
             <w:tcW w:w="850" w:type="dxa"/>
           </w:tcPr>
           <w:p>
+            <w:pPr>
+              <w:jc w:val="both"/>
+              <w:rPr>
+                <w:rFonts w:ascii="Times New Roman" w:hAnsi="Times New Roman" w:cs="Times New Roman"/>
+                <w:sz w:val="20"/>
+                <w:szCs w:val="20"/>
+              </w:rPr>
+            </w:pPr>
+          </w:p>
+        </w:tc>
+        <w:tc>
+          <w:tcPr>
+            <w:tcW w:w="992" w:type="dxa"/>
+          </w:tcPr>
+          <w:p>
+            <w:pPr>
+              <w:jc w:val="both"/>
+              <w:rPr>
+                <w:rFonts w:ascii="Times New Roman" w:hAnsi="Times New Roman" w:cs="Times New Roman"/>
+                <w:sz w:val="20"/>
+                <w:szCs w:val="20"/>
+              </w:rPr>
+            </w:pPr>
+          </w:p>
+        </w:tc>
+        <w:tc>
+          <w:tcPr>
+            <w:tcW w:w="1276" w:type="dxa"/>
+          </w:tcPr>
+          <w:p>
+            <w:pPr>
+              <w:jc w:val="both"/>
+              <w:rPr>
+                <w:rFonts w:ascii="Times New Roman" w:hAnsi="Times New Roman" w:cs="Times New Roman"/>
+                <w:sz w:val="20"/>
+                <w:szCs w:val="20"/>
+              </w:rPr>
+            </w:pPr>
+          </w:p>
+        </w:tc>
+      </w:tr>
+      <w:tr>
+        <w:tc>
+          <w:tcPr>
+            <w:tcW w:w="531" w:type="dxa"/>
+          </w:tcPr>
+          <w:p>
+            <w:pPr>
+              <w:jc w:val="both"/>
+              <w:rPr>
+                <w:rFonts w:ascii="Times New Roman" w:hAnsi="Times New Roman" w:cs="Times New Roman"/>
+                <w:sz w:val="20"/>
+                <w:szCs w:val="20"/>
+              </w:rPr>
+            </w:pPr>
             <w:r>
-              <w:t>8:00</w:t>
-            </w:r>
-          </w:p>
-        </w:tc>
-        <w:tc>
-          <w:tcPr>
-            <w:tcW w:w="992" w:type="dxa"/>
-          </w:tcPr>
-          <w:p>
-            <w:r>
-              <w:t>8:45</w:t>
-            </w:r>
-          </w:p>
-        </w:tc>
-        <w:tc>
-          <w:tcPr>
-            <w:tcW w:w="1276" w:type="dxa"/>
-          </w:tcPr>
-          <w:p>
-            <w:r>
-              <w:t>45</w:t>
-            </w:r>
-          </w:p>
-        </w:tc>
-      </w:tr>
-      <w:tr>
-        <w:tc>
-          <w:tcPr>
-            <w:tcW w:w="531" w:type="dxa"/>
-          </w:tcPr>
-          <w:p>
-            <w:r>
+              <w:rPr>
+                <w:rFonts w:ascii="Times New Roman" w:hAnsi="Times New Roman" w:cs="Times New Roman"/>
+                <w:sz w:val="20"/>
+                <w:szCs w:val="20"/>
+              </w:rPr>
               <w:t>2</w:t>
             </w:r>
           </w:p>
@@ -3632,7 +4020,20 @@
             <w:tcW w:w="3292" w:type="dxa"/>
           </w:tcPr>
           <w:p>
+            <w:pPr>
+              <w:jc w:val="both"/>
+              <w:rPr>
+                <w:rFonts w:ascii="Times New Roman" w:hAnsi="Times New Roman" w:cs="Times New Roman"/>
+                <w:sz w:val="20"/>
+                <w:szCs w:val="20"/>
+              </w:rPr>
+            </w:pPr>
             <w:r>
+              <w:rPr>
+                <w:rFonts w:ascii="Times New Roman" w:hAnsi="Times New Roman" w:cs="Times New Roman"/>
+                <w:sz w:val="20"/>
+                <w:szCs w:val="20"/>
+              </w:rPr>
               <w:t>Расчет времени</w:t>
             </w:r>
           </w:p>
@@ -3642,39 +4043,67 @@
             <w:tcW w:w="850" w:type="dxa"/>
           </w:tcPr>
           <w:p>
+            <w:pPr>
+              <w:jc w:val="both"/>
+              <w:rPr>
+                <w:rFonts w:ascii="Times New Roman" w:hAnsi="Times New Roman" w:cs="Times New Roman"/>
+                <w:sz w:val="20"/>
+                <w:szCs w:val="20"/>
+              </w:rPr>
+            </w:pPr>
+          </w:p>
+        </w:tc>
+        <w:tc>
+          <w:tcPr>
+            <w:tcW w:w="992" w:type="dxa"/>
+          </w:tcPr>
+          <w:p>
+            <w:pPr>
+              <w:jc w:val="both"/>
+              <w:rPr>
+                <w:rFonts w:ascii="Times New Roman" w:hAnsi="Times New Roman" w:cs="Times New Roman"/>
+                <w:sz w:val="20"/>
+                <w:szCs w:val="20"/>
+              </w:rPr>
+            </w:pPr>
+          </w:p>
+        </w:tc>
+        <w:tc>
+          <w:tcPr>
+            <w:tcW w:w="1276" w:type="dxa"/>
+          </w:tcPr>
+          <w:p>
+            <w:pPr>
+              <w:jc w:val="both"/>
+              <w:rPr>
+                <w:rFonts w:ascii="Times New Roman" w:hAnsi="Times New Roman" w:cs="Times New Roman"/>
+                <w:sz w:val="20"/>
+                <w:szCs w:val="20"/>
+              </w:rPr>
+            </w:pPr>
+          </w:p>
+        </w:tc>
+      </w:tr>
+      <w:tr>
+        <w:tc>
+          <w:tcPr>
+            <w:tcW w:w="531" w:type="dxa"/>
+          </w:tcPr>
+          <w:p>
+            <w:pPr>
+              <w:jc w:val="both"/>
+              <w:rPr>
+                <w:rFonts w:ascii="Times New Roman" w:hAnsi="Times New Roman" w:cs="Times New Roman"/>
+                <w:sz w:val="20"/>
+                <w:szCs w:val="20"/>
+              </w:rPr>
+            </w:pPr>
             <w:r>
-              <w:t>8:45</w:t>
-            </w:r>
-          </w:p>
-        </w:tc>
-        <w:tc>
-          <w:tcPr>
-            <w:tcW w:w="992" w:type="dxa"/>
-          </w:tcPr>
-          <w:p>
-            <w:r>
-              <w:t>9:30</w:t>
-            </w:r>
-          </w:p>
-        </w:tc>
-        <w:tc>
-          <w:tcPr>
-            <w:tcW w:w="1276" w:type="dxa"/>
-          </w:tcPr>
-          <w:p>
-            <w:r>
-              <w:t>45</w:t>
-            </w:r>
-          </w:p>
-        </w:tc>
-      </w:tr>
-      <w:tr>
-        <w:tc>
-          <w:tcPr>
-            <w:tcW w:w="531" w:type="dxa"/>
-          </w:tcPr>
-          <w:p>
-            <w:r>
+              <w:rPr>
+                <w:rFonts w:ascii="Times New Roman" w:hAnsi="Times New Roman" w:cs="Times New Roman"/>
+                <w:sz w:val="20"/>
+                <w:szCs w:val="20"/>
+              </w:rPr>
               <w:t>3</w:t>
             </w:r>
           </w:p>
@@ -3684,8 +4113,21 @@
             <w:tcW w:w="3292" w:type="dxa"/>
           </w:tcPr>
           <w:p>
+            <w:pPr>
+              <w:jc w:val="both"/>
+              <w:rPr>
+                <w:rFonts w:ascii="Times New Roman" w:hAnsi="Times New Roman" w:cs="Times New Roman"/>
+                <w:sz w:val="20"/>
+                <w:szCs w:val="20"/>
+              </w:rPr>
+            </w:pPr>
             <w:r>
-              <w:t>Выработка замысла</w:t>
+              <w:rPr>
+                <w:rFonts w:ascii="Times New Roman" w:hAnsi="Times New Roman" w:cs="Times New Roman"/>
+                <w:sz w:val="20"/>
+                <w:szCs w:val="20"/>
+              </w:rPr>
+              <w:t>Отдача предварительного распоряжения</w:t>
             </w:r>
           </w:p>
         </w:tc>
@@ -3694,39 +4136,67 @@
             <w:tcW w:w="850" w:type="dxa"/>
           </w:tcPr>
           <w:p>
+            <w:pPr>
+              <w:jc w:val="both"/>
+              <w:rPr>
+                <w:rFonts w:ascii="Times New Roman" w:hAnsi="Times New Roman" w:cs="Times New Roman"/>
+                <w:sz w:val="20"/>
+                <w:szCs w:val="20"/>
+              </w:rPr>
+            </w:pPr>
+          </w:p>
+        </w:tc>
+        <w:tc>
+          <w:tcPr>
+            <w:tcW w:w="992" w:type="dxa"/>
+          </w:tcPr>
+          <w:p>
+            <w:pPr>
+              <w:jc w:val="both"/>
+              <w:rPr>
+                <w:rFonts w:ascii="Times New Roman" w:hAnsi="Times New Roman" w:cs="Times New Roman"/>
+                <w:sz w:val="20"/>
+                <w:szCs w:val="20"/>
+              </w:rPr>
+            </w:pPr>
+          </w:p>
+        </w:tc>
+        <w:tc>
+          <w:tcPr>
+            <w:tcW w:w="1276" w:type="dxa"/>
+          </w:tcPr>
+          <w:p>
+            <w:pPr>
+              <w:jc w:val="both"/>
+              <w:rPr>
+                <w:rFonts w:ascii="Times New Roman" w:hAnsi="Times New Roman" w:cs="Times New Roman"/>
+                <w:sz w:val="20"/>
+                <w:szCs w:val="20"/>
+              </w:rPr>
+            </w:pPr>
+          </w:p>
+        </w:tc>
+      </w:tr>
+      <w:tr>
+        <w:tc>
+          <w:tcPr>
+            <w:tcW w:w="531" w:type="dxa"/>
+          </w:tcPr>
+          <w:p>
+            <w:pPr>
+              <w:jc w:val="both"/>
+              <w:rPr>
+                <w:rFonts w:ascii="Times New Roman" w:hAnsi="Times New Roman" w:cs="Times New Roman"/>
+                <w:sz w:val="20"/>
+                <w:szCs w:val="20"/>
+              </w:rPr>
+            </w:pPr>
             <w:r>
-              <w:t>9:30</w:t>
-            </w:r>
-          </w:p>
-        </w:tc>
-        <w:tc>
-          <w:tcPr>
-            <w:tcW w:w="992" w:type="dxa"/>
-          </w:tcPr>
-          <w:p>
-            <w:r>
-              <w:t>12:30</w:t>
-            </w:r>
-          </w:p>
-        </w:tc>
-        <w:tc>
-          <w:tcPr>
-            <w:tcW w:w="1276" w:type="dxa"/>
-          </w:tcPr>
-          <w:p>
-            <w:r>
-              <w:t>180</w:t>
-            </w:r>
-          </w:p>
-        </w:tc>
-      </w:tr>
-      <w:tr>
-        <w:tc>
-          <w:tcPr>
-            <w:tcW w:w="531" w:type="dxa"/>
-          </w:tcPr>
-          <w:p>
-            <w:r>
+              <w:rPr>
+                <w:rFonts w:ascii="Times New Roman" w:hAnsi="Times New Roman" w:cs="Times New Roman"/>
+                <w:sz w:val="20"/>
+                <w:szCs w:val="20"/>
+              </w:rPr>
               <w:t>4</w:t>
             </w:r>
           </w:p>
@@ -3736,8 +4206,21 @@
             <w:tcW w:w="3292" w:type="dxa"/>
           </w:tcPr>
           <w:p>
+            <w:pPr>
+              <w:jc w:val="both"/>
+              <w:rPr>
+                <w:rFonts w:ascii="Times New Roman" w:hAnsi="Times New Roman" w:cs="Times New Roman"/>
+                <w:sz w:val="20"/>
+                <w:szCs w:val="20"/>
+              </w:rPr>
+            </w:pPr>
             <w:r>
-              <w:t>Разведка местности / Проверка техники</w:t>
+              <w:rPr>
+                <w:rFonts w:ascii="Times New Roman" w:hAnsi="Times New Roman" w:cs="Times New Roman"/>
+                <w:sz w:val="20"/>
+                <w:szCs w:val="20"/>
+              </w:rPr>
+              <w:t>Оценка обстановки</w:t>
             </w:r>
           </w:p>
         </w:tc>
@@ -3746,39 +4229,67 @@
             <w:tcW w:w="850" w:type="dxa"/>
           </w:tcPr>
           <w:p>
+            <w:pPr>
+              <w:jc w:val="both"/>
+              <w:rPr>
+                <w:rFonts w:ascii="Times New Roman" w:hAnsi="Times New Roman" w:cs="Times New Roman"/>
+                <w:sz w:val="20"/>
+                <w:szCs w:val="20"/>
+              </w:rPr>
+            </w:pPr>
+          </w:p>
+        </w:tc>
+        <w:tc>
+          <w:tcPr>
+            <w:tcW w:w="992" w:type="dxa"/>
+          </w:tcPr>
+          <w:p>
+            <w:pPr>
+              <w:jc w:val="both"/>
+              <w:rPr>
+                <w:rFonts w:ascii="Times New Roman" w:hAnsi="Times New Roman" w:cs="Times New Roman"/>
+                <w:sz w:val="20"/>
+                <w:szCs w:val="20"/>
+              </w:rPr>
+            </w:pPr>
+          </w:p>
+        </w:tc>
+        <w:tc>
+          <w:tcPr>
+            <w:tcW w:w="1276" w:type="dxa"/>
+          </w:tcPr>
+          <w:p>
+            <w:pPr>
+              <w:jc w:val="both"/>
+              <w:rPr>
+                <w:rFonts w:ascii="Times New Roman" w:hAnsi="Times New Roman" w:cs="Times New Roman"/>
+                <w:sz w:val="20"/>
+                <w:szCs w:val="20"/>
+              </w:rPr>
+            </w:pPr>
+          </w:p>
+        </w:tc>
+      </w:tr>
+      <w:tr>
+        <w:tc>
+          <w:tcPr>
+            <w:tcW w:w="531" w:type="dxa"/>
+          </w:tcPr>
+          <w:p>
+            <w:pPr>
+              <w:jc w:val="both"/>
+              <w:rPr>
+                <w:rFonts w:ascii="Times New Roman" w:hAnsi="Times New Roman" w:cs="Times New Roman"/>
+                <w:sz w:val="20"/>
+                <w:szCs w:val="20"/>
+              </w:rPr>
+            </w:pPr>
             <w:r>
-              <w:t>9:30</w:t>
-            </w:r>
-          </w:p>
-        </w:tc>
-        <w:tc>
-          <w:tcPr>
-            <w:tcW w:w="992" w:type="dxa"/>
-          </w:tcPr>
-          <w:p>
-            <w:r>
-              <w:t>14:00</w:t>
-            </w:r>
-          </w:p>
-        </w:tc>
-        <w:tc>
-          <w:tcPr>
-            <w:tcW w:w="1276" w:type="dxa"/>
-          </w:tcPr>
-          <w:p>
-            <w:r>
-              <w:t>270</w:t>
-            </w:r>
-          </w:p>
-        </w:tc>
-      </w:tr>
-      <w:tr>
-        <w:tc>
-          <w:tcPr>
-            <w:tcW w:w="531" w:type="dxa"/>
-          </w:tcPr>
-          <w:p>
-            <w:r>
+              <w:rPr>
+                <w:rFonts w:ascii="Times New Roman" w:hAnsi="Times New Roman" w:cs="Times New Roman"/>
+                <w:sz w:val="20"/>
+                <w:szCs w:val="20"/>
+              </w:rPr>
               <w:t>5</w:t>
             </w:r>
           </w:p>
@@ -3788,8 +4299,21 @@
             <w:tcW w:w="3292" w:type="dxa"/>
           </w:tcPr>
           <w:p>
+            <w:pPr>
+              <w:jc w:val="both"/>
+              <w:rPr>
+                <w:rFonts w:ascii="Times New Roman" w:hAnsi="Times New Roman" w:cs="Times New Roman"/>
+                <w:sz w:val="20"/>
+                <w:szCs w:val="20"/>
+              </w:rPr>
+            </w:pPr>
             <w:r>
-              <w:t>Контроль отработки нормативов, проверка слаженности, тренировка состава</w:t>
+              <w:rPr>
+                <w:rFonts w:ascii="Times New Roman" w:hAnsi="Times New Roman" w:cs="Times New Roman"/>
+                <w:sz w:val="20"/>
+                <w:szCs w:val="20"/>
+              </w:rPr>
+              <w:t>Принятие решения (и доклад командиру роты)</w:t>
             </w:r>
           </w:p>
         </w:tc>
@@ -3798,39 +4322,67 @@
             <w:tcW w:w="850" w:type="dxa"/>
           </w:tcPr>
           <w:p>
+            <w:pPr>
+              <w:jc w:val="both"/>
+              <w:rPr>
+                <w:rFonts w:ascii="Times New Roman" w:hAnsi="Times New Roman" w:cs="Times New Roman"/>
+                <w:sz w:val="20"/>
+                <w:szCs w:val="20"/>
+              </w:rPr>
+            </w:pPr>
+          </w:p>
+        </w:tc>
+        <w:tc>
+          <w:tcPr>
+            <w:tcW w:w="992" w:type="dxa"/>
+          </w:tcPr>
+          <w:p>
+            <w:pPr>
+              <w:jc w:val="both"/>
+              <w:rPr>
+                <w:rFonts w:ascii="Times New Roman" w:hAnsi="Times New Roman" w:cs="Times New Roman"/>
+                <w:sz w:val="20"/>
+                <w:szCs w:val="20"/>
+              </w:rPr>
+            </w:pPr>
+          </w:p>
+        </w:tc>
+        <w:tc>
+          <w:tcPr>
+            <w:tcW w:w="1276" w:type="dxa"/>
+          </w:tcPr>
+          <w:p>
+            <w:pPr>
+              <w:jc w:val="both"/>
+              <w:rPr>
+                <w:rFonts w:ascii="Times New Roman" w:hAnsi="Times New Roman" w:cs="Times New Roman"/>
+                <w:sz w:val="20"/>
+                <w:szCs w:val="20"/>
+              </w:rPr>
+            </w:pPr>
+          </w:p>
+        </w:tc>
+      </w:tr>
+      <w:tr>
+        <w:tc>
+          <w:tcPr>
+            <w:tcW w:w="531" w:type="dxa"/>
+          </w:tcPr>
+          <w:p>
+            <w:pPr>
+              <w:jc w:val="both"/>
+              <w:rPr>
+                <w:rFonts w:ascii="Times New Roman" w:hAnsi="Times New Roman" w:cs="Times New Roman"/>
+                <w:sz w:val="20"/>
+                <w:szCs w:val="20"/>
+              </w:rPr>
+            </w:pPr>
             <w:r>
-              <w:t>14:00</w:t>
-            </w:r>
-          </w:p>
-        </w:tc>
-        <w:tc>
-          <w:tcPr>
-            <w:tcW w:w="992" w:type="dxa"/>
-          </w:tcPr>
-          <w:p>
-            <w:r>
-              <w:t>18:30</w:t>
-            </w:r>
-          </w:p>
-        </w:tc>
-        <w:tc>
-          <w:tcPr>
-            <w:tcW w:w="1276" w:type="dxa"/>
-          </w:tcPr>
-          <w:p>
-            <w:r>
-              <w:t>270</w:t>
-            </w:r>
-          </w:p>
-        </w:tc>
-      </w:tr>
-      <w:tr>
-        <w:tc>
-          <w:tcPr>
-            <w:tcW w:w="531" w:type="dxa"/>
-          </w:tcPr>
-          <w:p>
-            <w:r>
+              <w:rPr>
+                <w:rFonts w:ascii="Times New Roman" w:hAnsi="Times New Roman" w:cs="Times New Roman"/>
+                <w:sz w:val="20"/>
+                <w:szCs w:val="20"/>
+              </w:rPr>
               <w:t>6</w:t>
             </w:r>
           </w:p>
@@ -3840,8 +4392,21 @@
             <w:tcW w:w="3292" w:type="dxa"/>
           </w:tcPr>
           <w:p>
+            <w:pPr>
+              <w:jc w:val="both"/>
+              <w:rPr>
+                <w:rFonts w:ascii="Times New Roman" w:hAnsi="Times New Roman" w:cs="Times New Roman"/>
+                <w:sz w:val="20"/>
+                <w:szCs w:val="20"/>
+              </w:rPr>
+            </w:pPr>
             <w:r>
-              <w:t>Проверка снаряжения, контроль готовности л/с, подготовка к проходу</w:t>
+              <w:rPr>
+                <w:rFonts w:ascii="Times New Roman" w:hAnsi="Times New Roman" w:cs="Times New Roman"/>
+                <w:sz w:val="20"/>
+                <w:szCs w:val="20"/>
+              </w:rPr>
+              <w:t>Рекогносцировка (и организация взаимодействия)</w:t>
             </w:r>
           </w:p>
         </w:tc>
@@ -3850,39 +4415,67 @@
             <w:tcW w:w="850" w:type="dxa"/>
           </w:tcPr>
           <w:p>
+            <w:pPr>
+              <w:jc w:val="both"/>
+              <w:rPr>
+                <w:rFonts w:ascii="Times New Roman" w:hAnsi="Times New Roman" w:cs="Times New Roman"/>
+                <w:sz w:val="20"/>
+                <w:szCs w:val="20"/>
+              </w:rPr>
+            </w:pPr>
+          </w:p>
+        </w:tc>
+        <w:tc>
+          <w:tcPr>
+            <w:tcW w:w="992" w:type="dxa"/>
+          </w:tcPr>
+          <w:p>
+            <w:pPr>
+              <w:jc w:val="both"/>
+              <w:rPr>
+                <w:rFonts w:ascii="Times New Roman" w:hAnsi="Times New Roman" w:cs="Times New Roman"/>
+                <w:sz w:val="20"/>
+                <w:szCs w:val="20"/>
+              </w:rPr>
+            </w:pPr>
+          </w:p>
+        </w:tc>
+        <w:tc>
+          <w:tcPr>
+            <w:tcW w:w="1276" w:type="dxa"/>
+          </w:tcPr>
+          <w:p>
+            <w:pPr>
+              <w:jc w:val="both"/>
+              <w:rPr>
+                <w:rFonts w:ascii="Times New Roman" w:hAnsi="Times New Roman" w:cs="Times New Roman"/>
+                <w:sz w:val="20"/>
+                <w:szCs w:val="20"/>
+              </w:rPr>
+            </w:pPr>
+          </w:p>
+        </w:tc>
+      </w:tr>
+      <w:tr>
+        <w:tc>
+          <w:tcPr>
+            <w:tcW w:w="531" w:type="dxa"/>
+          </w:tcPr>
+          <w:p>
+            <w:pPr>
+              <w:jc w:val="both"/>
+              <w:rPr>
+                <w:rFonts w:ascii="Times New Roman" w:hAnsi="Times New Roman" w:cs="Times New Roman"/>
+                <w:sz w:val="20"/>
+                <w:szCs w:val="20"/>
+              </w:rPr>
+            </w:pPr>
             <w:r>
-              <w:t>18:30</w:t>
-            </w:r>
-          </w:p>
-        </w:tc>
-        <w:tc>
-          <w:tcPr>
-            <w:tcW w:w="992" w:type="dxa"/>
-          </w:tcPr>
-          <w:p>
-            <w:r>
-              <w:t>19:30</w:t>
-            </w:r>
-          </w:p>
-        </w:tc>
-        <w:tc>
-          <w:tcPr>
-            <w:tcW w:w="1276" w:type="dxa"/>
-          </w:tcPr>
-          <w:p>
-            <w:r>
-              <w:t>60</w:t>
-            </w:r>
-          </w:p>
-        </w:tc>
-      </w:tr>
-      <w:tr>
-        <w:tc>
-          <w:tcPr>
-            <w:tcW w:w="531" w:type="dxa"/>
-          </w:tcPr>
-          <w:p>
-            <w:r>
+              <w:rPr>
+                <w:rFonts w:ascii="Times New Roman" w:hAnsi="Times New Roman" w:cs="Times New Roman"/>
+                <w:sz w:val="20"/>
+                <w:szCs w:val="20"/>
+              </w:rPr>
               <w:t>7</w:t>
             </w:r>
           </w:p>
@@ -3892,8 +4485,21 @@
             <w:tcW w:w="3292" w:type="dxa"/>
           </w:tcPr>
           <w:p>
+            <w:pPr>
+              <w:jc w:val="both"/>
+              <w:rPr>
+                <w:rFonts w:ascii="Times New Roman" w:hAnsi="Times New Roman" w:cs="Times New Roman"/>
+                <w:sz w:val="20"/>
+                <w:szCs w:val="20"/>
+              </w:rPr>
+            </w:pPr>
             <w:r>
-              <w:t>Сон</w:t>
+              <w:rPr>
+                <w:rFonts w:ascii="Times New Roman" w:hAnsi="Times New Roman" w:cs="Times New Roman"/>
+                <w:sz w:val="20"/>
+                <w:szCs w:val="20"/>
+              </w:rPr>
+              <w:t>Отдача боевого приказа</w:t>
             </w:r>
           </w:p>
         </w:tc>
@@ -3902,39 +4508,67 @@
             <w:tcW w:w="850" w:type="dxa"/>
           </w:tcPr>
           <w:p>
+            <w:pPr>
+              <w:jc w:val="both"/>
+              <w:rPr>
+                <w:rFonts w:ascii="Times New Roman" w:hAnsi="Times New Roman" w:cs="Times New Roman"/>
+                <w:sz w:val="20"/>
+                <w:szCs w:val="20"/>
+              </w:rPr>
+            </w:pPr>
+          </w:p>
+        </w:tc>
+        <w:tc>
+          <w:tcPr>
+            <w:tcW w:w="992" w:type="dxa"/>
+          </w:tcPr>
+          <w:p>
+            <w:pPr>
+              <w:jc w:val="both"/>
+              <w:rPr>
+                <w:rFonts w:ascii="Times New Roman" w:hAnsi="Times New Roman" w:cs="Times New Roman"/>
+                <w:sz w:val="20"/>
+                <w:szCs w:val="20"/>
+              </w:rPr>
+            </w:pPr>
+          </w:p>
+        </w:tc>
+        <w:tc>
+          <w:tcPr>
+            <w:tcW w:w="1276" w:type="dxa"/>
+          </w:tcPr>
+          <w:p>
+            <w:pPr>
+              <w:jc w:val="both"/>
+              <w:rPr>
+                <w:rFonts w:ascii="Times New Roman" w:hAnsi="Times New Roman" w:cs="Times New Roman"/>
+                <w:sz w:val="20"/>
+                <w:szCs w:val="20"/>
+              </w:rPr>
+            </w:pPr>
+          </w:p>
+        </w:tc>
+      </w:tr>
+      <w:tr>
+        <w:tc>
+          <w:tcPr>
+            <w:tcW w:w="531" w:type="dxa"/>
+          </w:tcPr>
+          <w:p>
+            <w:pPr>
+              <w:jc w:val="both"/>
+              <w:rPr>
+                <w:rFonts w:ascii="Times New Roman" w:hAnsi="Times New Roman" w:cs="Times New Roman"/>
+                <w:sz w:val="20"/>
+                <w:szCs w:val="20"/>
+              </w:rPr>
+            </w:pPr>
             <w:r>
-              <w:t>19:30</w:t>
-            </w:r>
-          </w:p>
-        </w:tc>
-        <w:tc>
-          <w:tcPr>
-            <w:tcW w:w="992" w:type="dxa"/>
-          </w:tcPr>
-          <w:p>
-            <w:r>
-              <w:t>03:30</w:t>
-            </w:r>
-          </w:p>
-        </w:tc>
-        <w:tc>
-          <w:tcPr>
-            <w:tcW w:w="1276" w:type="dxa"/>
-          </w:tcPr>
-          <w:p>
-            <w:r>
-              <w:t>480</w:t>
-            </w:r>
-          </w:p>
-        </w:tc>
-      </w:tr>
-      <w:tr>
-        <w:tc>
-          <w:tcPr>
-            <w:tcW w:w="531" w:type="dxa"/>
-          </w:tcPr>
-          <w:p>
-            <w:r>
+              <w:rPr>
+                <w:rFonts w:ascii="Times New Roman" w:hAnsi="Times New Roman" w:cs="Times New Roman"/>
+                <w:sz w:val="20"/>
+                <w:szCs w:val="20"/>
+              </w:rPr>
               <w:t>8</w:t>
             </w:r>
           </w:p>
@@ -3944,8 +4578,21 @@
             <w:tcW w:w="3292" w:type="dxa"/>
           </w:tcPr>
           <w:p>
+            <w:pPr>
+              <w:jc w:val="both"/>
+              <w:rPr>
+                <w:rFonts w:ascii="Times New Roman" w:hAnsi="Times New Roman" w:cs="Times New Roman"/>
+                <w:sz w:val="20"/>
+                <w:szCs w:val="20"/>
+              </w:rPr>
+            </w:pPr>
             <w:r>
-              <w:t>Боевой приказ</w:t>
+              <w:rPr>
+                <w:rFonts w:ascii="Times New Roman" w:hAnsi="Times New Roman" w:cs="Times New Roman"/>
+                <w:sz w:val="20"/>
+                <w:szCs w:val="20"/>
+              </w:rPr>
+              <w:t>Выдвижение в район выполнения задачи</w:t>
             </w:r>
           </w:p>
         </w:tc>
@@ -3954,39 +4601,67 @@
             <w:tcW w:w="850" w:type="dxa"/>
           </w:tcPr>
           <w:p>
+            <w:pPr>
+              <w:jc w:val="both"/>
+              <w:rPr>
+                <w:rFonts w:ascii="Times New Roman" w:hAnsi="Times New Roman" w:cs="Times New Roman"/>
+                <w:sz w:val="20"/>
+                <w:szCs w:val="20"/>
+              </w:rPr>
+            </w:pPr>
+          </w:p>
+        </w:tc>
+        <w:tc>
+          <w:tcPr>
+            <w:tcW w:w="992" w:type="dxa"/>
+          </w:tcPr>
+          <w:p>
+            <w:pPr>
+              <w:jc w:val="both"/>
+              <w:rPr>
+                <w:rFonts w:ascii="Times New Roman" w:hAnsi="Times New Roman" w:cs="Times New Roman"/>
+                <w:sz w:val="20"/>
+                <w:szCs w:val="20"/>
+              </w:rPr>
+            </w:pPr>
+          </w:p>
+        </w:tc>
+        <w:tc>
+          <w:tcPr>
+            <w:tcW w:w="1276" w:type="dxa"/>
+          </w:tcPr>
+          <w:p>
+            <w:pPr>
+              <w:jc w:val="both"/>
+              <w:rPr>
+                <w:rFonts w:ascii="Times New Roman" w:hAnsi="Times New Roman" w:cs="Times New Roman"/>
+                <w:sz w:val="20"/>
+                <w:szCs w:val="20"/>
+              </w:rPr>
+            </w:pPr>
+          </w:p>
+        </w:tc>
+      </w:tr>
+      <w:tr>
+        <w:tc>
+          <w:tcPr>
+            <w:tcW w:w="531" w:type="dxa"/>
+          </w:tcPr>
+          <w:p>
+            <w:pPr>
+              <w:jc w:val="both"/>
+              <w:rPr>
+                <w:rFonts w:ascii="Times New Roman" w:hAnsi="Times New Roman" w:cs="Times New Roman"/>
+                <w:sz w:val="20"/>
+                <w:szCs w:val="20"/>
+              </w:rPr>
+            </w:pPr>
             <w:r>
-              <w:t>03:45</w:t>
-            </w:r>
-          </w:p>
-        </w:tc>
-        <w:tc>
-          <w:tcPr>
-            <w:tcW w:w="992" w:type="dxa"/>
-          </w:tcPr>
-          <w:p>
-            <w:r>
-              <w:t>03:45</w:t>
-            </w:r>
-          </w:p>
-        </w:tc>
-        <w:tc>
-          <w:tcPr>
-            <w:tcW w:w="1276" w:type="dxa"/>
-          </w:tcPr>
-          <w:p>
-            <w:r>
-              <w:t>—</w:t>
-            </w:r>
-          </w:p>
-        </w:tc>
-      </w:tr>
-      <w:tr>
-        <w:tc>
-          <w:tcPr>
-            <w:tcW w:w="531" w:type="dxa"/>
-          </w:tcPr>
-          <w:p>
-            <w:r>
+              <w:rPr>
+                <w:rFonts w:ascii="Times New Roman" w:hAnsi="Times New Roman" w:cs="Times New Roman"/>
+                <w:sz w:val="20"/>
+                <w:szCs w:val="20"/>
+              </w:rPr>
               <w:t>9</w:t>
             </w:r>
           </w:p>
@@ -3996,8 +4671,21 @@
             <w:tcW w:w="3292" w:type="dxa"/>
           </w:tcPr>
           <w:p>
+            <w:pPr>
+              <w:jc w:val="both"/>
+              <w:rPr>
+                <w:rFonts w:ascii="Times New Roman" w:hAnsi="Times New Roman" w:cs="Times New Roman"/>
+                <w:sz w:val="20"/>
+                <w:szCs w:val="20"/>
+              </w:rPr>
+            </w:pPr>
             <w:r>
-              <w:t>Марш к пункту назначения</w:t>
+              <w:rPr>
+                <w:rFonts w:ascii="Times New Roman" w:hAnsi="Times New Roman" w:cs="Times New Roman"/>
+                <w:sz w:val="20"/>
+                <w:szCs w:val="20"/>
+              </w:rPr>
+              <w:t>Отдача приказа командирами отделений</w:t>
             </w:r>
           </w:p>
         </w:tc>
@@ -4006,39 +4694,67 @@
             <w:tcW w:w="850" w:type="dxa"/>
           </w:tcPr>
           <w:p>
+            <w:pPr>
+              <w:jc w:val="both"/>
+              <w:rPr>
+                <w:rFonts w:ascii="Times New Roman" w:hAnsi="Times New Roman" w:cs="Times New Roman"/>
+                <w:sz w:val="20"/>
+                <w:szCs w:val="20"/>
+              </w:rPr>
+            </w:pPr>
+          </w:p>
+        </w:tc>
+        <w:tc>
+          <w:tcPr>
+            <w:tcW w:w="992" w:type="dxa"/>
+          </w:tcPr>
+          <w:p>
+            <w:pPr>
+              <w:jc w:val="both"/>
+              <w:rPr>
+                <w:rFonts w:ascii="Times New Roman" w:hAnsi="Times New Roman" w:cs="Times New Roman"/>
+                <w:sz w:val="20"/>
+                <w:szCs w:val="20"/>
+              </w:rPr>
+            </w:pPr>
+          </w:p>
+        </w:tc>
+        <w:tc>
+          <w:tcPr>
+            <w:tcW w:w="1276" w:type="dxa"/>
+          </w:tcPr>
+          <w:p>
+            <w:pPr>
+              <w:jc w:val="both"/>
+              <w:rPr>
+                <w:rFonts w:ascii="Times New Roman" w:hAnsi="Times New Roman" w:cs="Times New Roman"/>
+                <w:sz w:val="20"/>
+                <w:szCs w:val="20"/>
+              </w:rPr>
+            </w:pPr>
+          </w:p>
+        </w:tc>
+      </w:tr>
+      <w:tr>
+        <w:tc>
+          <w:tcPr>
+            <w:tcW w:w="531" w:type="dxa"/>
+          </w:tcPr>
+          <w:p>
+            <w:pPr>
+              <w:jc w:val="both"/>
+              <w:rPr>
+                <w:rFonts w:ascii="Times New Roman" w:hAnsi="Times New Roman" w:cs="Times New Roman"/>
+                <w:sz w:val="20"/>
+                <w:szCs w:val="20"/>
+              </w:rPr>
+            </w:pPr>
             <w:r>
-              <w:t>03:45</w:t>
-            </w:r>
-          </w:p>
-        </w:tc>
-        <w:tc>
-          <w:tcPr>
-            <w:tcW w:w="992" w:type="dxa"/>
-          </w:tcPr>
-          <w:p>
-            <w:r>
-              <w:t>06:00</w:t>
-            </w:r>
-          </w:p>
-        </w:tc>
-        <w:tc>
-          <w:tcPr>
-            <w:tcW w:w="1276" w:type="dxa"/>
-          </w:tcPr>
-          <w:p>
-            <w:r>
-              <w:t>135</w:t>
-            </w:r>
-          </w:p>
-        </w:tc>
-      </w:tr>
-      <w:tr>
-        <w:tc>
-          <w:tcPr>
-            <w:tcW w:w="531" w:type="dxa"/>
-          </w:tcPr>
-          <w:p>
-            <w:r>
+              <w:rPr>
+                <w:rFonts w:ascii="Times New Roman" w:hAnsi="Times New Roman" w:cs="Times New Roman"/>
+                <w:sz w:val="20"/>
+                <w:szCs w:val="20"/>
+              </w:rPr>
               <w:t>10</w:t>
             </w:r>
           </w:p>
@@ -4048,8 +4764,21 @@
             <w:tcW w:w="3292" w:type="dxa"/>
           </w:tcPr>
           <w:p>
+            <w:pPr>
+              <w:jc w:val="both"/>
+              <w:rPr>
+                <w:rFonts w:ascii="Times New Roman" w:hAnsi="Times New Roman" w:cs="Times New Roman"/>
+                <w:sz w:val="20"/>
+                <w:szCs w:val="20"/>
+              </w:rPr>
+            </w:pPr>
             <w:r>
-              <w:t>Установка лесозавода</w:t>
+              <w:rPr>
+                <w:rFonts w:ascii="Times New Roman" w:hAnsi="Times New Roman" w:cs="Times New Roman"/>
+                <w:sz w:val="20"/>
+                <w:szCs w:val="20"/>
+              </w:rPr>
+              <w:t>Готовность взвода к выполнению задачи</w:t>
             </w:r>
           </w:p>
         </w:tc>
@@ -4058,39 +4787,67 @@
             <w:tcW w:w="850" w:type="dxa"/>
           </w:tcPr>
           <w:p>
+            <w:pPr>
+              <w:jc w:val="both"/>
+              <w:rPr>
+                <w:rFonts w:ascii="Times New Roman" w:hAnsi="Times New Roman" w:cs="Times New Roman"/>
+                <w:sz w:val="20"/>
+                <w:szCs w:val="20"/>
+              </w:rPr>
+            </w:pPr>
+          </w:p>
+        </w:tc>
+        <w:tc>
+          <w:tcPr>
+            <w:tcW w:w="992" w:type="dxa"/>
+          </w:tcPr>
+          <w:p>
+            <w:pPr>
+              <w:jc w:val="both"/>
+              <w:rPr>
+                <w:rFonts w:ascii="Times New Roman" w:hAnsi="Times New Roman" w:cs="Times New Roman"/>
+                <w:sz w:val="20"/>
+                <w:szCs w:val="20"/>
+              </w:rPr>
+            </w:pPr>
+          </w:p>
+        </w:tc>
+        <w:tc>
+          <w:tcPr>
+            <w:tcW w:w="1276" w:type="dxa"/>
+          </w:tcPr>
+          <w:p>
+            <w:pPr>
+              <w:jc w:val="both"/>
+              <w:rPr>
+                <w:rFonts w:ascii="Times New Roman" w:hAnsi="Times New Roman" w:cs="Times New Roman"/>
+                <w:sz w:val="20"/>
+                <w:szCs w:val="20"/>
+              </w:rPr>
+            </w:pPr>
+          </w:p>
+        </w:tc>
+      </w:tr>
+      <w:tr>
+        <w:tc>
+          <w:tcPr>
+            <w:tcW w:w="531" w:type="dxa"/>
+          </w:tcPr>
+          <w:p>
+            <w:pPr>
+              <w:jc w:val="both"/>
+              <w:rPr>
+                <w:rFonts w:ascii="Times New Roman" w:hAnsi="Times New Roman" w:cs="Times New Roman"/>
+                <w:sz w:val="20"/>
+                <w:szCs w:val="20"/>
+              </w:rPr>
+            </w:pPr>
             <w:r>
-              <w:t>06:00</w:t>
-            </w:r>
-          </w:p>
-        </w:tc>
-        <w:tc>
-          <w:tcPr>
-            <w:tcW w:w="992" w:type="dxa"/>
-          </w:tcPr>
-          <w:p>
-            <w:r>
-              <w:t>07:40</w:t>
-            </w:r>
-          </w:p>
-        </w:tc>
-        <w:tc>
-          <w:tcPr>
-            <w:tcW w:w="1276" w:type="dxa"/>
-          </w:tcPr>
-          <w:p>
-            <w:r>
-              <w:t>100</w:t>
-            </w:r>
-          </w:p>
-        </w:tc>
-      </w:tr>
-      <w:tr>
-        <w:tc>
-          <w:tcPr>
-            <w:tcW w:w="531" w:type="dxa"/>
-          </w:tcPr>
-          <w:p>
-            <w:r>
+              <w:rPr>
+                <w:rFonts w:ascii="Times New Roman" w:hAnsi="Times New Roman" w:cs="Times New Roman"/>
+                <w:sz w:val="20"/>
+                <w:szCs w:val="20"/>
+              </w:rPr>
               <w:t>11</w:t>
             </w:r>
           </w:p>
@@ -4100,8 +4857,21 @@
             <w:tcW w:w="3292" w:type="dxa"/>
           </w:tcPr>
           <w:p>
+            <w:pPr>
+              <w:jc w:val="both"/>
+              <w:rPr>
+                <w:rFonts w:ascii="Times New Roman" w:hAnsi="Times New Roman" w:cs="Times New Roman"/>
+                <w:sz w:val="20"/>
+                <w:szCs w:val="20"/>
+              </w:rPr>
+            </w:pPr>
             <w:r>
-              <w:t>Распил леса / Контроль безопасности и темпа производства</w:t>
+              <w:rPr>
+                <w:rFonts w:ascii="Times New Roman" w:hAnsi="Times New Roman" w:cs="Times New Roman"/>
+                <w:sz w:val="20"/>
+                <w:szCs w:val="20"/>
+              </w:rPr>
+              <w:t>Контроль и руководство выполнением боевой задачи</w:t>
             </w:r>
           </w:p>
         </w:tc>
@@ -4110,39 +4880,67 @@
             <w:tcW w:w="850" w:type="dxa"/>
           </w:tcPr>
           <w:p>
+            <w:pPr>
+              <w:jc w:val="both"/>
+              <w:rPr>
+                <w:rFonts w:ascii="Times New Roman" w:hAnsi="Times New Roman" w:cs="Times New Roman"/>
+                <w:sz w:val="20"/>
+                <w:szCs w:val="20"/>
+              </w:rPr>
+            </w:pPr>
+          </w:p>
+        </w:tc>
+        <w:tc>
+          <w:tcPr>
+            <w:tcW w:w="992" w:type="dxa"/>
+          </w:tcPr>
+          <w:p>
+            <w:pPr>
+              <w:jc w:val="both"/>
+              <w:rPr>
+                <w:rFonts w:ascii="Times New Roman" w:hAnsi="Times New Roman" w:cs="Times New Roman"/>
+                <w:sz w:val="20"/>
+                <w:szCs w:val="20"/>
+              </w:rPr>
+            </w:pPr>
+          </w:p>
+        </w:tc>
+        <w:tc>
+          <w:tcPr>
+            <w:tcW w:w="1276" w:type="dxa"/>
+          </w:tcPr>
+          <w:p>
+            <w:pPr>
+              <w:jc w:val="both"/>
+              <w:rPr>
+                <w:rFonts w:ascii="Times New Roman" w:hAnsi="Times New Roman" w:cs="Times New Roman"/>
+                <w:sz w:val="20"/>
+                <w:szCs w:val="20"/>
+              </w:rPr>
+            </w:pPr>
+          </w:p>
+        </w:tc>
+      </w:tr>
+      <w:tr>
+        <w:tc>
+          <w:tcPr>
+            <w:tcW w:w="531" w:type="dxa"/>
+          </w:tcPr>
+          <w:p>
+            <w:pPr>
+              <w:jc w:val="both"/>
+              <w:rPr>
+                <w:rFonts w:ascii="Times New Roman" w:hAnsi="Times New Roman" w:cs="Times New Roman"/>
+                <w:sz w:val="20"/>
+                <w:szCs w:val="20"/>
+              </w:rPr>
+            </w:pPr>
             <w:r>
-              <w:t>07:40</w:t>
-            </w:r>
-          </w:p>
-        </w:tc>
-        <w:tc>
-          <w:tcPr>
-            <w:tcW w:w="992" w:type="dxa"/>
-          </w:tcPr>
-          <w:p>
-            <w:r>
-              <w:t>09:00</w:t>
-            </w:r>
-          </w:p>
-        </w:tc>
-        <w:tc>
-          <w:tcPr>
-            <w:tcW w:w="1276" w:type="dxa"/>
-          </w:tcPr>
-          <w:p>
-            <w:r>
-              <w:t>80</w:t>
-            </w:r>
-          </w:p>
-        </w:tc>
-      </w:tr>
-      <w:tr>
-        <w:tc>
-          <w:tcPr>
-            <w:tcW w:w="531" w:type="dxa"/>
-          </w:tcPr>
-          <w:p>
-            <w:r>
+              <w:rPr>
+                <w:rFonts w:ascii="Times New Roman" w:hAnsi="Times New Roman" w:cs="Times New Roman"/>
+                <w:sz w:val="20"/>
+                <w:szCs w:val="20"/>
+              </w:rPr>
               <w:t>12</w:t>
             </w:r>
           </w:p>
@@ -4152,8 +4950,21 @@
             <w:tcW w:w="3292" w:type="dxa"/>
           </w:tcPr>
           <w:p>
+            <w:pPr>
+              <w:jc w:val="both"/>
+              <w:rPr>
+                <w:rFonts w:ascii="Times New Roman" w:hAnsi="Times New Roman" w:cs="Times New Roman"/>
+                <w:sz w:val="20"/>
+                <w:szCs w:val="20"/>
+              </w:rPr>
+            </w:pPr>
             <w:r>
-              <w:t>Марш к контрольному пункту КПБ бригады</w:t>
+              <w:rPr>
+                <w:rFonts w:ascii="Times New Roman" w:hAnsi="Times New Roman" w:cs="Times New Roman"/>
+                <w:sz w:val="20"/>
+                <w:szCs w:val="20"/>
+              </w:rPr>
+              <w:t>Доклад о выполнении боевой задачи (составление донесения и представление его командиру (начальнику)</w:t>
             </w:r>
           </w:p>
         </w:tc>
@@ -4162,9 +4973,14 @@
             <w:tcW w:w="850" w:type="dxa"/>
           </w:tcPr>
           <w:p>
-            <w:r>
-              <w:t>09:00</w:t>
-            </w:r>
+            <w:pPr>
+              <w:jc w:val="both"/>
+              <w:rPr>
+                <w:rFonts w:ascii="Times New Roman" w:hAnsi="Times New Roman" w:cs="Times New Roman"/>
+                <w:sz w:val="20"/>
+                <w:szCs w:val="20"/>
+              </w:rPr>
+            </w:pPr>
           </w:p>
         </w:tc>
         <w:tc>
@@ -4172,9 +4988,14 @@
             <w:tcW w:w="992" w:type="dxa"/>
           </w:tcPr>
           <w:p>
-            <w:r>
-              <w:t>10:00</w:t>
-            </w:r>
+            <w:pPr>
+              <w:jc w:val="both"/>
+              <w:rPr>
+                <w:rFonts w:ascii="Times New Roman" w:hAnsi="Times New Roman" w:cs="Times New Roman"/>
+                <w:sz w:val="20"/>
+                <w:szCs w:val="20"/>
+              </w:rPr>
+            </w:pPr>
           </w:p>
         </w:tc>
         <w:tc>
@@ -4182,9 +5003,14 @@
             <w:tcW w:w="1276" w:type="dxa"/>
           </w:tcPr>
           <w:p>
-            <w:r>
-              <w:t>60</w:t>
-            </w:r>
+            <w:pPr>
+              <w:jc w:val="both"/>
+              <w:rPr>
+                <w:rFonts w:ascii="Times New Roman" w:hAnsi="Times New Roman" w:cs="Times New Roman"/>
+                <w:sz w:val="20"/>
+                <w:szCs w:val="20"/>
+              </w:rPr>
+            </w:pPr>
           </w:p>
         </w:tc>
       </w:tr>
@@ -4383,67 +5209,111 @@
             <w:tcW w:w="10195" w:type="dxa"/>
           </w:tcPr>
           <w:p>
-            <w:r>
-              <w:t>Установить лесозавод и организовать его работу; организовать подвоз материалов на командный пункт бригады.</w:t>
-            </w:r>
-          </w:p>
-        </w:tc>
-      </w:tr>
-      <w:tr>
-        <w:tc>
-          <w:tcPr>
-            <w:tcW w:w="10195" w:type="dxa"/>
-          </w:tcPr>
-          <w:p>
-            <w:r>
-              <w:t>Развернуть РЭЛМ в лесном массиве (54074).</w:t>
-            </w:r>
-          </w:p>
-        </w:tc>
-      </w:tr>
-      <w:tr>
-        <w:tc>
-          <w:tcPr>
-            <w:tcW w:w="10195" w:type="dxa"/>
-          </w:tcPr>
-          <w:p>
-            <w:r>
-              <w:t>Изготовить разборные конструкции: убежища, блиндажи безврубочной конструкции, перекрытые щели, одежда крутости.</w:t>
-            </w:r>
-          </w:p>
-        </w:tc>
-      </w:tr>
-      <w:tr>
-        <w:tc>
-          <w:tcPr>
-            <w:tcW w:w="10195" w:type="dxa"/>
-          </w:tcPr>
-          <w:p>
-            <w:r>
-              <w:t>Организовать подвоз материалов на КП бригады (53068).</w:t>
-            </w:r>
-          </w:p>
-        </w:tc>
-      </w:tr>
-      <w:tr>
-        <w:tc>
-          <w:tcPr>
-            <w:tcW w:w="10195" w:type="dxa"/>
-          </w:tcPr>
-          <w:p>
-            <w:r>
-              <w:t>Срок: лесозавод к 10:00 01.07, подвоз к 13:00 01.07, полное оборудование РЭЛМ к 8:00 02.07.</w:t>
-            </w:r>
-          </w:p>
-        </w:tc>
-      </w:tr>
-      <w:tr>
-        <w:tc>
-          <w:tcPr>
-            <w:tcW w:w="10195" w:type="dxa"/>
-          </w:tcPr>
-          <w:p>
-            <w:r/>
+            <w:pPr>
+              <w:jc w:val="both"/>
+              <w:rPr>
+                <w:rFonts w:ascii="Arial" w:hAnsi="Arial" w:cs="Arial"/>
+                <w:color w:val="333333"/>
+                <w:sz w:val="20"/>
+                <w:szCs w:val="20"/>
+                <w:shd w:val="clear" w:color="auto" w:fill="FFFFFF"/>
+              </w:rPr>
+            </w:pPr>
+          </w:p>
+        </w:tc>
+      </w:tr>
+      <w:tr>
+        <w:tc>
+          <w:tcPr>
+            <w:tcW w:w="10195" w:type="dxa"/>
+          </w:tcPr>
+          <w:p>
+            <w:pPr>
+              <w:jc w:val="both"/>
+              <w:rPr>
+                <w:rFonts w:ascii="Arial" w:hAnsi="Arial" w:cs="Arial"/>
+                <w:color w:val="333333"/>
+                <w:sz w:val="20"/>
+                <w:szCs w:val="20"/>
+                <w:shd w:val="clear" w:color="auto" w:fill="FFFFFF"/>
+              </w:rPr>
+            </w:pPr>
+          </w:p>
+        </w:tc>
+      </w:tr>
+      <w:tr>
+        <w:tc>
+          <w:tcPr>
+            <w:tcW w:w="10195" w:type="dxa"/>
+          </w:tcPr>
+          <w:p>
+            <w:pPr>
+              <w:jc w:val="both"/>
+              <w:rPr>
+                <w:rFonts w:ascii="Arial" w:hAnsi="Arial" w:cs="Arial"/>
+                <w:color w:val="333333"/>
+                <w:sz w:val="20"/>
+                <w:szCs w:val="20"/>
+                <w:shd w:val="clear" w:color="auto" w:fill="FFFFFF"/>
+              </w:rPr>
+            </w:pPr>
+          </w:p>
+        </w:tc>
+      </w:tr>
+      <w:tr>
+        <w:tc>
+          <w:tcPr>
+            <w:tcW w:w="10195" w:type="dxa"/>
+          </w:tcPr>
+          <w:p>
+            <w:pPr>
+              <w:jc w:val="both"/>
+              <w:rPr>
+                <w:rFonts w:ascii="Arial" w:hAnsi="Arial" w:cs="Arial"/>
+                <w:color w:val="333333"/>
+                <w:sz w:val="20"/>
+                <w:szCs w:val="20"/>
+                <w:shd w:val="clear" w:color="auto" w:fill="FFFFFF"/>
+              </w:rPr>
+            </w:pPr>
+          </w:p>
+        </w:tc>
+      </w:tr>
+      <w:tr>
+        <w:tc>
+          <w:tcPr>
+            <w:tcW w:w="10195" w:type="dxa"/>
+          </w:tcPr>
+          <w:p>
+            <w:pPr>
+              <w:jc w:val="both"/>
+              <w:rPr>
+                <w:rFonts w:ascii="Arial" w:hAnsi="Arial" w:cs="Arial"/>
+                <w:color w:val="333333"/>
+                <w:sz w:val="20"/>
+                <w:szCs w:val="20"/>
+                <w:shd w:val="clear" w:color="auto" w:fill="FFFFFF"/>
+              </w:rPr>
+            </w:pPr>
+          </w:p>
+        </w:tc>
+      </w:tr>
+      <w:tr>
+        <w:tc>
+          <w:tcPr>
+            <w:tcW w:w="10195" w:type="dxa"/>
+          </w:tcPr>
+          <w:p>
+            <w:pPr>
+              <w:jc w:val="both"/>
+              <w:rPr>
+                <w:rFonts w:ascii="Arial" w:hAnsi="Arial" w:cs="Arial"/>
+                <w:color w:val="333333"/>
+                <w:sz w:val="20"/>
+                <w:szCs w:val="20"/>
+                <w:shd w:val="clear" w:color="auto" w:fill="FFFFFF"/>
+              </w:rPr>
+            </w:pPr>
           </w:p>
         </w:tc>
       </w:tr>
@@ -4522,157 +5392,282 @@
             <w:tcW w:w="10195" w:type="dxa"/>
           </w:tcPr>
           <w:p>
-            <w:r>
-              <w:t>31.06, 9:30–14:00: инженерная разведка лесного массива (54074) — 4 чел. лесопильного отделения.</w:t>
-            </w:r>
-          </w:p>
-        </w:tc>
-      </w:tr>
-      <w:tr>
-        <w:tc>
-          <w:tcPr>
-            <w:tcW w:w="10195" w:type="dxa"/>
-          </w:tcPr>
-          <w:p>
-            <w:r>
-              <w:t>31.06, 9:30–14:00: предварительный техосмотр всей техники ВИК (11 единиц) — 2 чел. лесопильного отд. + 5 чел. отд. инж. конструкций.</w:t>
-            </w:r>
-          </w:p>
-        </w:tc>
-      </w:tr>
-      <w:tr>
-        <w:tc>
-          <w:tcPr>
-            <w:tcW w:w="10195" w:type="dxa"/>
-          </w:tcPr>
-          <w:p>
-            <w:r>
-              <w:t>Проверена исправность техники, топливо залито, масло залито, все солдаты укомплектованы.</w:t>
-            </w:r>
-          </w:p>
-        </w:tc>
-      </w:tr>
-      <w:tr>
-        <w:tc>
-          <w:tcPr>
-            <w:tcW w:w="10195" w:type="dxa"/>
-          </w:tcPr>
-          <w:p>
-            <w:r>
-              <w:t>31.06, 14:00–18:30: контроль отработки нормативов, проверка слаженности, тренировка состава.</w:t>
-            </w:r>
-          </w:p>
-        </w:tc>
-      </w:tr>
-      <w:tr>
-        <w:tc>
-          <w:tcPr>
-            <w:tcW w:w="10195" w:type="dxa"/>
-          </w:tcPr>
-          <w:p>
-            <w:r>
-              <w:t>31.06, 18:30–19:30: проверка снаряжения, контроль готовности л/с, подготовка к проходу.</w:t>
-            </w:r>
-          </w:p>
-        </w:tc>
-      </w:tr>
-      <w:tr>
-        <w:tc>
-          <w:tcPr>
-            <w:tcW w:w="10195" w:type="dxa"/>
-          </w:tcPr>
-          <w:p>
-            <w:r/>
-          </w:p>
-        </w:tc>
-      </w:tr>
-      <w:tr>
-        <w:tc>
-          <w:tcPr>
-            <w:tcW w:w="10195" w:type="dxa"/>
-          </w:tcPr>
-          <w:p>
-            <w:r/>
-          </w:p>
-        </w:tc>
-      </w:tr>
-      <w:tr>
-        <w:tc>
-          <w:tcPr>
-            <w:tcW w:w="10195" w:type="dxa"/>
-          </w:tcPr>
-          <w:p>
-            <w:r/>
-          </w:p>
-        </w:tc>
-      </w:tr>
-      <w:tr>
-        <w:tc>
-          <w:tcPr>
-            <w:tcW w:w="10195" w:type="dxa"/>
-          </w:tcPr>
-          <w:p>
-            <w:r/>
-          </w:p>
-        </w:tc>
-      </w:tr>
-      <w:tr>
-        <w:tc>
-          <w:tcPr>
-            <w:tcW w:w="10195" w:type="dxa"/>
-          </w:tcPr>
-          <w:p>
-            <w:r/>
-          </w:p>
-        </w:tc>
-      </w:tr>
-      <w:tr>
-        <w:tc>
-          <w:tcPr>
-            <w:tcW w:w="10195" w:type="dxa"/>
-          </w:tcPr>
-          <w:p>
-            <w:r/>
-          </w:p>
-        </w:tc>
-      </w:tr>
-      <w:tr>
-        <w:tc>
-          <w:tcPr>
-            <w:tcW w:w="10195" w:type="dxa"/>
-          </w:tcPr>
-          <w:p>
-            <w:r/>
-          </w:p>
-        </w:tc>
-      </w:tr>
-      <w:tr>
-        <w:tc>
-          <w:tcPr>
-            <w:tcW w:w="10195" w:type="dxa"/>
-          </w:tcPr>
-          <w:p>
-            <w:r/>
-          </w:p>
-        </w:tc>
-      </w:tr>
-      <w:tr>
-        <w:tc>
-          <w:tcPr>
-            <w:tcW w:w="10195" w:type="dxa"/>
-          </w:tcPr>
-          <w:p>
-            <w:r/>
-          </w:p>
-        </w:tc>
-      </w:tr>
-      <w:tr>
-        <w:tc>
-          <w:tcPr>
-            <w:tcW w:w="10195" w:type="dxa"/>
-          </w:tcPr>
-          <w:p>
-            <w:r/>
+            <w:pPr>
+              <w:jc w:val="both"/>
+              <w:rPr>
+                <w:rFonts w:ascii="Times New Roman" w:hAnsi="Times New Roman" w:cs="Times New Roman"/>
+                <w:color w:val="333333"/>
+                <w:sz w:val="20"/>
+                <w:szCs w:val="20"/>
+                <w:shd w:val="clear" w:color="auto" w:fill="FFFFFF"/>
+              </w:rPr>
+            </w:pPr>
+          </w:p>
+        </w:tc>
+      </w:tr>
+      <w:tr>
+        <w:tc>
+          <w:tcPr>
+            <w:tcW w:w="10195" w:type="dxa"/>
+          </w:tcPr>
+          <w:p>
+            <w:pPr>
+              <w:jc w:val="both"/>
+              <w:rPr>
+                <w:rFonts w:ascii="Times New Roman" w:hAnsi="Times New Roman" w:cs="Times New Roman"/>
+                <w:color w:val="333333"/>
+                <w:sz w:val="20"/>
+                <w:szCs w:val="20"/>
+                <w:shd w:val="clear" w:color="auto" w:fill="FFFFFF"/>
+              </w:rPr>
+            </w:pPr>
+          </w:p>
+        </w:tc>
+      </w:tr>
+      <w:tr>
+        <w:tc>
+          <w:tcPr>
+            <w:tcW w:w="10195" w:type="dxa"/>
+          </w:tcPr>
+          <w:p>
+            <w:pPr>
+              <w:jc w:val="both"/>
+              <w:rPr>
+                <w:rFonts w:ascii="Times New Roman" w:hAnsi="Times New Roman" w:cs="Times New Roman"/>
+                <w:color w:val="333333"/>
+                <w:sz w:val="20"/>
+                <w:szCs w:val="20"/>
+                <w:shd w:val="clear" w:color="auto" w:fill="FFFFFF"/>
+              </w:rPr>
+            </w:pPr>
+          </w:p>
+        </w:tc>
+      </w:tr>
+      <w:tr>
+        <w:tc>
+          <w:tcPr>
+            <w:tcW w:w="10195" w:type="dxa"/>
+          </w:tcPr>
+          <w:p>
+            <w:pPr>
+              <w:jc w:val="both"/>
+              <w:rPr>
+                <w:rFonts w:ascii="Times New Roman" w:hAnsi="Times New Roman" w:cs="Times New Roman"/>
+                <w:color w:val="333333"/>
+                <w:sz w:val="20"/>
+                <w:szCs w:val="20"/>
+                <w:shd w:val="clear" w:color="auto" w:fill="FFFFFF"/>
+              </w:rPr>
+            </w:pPr>
+          </w:p>
+        </w:tc>
+      </w:tr>
+      <w:tr>
+        <w:tc>
+          <w:tcPr>
+            <w:tcW w:w="10195" w:type="dxa"/>
+          </w:tcPr>
+          <w:p>
+            <w:pPr>
+              <w:jc w:val="both"/>
+              <w:rPr>
+                <w:rFonts w:ascii="Times New Roman" w:hAnsi="Times New Roman" w:cs="Times New Roman"/>
+                <w:color w:val="333333"/>
+                <w:sz w:val="20"/>
+                <w:szCs w:val="20"/>
+                <w:shd w:val="clear" w:color="auto" w:fill="FFFFFF"/>
+              </w:rPr>
+            </w:pPr>
+          </w:p>
+        </w:tc>
+      </w:tr>
+      <w:tr>
+        <w:tc>
+          <w:tcPr>
+            <w:tcW w:w="10195" w:type="dxa"/>
+          </w:tcPr>
+          <w:p>
+            <w:pPr>
+              <w:jc w:val="both"/>
+              <w:rPr>
+                <w:rFonts w:ascii="Times New Roman" w:hAnsi="Times New Roman" w:cs="Times New Roman"/>
+                <w:color w:val="333333"/>
+                <w:sz w:val="20"/>
+                <w:szCs w:val="20"/>
+                <w:shd w:val="clear" w:color="auto" w:fill="FFFFFF"/>
+              </w:rPr>
+            </w:pPr>
+          </w:p>
+        </w:tc>
+      </w:tr>
+      <w:tr>
+        <w:tc>
+          <w:tcPr>
+            <w:tcW w:w="10195" w:type="dxa"/>
+          </w:tcPr>
+          <w:p>
+            <w:pPr>
+              <w:jc w:val="both"/>
+              <w:rPr>
+                <w:rFonts w:ascii="Times New Roman" w:hAnsi="Times New Roman" w:cs="Times New Roman"/>
+                <w:color w:val="333333"/>
+                <w:sz w:val="20"/>
+                <w:szCs w:val="20"/>
+                <w:shd w:val="clear" w:color="auto" w:fill="FFFFFF"/>
+              </w:rPr>
+            </w:pPr>
+          </w:p>
+        </w:tc>
+      </w:tr>
+      <w:tr>
+        <w:tc>
+          <w:tcPr>
+            <w:tcW w:w="10195" w:type="dxa"/>
+          </w:tcPr>
+          <w:p>
+            <w:pPr>
+              <w:jc w:val="both"/>
+              <w:rPr>
+                <w:rFonts w:ascii="Times New Roman" w:hAnsi="Times New Roman" w:cs="Times New Roman"/>
+                <w:color w:val="333333"/>
+                <w:sz w:val="20"/>
+                <w:szCs w:val="20"/>
+                <w:shd w:val="clear" w:color="auto" w:fill="FFFFFF"/>
+              </w:rPr>
+            </w:pPr>
+          </w:p>
+        </w:tc>
+      </w:tr>
+      <w:tr>
+        <w:tc>
+          <w:tcPr>
+            <w:tcW w:w="10195" w:type="dxa"/>
+          </w:tcPr>
+          <w:p>
+            <w:pPr>
+              <w:jc w:val="both"/>
+              <w:rPr>
+                <w:rFonts w:ascii="Times New Roman" w:hAnsi="Times New Roman" w:cs="Times New Roman"/>
+                <w:color w:val="333333"/>
+                <w:sz w:val="20"/>
+                <w:szCs w:val="20"/>
+                <w:shd w:val="clear" w:color="auto" w:fill="FFFFFF"/>
+              </w:rPr>
+            </w:pPr>
+          </w:p>
+        </w:tc>
+      </w:tr>
+      <w:tr>
+        <w:tc>
+          <w:tcPr>
+            <w:tcW w:w="10195" w:type="dxa"/>
+          </w:tcPr>
+          <w:p>
+            <w:pPr>
+              <w:jc w:val="both"/>
+              <w:rPr>
+                <w:rFonts w:ascii="Times New Roman" w:hAnsi="Times New Roman" w:cs="Times New Roman"/>
+                <w:color w:val="333333"/>
+                <w:sz w:val="20"/>
+                <w:szCs w:val="20"/>
+                <w:shd w:val="clear" w:color="auto" w:fill="FFFFFF"/>
+              </w:rPr>
+            </w:pPr>
+          </w:p>
+        </w:tc>
+      </w:tr>
+      <w:tr>
+        <w:tc>
+          <w:tcPr>
+            <w:tcW w:w="10195" w:type="dxa"/>
+          </w:tcPr>
+          <w:p>
+            <w:pPr>
+              <w:jc w:val="both"/>
+              <w:rPr>
+                <w:rFonts w:ascii="Times New Roman" w:hAnsi="Times New Roman" w:cs="Times New Roman"/>
+                <w:color w:val="333333"/>
+                <w:sz w:val="20"/>
+                <w:szCs w:val="20"/>
+                <w:shd w:val="clear" w:color="auto" w:fill="FFFFFF"/>
+              </w:rPr>
+            </w:pPr>
+          </w:p>
+        </w:tc>
+      </w:tr>
+      <w:tr>
+        <w:tc>
+          <w:tcPr>
+            <w:tcW w:w="10195" w:type="dxa"/>
+          </w:tcPr>
+          <w:p>
+            <w:pPr>
+              <w:jc w:val="both"/>
+              <w:rPr>
+                <w:rFonts w:ascii="Times New Roman" w:hAnsi="Times New Roman" w:cs="Times New Roman"/>
+                <w:color w:val="333333"/>
+                <w:sz w:val="20"/>
+                <w:szCs w:val="20"/>
+                <w:shd w:val="clear" w:color="auto" w:fill="FFFFFF"/>
+              </w:rPr>
+            </w:pPr>
+          </w:p>
+        </w:tc>
+      </w:tr>
+      <w:tr>
+        <w:tc>
+          <w:tcPr>
+            <w:tcW w:w="10195" w:type="dxa"/>
+          </w:tcPr>
+          <w:p>
+            <w:pPr>
+              <w:jc w:val="both"/>
+              <w:rPr>
+                <w:rFonts w:ascii="Times New Roman" w:hAnsi="Times New Roman" w:cs="Times New Roman"/>
+                <w:color w:val="333333"/>
+                <w:sz w:val="20"/>
+                <w:szCs w:val="20"/>
+                <w:shd w:val="clear" w:color="auto" w:fill="FFFFFF"/>
+              </w:rPr>
+            </w:pPr>
+          </w:p>
+        </w:tc>
+      </w:tr>
+      <w:tr>
+        <w:tc>
+          <w:tcPr>
+            <w:tcW w:w="10195" w:type="dxa"/>
+          </w:tcPr>
+          <w:p>
+            <w:pPr>
+              <w:jc w:val="both"/>
+              <w:rPr>
+                <w:rFonts w:ascii="Times New Roman" w:hAnsi="Times New Roman" w:cs="Times New Roman"/>
+                <w:color w:val="333333"/>
+                <w:sz w:val="20"/>
+                <w:szCs w:val="20"/>
+                <w:shd w:val="clear" w:color="auto" w:fill="FFFFFF"/>
+              </w:rPr>
+            </w:pPr>
+          </w:p>
+        </w:tc>
+      </w:tr>
+      <w:tr>
+        <w:tc>
+          <w:tcPr>
+            <w:tcW w:w="10195" w:type="dxa"/>
+          </w:tcPr>
+          <w:p>
+            <w:pPr>
+              <w:jc w:val="both"/>
+              <w:rPr>
+                <w:rFonts w:ascii="Times New Roman" w:hAnsi="Times New Roman" w:cs="Times New Roman"/>
+                <w:color w:val="333333"/>
+                <w:sz w:val="20"/>
+                <w:szCs w:val="20"/>
+                <w:shd w:val="clear" w:color="auto" w:fill="FFFFFF"/>
+              </w:rPr>
+            </w:pPr>
           </w:p>
         </w:tc>
       </w:tr>
@@ -4751,29 +5746,54 @@
             <w:tcW w:w="10195" w:type="dxa"/>
           </w:tcPr>
           <w:p>
-            <w:r>
-              <w:t>К 16:00 31.06 — командир взвода прибывает на КП исб для убытия на рекогносцировку (53068).</w:t>
-            </w:r>
-          </w:p>
-        </w:tc>
-      </w:tr>
-      <w:tr>
-        <w:tc>
-          <w:tcPr>
-            <w:tcW w:w="10195" w:type="dxa"/>
-          </w:tcPr>
-          <w:p>
-            <w:r/>
-          </w:p>
-        </w:tc>
-      </w:tr>
-      <w:tr>
-        <w:tc>
-          <w:tcPr>
-            <w:tcW w:w="10195" w:type="dxa"/>
-          </w:tcPr>
-          <w:p>
-            <w:r/>
+            <w:pPr>
+              <w:jc w:val="both"/>
+              <w:rPr>
+                <w:rFonts w:ascii="Times New Roman" w:hAnsi="Times New Roman" w:cs="Times New Roman"/>
+                <w:color w:val="333333"/>
+                <w:sz w:val="20"/>
+                <w:szCs w:val="20"/>
+                <w:shd w:val="clear" w:color="auto" w:fill="FFFFFF"/>
+              </w:rPr>
+            </w:pPr>
+          </w:p>
+        </w:tc>
+      </w:tr>
+      <w:tr>
+        <w:tc>
+          <w:tcPr>
+            <w:tcW w:w="10195" w:type="dxa"/>
+          </w:tcPr>
+          <w:p>
+            <w:pPr>
+              <w:jc w:val="both"/>
+              <w:rPr>
+                <w:rFonts w:ascii="Times New Roman" w:hAnsi="Times New Roman" w:cs="Times New Roman"/>
+                <w:color w:val="333333"/>
+                <w:sz w:val="20"/>
+                <w:szCs w:val="20"/>
+                <w:shd w:val="clear" w:color="auto" w:fill="FFFFFF"/>
+              </w:rPr>
+            </w:pPr>
+          </w:p>
+        </w:tc>
+      </w:tr>
+      <w:tr>
+        <w:tc>
+          <w:tcPr>
+            <w:tcW w:w="10195" w:type="dxa"/>
+          </w:tcPr>
+          <w:p>
+            <w:pPr>
+              <w:jc w:val="both"/>
+              <w:rPr>
+                <w:rFonts w:ascii="Times New Roman" w:hAnsi="Times New Roman" w:cs="Times New Roman"/>
+                <w:color w:val="333333"/>
+                <w:sz w:val="20"/>
+                <w:szCs w:val="20"/>
+                <w:shd w:val="clear" w:color="auto" w:fill="FFFFFF"/>
+              </w:rPr>
+            </w:pPr>
           </w:p>
         </w:tc>
       </w:tr>
@@ -4852,33 +5872,54 @@
             <w:tcW w:w="10195" w:type="dxa"/>
           </w:tcPr>
           <w:p>
-            <w:r>
-              <w:t>03:45 01.07 — боевой приказ.</w:t>
-            </w:r>
-          </w:p>
-        </w:tc>
-      </w:tr>
-      <w:tr>
-        <w:tc>
-          <w:tcPr>
-            <w:tcW w:w="10195" w:type="dxa"/>
-          </w:tcPr>
-          <w:p>
-            <w:r>
-              <w:t>06:00 01.07 — ВИК выдвигается в лесной массив (54074).</w:t>
-            </w:r>
-          </w:p>
-        </w:tc>
-      </w:tr>
-      <w:tr>
-        <w:tc>
-          <w:tcPr>
-            <w:tcW w:w="10195" w:type="dxa"/>
-          </w:tcPr>
-          <w:p>
-            <w:r>
-              <w:t>10:00 01.07 — готовность лесозавода к работе.</w:t>
-            </w:r>
+            <w:pPr>
+              <w:jc w:val="both"/>
+              <w:rPr>
+                <w:rFonts w:ascii="Times New Roman" w:hAnsi="Times New Roman" w:cs="Times New Roman"/>
+                <w:color w:val="333333"/>
+                <w:sz w:val="20"/>
+                <w:szCs w:val="20"/>
+                <w:shd w:val="clear" w:color="auto" w:fill="FFFFFF"/>
+              </w:rPr>
+            </w:pPr>
+          </w:p>
+        </w:tc>
+      </w:tr>
+      <w:tr>
+        <w:tc>
+          <w:tcPr>
+            <w:tcW w:w="10195" w:type="dxa"/>
+          </w:tcPr>
+          <w:p>
+            <w:pPr>
+              <w:jc w:val="both"/>
+              <w:rPr>
+                <w:rFonts w:ascii="Times New Roman" w:hAnsi="Times New Roman" w:cs="Times New Roman"/>
+                <w:color w:val="333333"/>
+                <w:sz w:val="20"/>
+                <w:szCs w:val="20"/>
+                <w:shd w:val="clear" w:color="auto" w:fill="FFFFFF"/>
+              </w:rPr>
+            </w:pPr>
+          </w:p>
+        </w:tc>
+      </w:tr>
+      <w:tr>
+        <w:tc>
+          <w:tcPr>
+            <w:tcW w:w="10195" w:type="dxa"/>
+          </w:tcPr>
+          <w:p>
+            <w:pPr>
+              <w:jc w:val="both"/>
+              <w:rPr>
+                <w:rFonts w:ascii="Times New Roman" w:hAnsi="Times New Roman" w:cs="Times New Roman"/>
+                <w:color w:val="333333"/>
+                <w:sz w:val="20"/>
+                <w:szCs w:val="20"/>
+                <w:shd w:val="clear" w:color="auto" w:fill="FFFFFF"/>
+              </w:rPr>
+            </w:pPr>
           </w:p>
         </w:tc>
       </w:tr>
@@ -4957,33 +5998,54 @@
             <w:tcW w:w="10195" w:type="dxa"/>
           </w:tcPr>
           <w:p>
-            <w:r>
-              <w:t>03:45 01.07 — боевой приказ перед выдвижением, на месте построения колонны.</w:t>
-            </w:r>
-          </w:p>
-        </w:tc>
-      </w:tr>
-      <w:tr>
-        <w:tc>
-          <w:tcPr>
-            <w:tcW w:w="10195" w:type="dxa"/>
-          </w:tcPr>
-          <w:p>
-            <w:r>
-              <w:t>Способ: устный, лично командиром ВИК.</w:t>
-            </w:r>
-          </w:p>
-        </w:tc>
-      </w:tr>
-      <w:tr>
-        <w:tc>
-          <w:tcPr>
-            <w:tcW w:w="10195" w:type="dxa"/>
-          </w:tcPr>
-          <w:p>
-            <w:r>
-              <w:t>Сигналы: «Воздух»/777, «Атом»/888.</w:t>
-            </w:r>
+            <w:pPr>
+              <w:jc w:val="both"/>
+              <w:rPr>
+                <w:rFonts w:ascii="Times New Roman" w:hAnsi="Times New Roman" w:cs="Times New Roman"/>
+                <w:color w:val="333333"/>
+                <w:sz w:val="20"/>
+                <w:szCs w:val="20"/>
+                <w:shd w:val="clear" w:color="auto" w:fill="FFFFFF"/>
+              </w:rPr>
+            </w:pPr>
+          </w:p>
+        </w:tc>
+      </w:tr>
+      <w:tr>
+        <w:tc>
+          <w:tcPr>
+            <w:tcW w:w="10195" w:type="dxa"/>
+          </w:tcPr>
+          <w:p>
+            <w:pPr>
+              <w:jc w:val="both"/>
+              <w:rPr>
+                <w:rFonts w:ascii="Times New Roman" w:hAnsi="Times New Roman" w:cs="Times New Roman"/>
+                <w:color w:val="333333"/>
+                <w:sz w:val="20"/>
+                <w:szCs w:val="20"/>
+                <w:shd w:val="clear" w:color="auto" w:fill="FFFFFF"/>
+              </w:rPr>
+            </w:pPr>
+          </w:p>
+        </w:tc>
+      </w:tr>
+      <w:tr>
+        <w:tc>
+          <w:tcPr>
+            <w:tcW w:w="10195" w:type="dxa"/>
+          </w:tcPr>
+          <w:p>
+            <w:pPr>
+              <w:jc w:val="both"/>
+              <w:rPr>
+                <w:rFonts w:ascii="Times New Roman" w:hAnsi="Times New Roman" w:cs="Times New Roman"/>
+                <w:color w:val="333333"/>
+                <w:sz w:val="20"/>
+                <w:szCs w:val="20"/>
+                <w:shd w:val="clear" w:color="auto" w:fill="FFFFFF"/>
+              </w:rPr>
+            </w:pPr>
           </w:p>
         </w:tc>
       </w:tr>
@@ -5191,55 +6253,92 @@
             <w:tcW w:w="10195" w:type="dxa"/>
           </w:tcPr>
           <w:p>
-            <w:r>
-              <w:t>1 мотопехотный батальон (мпб) противника занимает оборону по правому берегу р. Чагайдак на удалении примерно 3 км от района выполнения задач ВИК (лесной массив 54074).</w:t>
-            </w:r>
-          </w:p>
-        </w:tc>
-      </w:tr>
-      <w:tr>
-        <w:tc>
-          <w:tcPr>
-            <w:tcW w:w="10195" w:type="dxa"/>
-          </w:tcPr>
-          <w:p>
-            <w:r>
-              <w:t>Передний край: (54117), зап. окраина ИВАНОВСКИЙ (5511), лиман (56111), (57101).</w:t>
-            </w:r>
-          </w:p>
-        </w:tc>
-      </w:tr>
-      <w:tr>
-        <w:tc>
-          <w:tcPr>
-            <w:tcW w:w="10195" w:type="dxa"/>
-          </w:tcPr>
-          <w:p>
-            <w:r>
-              <w:t>Противник ведёт воздушную и наземную разведку, применяет ВТО, устраивает МВЗ, возводит фортификационные сооружения, устанавливает ДУМП с минами с элементами самоликвидации.</w:t>
-            </w:r>
-          </w:p>
-        </w:tc>
-      </w:tr>
-      <w:tr>
-        <w:tc>
-          <w:tcPr>
-            <w:tcW w:w="10195" w:type="dxa"/>
-          </w:tcPr>
-          <w:p>
-            <w:r>
-              <w:t>Разведка показала: ДРГ противника не планирует действий в квадрате (54074). Враг в обороне. Боевое столкновение в течение 48 часов не планируется. Артиллерийских средств у противника в данном секторе нет.</w:t>
-            </w:r>
-          </w:p>
-        </w:tc>
-      </w:tr>
-      <w:tr>
-        <w:tc>
-          <w:tcPr>
-            <w:tcW w:w="10195" w:type="dxa"/>
-          </w:tcPr>
-          <w:p>
-            <w:r/>
+            <w:pPr>
+              <w:jc w:val="both"/>
+              <w:rPr>
+                <w:rFonts w:ascii="Times New Roman" w:hAnsi="Times New Roman" w:cs="Times New Roman"/>
+                <w:color w:val="333333"/>
+                <w:sz w:val="20"/>
+                <w:szCs w:val="20"/>
+                <w:shd w:val="clear" w:color="auto" w:fill="FFFFFF"/>
+              </w:rPr>
+            </w:pPr>
+          </w:p>
+        </w:tc>
+      </w:tr>
+      <w:tr>
+        <w:tc>
+          <w:tcPr>
+            <w:tcW w:w="10195" w:type="dxa"/>
+          </w:tcPr>
+          <w:p>
+            <w:pPr>
+              <w:jc w:val="both"/>
+              <w:rPr>
+                <w:rFonts w:ascii="Times New Roman" w:hAnsi="Times New Roman" w:cs="Times New Roman"/>
+                <w:color w:val="333333"/>
+                <w:sz w:val="20"/>
+                <w:szCs w:val="20"/>
+                <w:shd w:val="clear" w:color="auto" w:fill="FFFFFF"/>
+              </w:rPr>
+            </w:pPr>
+          </w:p>
+        </w:tc>
+      </w:tr>
+      <w:tr>
+        <w:tc>
+          <w:tcPr>
+            <w:tcW w:w="10195" w:type="dxa"/>
+          </w:tcPr>
+          <w:p>
+            <w:pPr>
+              <w:jc w:val="both"/>
+              <w:rPr>
+                <w:rFonts w:ascii="Times New Roman" w:hAnsi="Times New Roman" w:cs="Times New Roman"/>
+                <w:color w:val="333333"/>
+                <w:sz w:val="20"/>
+                <w:szCs w:val="20"/>
+                <w:shd w:val="clear" w:color="auto" w:fill="FFFFFF"/>
+              </w:rPr>
+            </w:pPr>
+          </w:p>
+        </w:tc>
+      </w:tr>
+      <w:tr>
+        <w:tc>
+          <w:tcPr>
+            <w:tcW w:w="10195" w:type="dxa"/>
+          </w:tcPr>
+          <w:p>
+            <w:pPr>
+              <w:jc w:val="both"/>
+              <w:rPr>
+                <w:rFonts w:ascii="Times New Roman" w:hAnsi="Times New Roman" w:cs="Times New Roman"/>
+                <w:color w:val="333333"/>
+                <w:sz w:val="20"/>
+                <w:szCs w:val="20"/>
+                <w:shd w:val="clear" w:color="auto" w:fill="FFFFFF"/>
+              </w:rPr>
+            </w:pPr>
+          </w:p>
+        </w:tc>
+      </w:tr>
+      <w:tr>
+        <w:tc>
+          <w:tcPr>
+            <w:tcW w:w="10195" w:type="dxa"/>
+          </w:tcPr>
+          <w:p>
+            <w:pPr>
+              <w:jc w:val="both"/>
+              <w:rPr>
+                <w:rFonts w:ascii="Times New Roman" w:hAnsi="Times New Roman" w:cs="Times New Roman"/>
+                <w:color w:val="333333"/>
+                <w:sz w:val="20"/>
+                <w:szCs w:val="20"/>
+                <w:shd w:val="clear" w:color="auto" w:fill="FFFFFF"/>
+              </w:rPr>
+            </w:pPr>
           </w:p>
         </w:tc>
       </w:tr>
@@ -5308,67 +6407,111 @@
             <w:tcW w:w="10195" w:type="dxa"/>
           </w:tcPr>
           <w:p>
-            <w:r>
-              <w:t>Район работ ВИК (54074) находится на удалении от переднего края противника.</w:t>
-            </w:r>
-          </w:p>
-        </w:tc>
-      </w:tr>
-      <w:tr>
-        <w:tc>
-          <w:tcPr>
-            <w:tcW w:w="10195" w:type="dxa"/>
-          </w:tcPr>
-          <w:p>
-            <w:r>
-              <w:t>Непосредственная угроза огневого воздействия маловероятна.</w:t>
-            </w:r>
-          </w:p>
-        </w:tc>
-      </w:tr>
-      <w:tr>
-        <w:tc>
-          <w:tcPr>
-            <w:tcW w:w="10195" w:type="dxa"/>
-          </w:tcPr>
-          <w:p>
-            <w:r>
-              <w:t>Необходимо обеспечить маскировку техники и л/с.</w:t>
-            </w:r>
-          </w:p>
-        </w:tc>
-      </w:tr>
-      <w:tr>
-        <w:tc>
-          <w:tcPr>
-            <w:tcW w:w="10195" w:type="dxa"/>
-          </w:tcPr>
-          <w:p>
-            <w:r>
-              <w:t>Организовать наблюдение за воздушной обстановкой.</w:t>
-            </w:r>
-          </w:p>
-        </w:tc>
-      </w:tr>
-      <w:tr>
-        <w:tc>
-          <w:tcPr>
-            <w:tcW w:w="10195" w:type="dxa"/>
-          </w:tcPr>
-          <w:p>
-            <w:r>
-              <w:t>Организовать охранение на случай действий ДРГ.</w:t>
-            </w:r>
-          </w:p>
-        </w:tc>
-      </w:tr>
-      <w:tr>
-        <w:tc>
-          <w:tcPr>
-            <w:tcW w:w="10195" w:type="dxa"/>
-          </w:tcPr>
-          <w:p>
-            <w:r/>
+            <w:pPr>
+              <w:jc w:val="both"/>
+              <w:rPr>
+                <w:rFonts w:ascii="Times New Roman" w:hAnsi="Times New Roman" w:cs="Times New Roman"/>
+                <w:color w:val="333333"/>
+                <w:sz w:val="20"/>
+                <w:szCs w:val="20"/>
+                <w:shd w:val="clear" w:color="auto" w:fill="FFFFFF"/>
+              </w:rPr>
+            </w:pPr>
+          </w:p>
+        </w:tc>
+      </w:tr>
+      <w:tr>
+        <w:tc>
+          <w:tcPr>
+            <w:tcW w:w="10195" w:type="dxa"/>
+          </w:tcPr>
+          <w:p>
+            <w:pPr>
+              <w:jc w:val="both"/>
+              <w:rPr>
+                <w:rFonts w:ascii="Times New Roman" w:hAnsi="Times New Roman" w:cs="Times New Roman"/>
+                <w:color w:val="333333"/>
+                <w:sz w:val="20"/>
+                <w:szCs w:val="20"/>
+                <w:shd w:val="clear" w:color="auto" w:fill="FFFFFF"/>
+              </w:rPr>
+            </w:pPr>
+          </w:p>
+        </w:tc>
+      </w:tr>
+      <w:tr>
+        <w:tc>
+          <w:tcPr>
+            <w:tcW w:w="10195" w:type="dxa"/>
+          </w:tcPr>
+          <w:p>
+            <w:pPr>
+              <w:jc w:val="both"/>
+              <w:rPr>
+                <w:rFonts w:ascii="Times New Roman" w:hAnsi="Times New Roman" w:cs="Times New Roman"/>
+                <w:color w:val="333333"/>
+                <w:sz w:val="20"/>
+                <w:szCs w:val="20"/>
+                <w:shd w:val="clear" w:color="auto" w:fill="FFFFFF"/>
+              </w:rPr>
+            </w:pPr>
+          </w:p>
+        </w:tc>
+      </w:tr>
+      <w:tr>
+        <w:tc>
+          <w:tcPr>
+            <w:tcW w:w="10195" w:type="dxa"/>
+          </w:tcPr>
+          <w:p>
+            <w:pPr>
+              <w:jc w:val="both"/>
+              <w:rPr>
+                <w:rFonts w:ascii="Times New Roman" w:hAnsi="Times New Roman" w:cs="Times New Roman"/>
+                <w:color w:val="333333"/>
+                <w:sz w:val="20"/>
+                <w:szCs w:val="20"/>
+                <w:shd w:val="clear" w:color="auto" w:fill="FFFFFF"/>
+              </w:rPr>
+            </w:pPr>
+          </w:p>
+        </w:tc>
+      </w:tr>
+      <w:tr>
+        <w:tc>
+          <w:tcPr>
+            <w:tcW w:w="10195" w:type="dxa"/>
+          </w:tcPr>
+          <w:p>
+            <w:pPr>
+              <w:jc w:val="both"/>
+              <w:rPr>
+                <w:rFonts w:ascii="Times New Roman" w:hAnsi="Times New Roman" w:cs="Times New Roman"/>
+                <w:color w:val="333333"/>
+                <w:sz w:val="20"/>
+                <w:szCs w:val="20"/>
+                <w:shd w:val="clear" w:color="auto" w:fill="FFFFFF"/>
+              </w:rPr>
+            </w:pPr>
+          </w:p>
+        </w:tc>
+      </w:tr>
+      <w:tr>
+        <w:tc>
+          <w:tcPr>
+            <w:tcW w:w="10195" w:type="dxa"/>
+          </w:tcPr>
+          <w:p>
+            <w:pPr>
+              <w:jc w:val="both"/>
+              <w:rPr>
+                <w:rFonts w:ascii="Times New Roman" w:hAnsi="Times New Roman" w:cs="Times New Roman"/>
+                <w:color w:val="333333"/>
+                <w:sz w:val="20"/>
+                <w:szCs w:val="20"/>
+                <w:shd w:val="clear" w:color="auto" w:fill="FFFFFF"/>
+              </w:rPr>
+            </w:pPr>
           </w:p>
         </w:tc>
       </w:tr>
@@ -5437,103 +6580,168 @@
             <w:tcW w:w="10195" w:type="dxa"/>
           </w:tcPr>
           <w:p>
-            <w:r>
-              <w:t>Наши войска силами 1 мсб 1мсбр занимают оборону на левом берегу р. Чагайдак.</w:t>
-            </w:r>
-          </w:p>
-        </w:tc>
-      </w:tr>
-      <w:tr>
-        <w:tc>
-          <w:tcPr>
-            <w:tcW w:w="10195" w:type="dxa"/>
-          </w:tcPr>
-          <w:p>
-            <w:r>
-              <w:t>Передний край: (53102), (54101), (57099), правый берег р. Потудань (10542–10531).</w:t>
-            </w:r>
-          </w:p>
-        </w:tc>
-      </w:tr>
-      <w:tr>
-        <w:tc>
-          <w:tcPr>
-            <w:tcW w:w="10195" w:type="dxa"/>
-          </w:tcPr>
-          <w:p>
-            <w:r>
-              <w:t>1мсбр, усиленная тб 2мсбр, готовится к наступлению. Начало: 10.00 08.10.</w:t>
-            </w:r>
-          </w:p>
-        </w:tc>
-      </w:tr>
-      <w:tr>
-        <w:tc>
-          <w:tcPr>
-            <w:tcW w:w="10195" w:type="dxa"/>
-          </w:tcPr>
-          <w:p>
-            <w:r>
-              <w:t>Наши войска занимают оборону. Способны подавить огневые средства врага.</w:t>
-            </w:r>
-          </w:p>
-        </w:tc>
-      </w:tr>
-      <w:tr>
-        <w:tc>
-          <w:tcPr>
-            <w:tcW w:w="10195" w:type="dxa"/>
-          </w:tcPr>
-          <w:p>
-            <w:r>
-              <w:t>Исб к 04.30 01.10 сосредоточился в Мостище (55072).</w:t>
-            </w:r>
-          </w:p>
-        </w:tc>
-      </w:tr>
-      <w:tr>
-        <w:tc>
-          <w:tcPr>
-            <w:tcW w:w="10195" w:type="dxa"/>
-          </w:tcPr>
-          <w:p>
-            <w:r>
-              <w:t>Итр выполняет задачи параллельно: инпозв (19 чел.) — КП (53068), итв (10 чел.) — вода и электроснабжение.</w:t>
-            </w:r>
-          </w:p>
-        </w:tc>
-      </w:tr>
-      <w:tr>
-        <w:tc>
-          <w:tcPr>
-            <w:tcW w:w="10195" w:type="dxa"/>
-          </w:tcPr>
-          <w:p>
-            <w:r>
-              <w:t>ВИК (12 чел.) — РЭЛМ в лесном массиве (54074).</w:t>
-            </w:r>
-          </w:p>
-        </w:tc>
-      </w:tr>
-      <w:tr>
-        <w:tc>
-          <w:tcPr>
-            <w:tcW w:w="10195" w:type="dxa"/>
-          </w:tcPr>
-          <w:p>
-            <w:r>
-              <w:t>Маршруты подвоза от РЭЛМ к КП контролируются нашими войсками.</w:t>
-            </w:r>
-          </w:p>
-        </w:tc>
-      </w:tr>
-      <w:tr>
-        <w:tc>
-          <w:tcPr>
-            <w:tcW w:w="10195" w:type="dxa"/>
-          </w:tcPr>
-          <w:p>
-            <w:r/>
+            <w:pPr>
+              <w:jc w:val="both"/>
+              <w:rPr>
+                <w:rFonts w:ascii="Times New Roman" w:hAnsi="Times New Roman" w:cs="Times New Roman"/>
+                <w:color w:val="333333"/>
+                <w:sz w:val="20"/>
+                <w:szCs w:val="20"/>
+                <w:shd w:val="clear" w:color="auto" w:fill="FFFFFF"/>
+              </w:rPr>
+            </w:pPr>
+          </w:p>
+        </w:tc>
+      </w:tr>
+      <w:tr>
+        <w:tc>
+          <w:tcPr>
+            <w:tcW w:w="10195" w:type="dxa"/>
+          </w:tcPr>
+          <w:p>
+            <w:pPr>
+              <w:jc w:val="both"/>
+              <w:rPr>
+                <w:rFonts w:ascii="Times New Roman" w:hAnsi="Times New Roman" w:cs="Times New Roman"/>
+                <w:color w:val="333333"/>
+                <w:sz w:val="20"/>
+                <w:szCs w:val="20"/>
+                <w:shd w:val="clear" w:color="auto" w:fill="FFFFFF"/>
+              </w:rPr>
+            </w:pPr>
+          </w:p>
+        </w:tc>
+      </w:tr>
+      <w:tr>
+        <w:tc>
+          <w:tcPr>
+            <w:tcW w:w="10195" w:type="dxa"/>
+          </w:tcPr>
+          <w:p>
+            <w:pPr>
+              <w:jc w:val="both"/>
+              <w:rPr>
+                <w:rFonts w:ascii="Times New Roman" w:hAnsi="Times New Roman" w:cs="Times New Roman"/>
+                <w:color w:val="333333"/>
+                <w:sz w:val="20"/>
+                <w:szCs w:val="20"/>
+                <w:shd w:val="clear" w:color="auto" w:fill="FFFFFF"/>
+              </w:rPr>
+            </w:pPr>
+          </w:p>
+        </w:tc>
+      </w:tr>
+      <w:tr>
+        <w:tc>
+          <w:tcPr>
+            <w:tcW w:w="10195" w:type="dxa"/>
+          </w:tcPr>
+          <w:p>
+            <w:pPr>
+              <w:jc w:val="both"/>
+              <w:rPr>
+                <w:rFonts w:ascii="Times New Roman" w:hAnsi="Times New Roman" w:cs="Times New Roman"/>
+                <w:color w:val="333333"/>
+                <w:sz w:val="20"/>
+                <w:szCs w:val="20"/>
+                <w:shd w:val="clear" w:color="auto" w:fill="FFFFFF"/>
+              </w:rPr>
+            </w:pPr>
+          </w:p>
+        </w:tc>
+      </w:tr>
+      <w:tr>
+        <w:tc>
+          <w:tcPr>
+            <w:tcW w:w="10195" w:type="dxa"/>
+          </w:tcPr>
+          <w:p>
+            <w:pPr>
+              <w:jc w:val="both"/>
+              <w:rPr>
+                <w:rFonts w:ascii="Times New Roman" w:hAnsi="Times New Roman" w:cs="Times New Roman"/>
+                <w:color w:val="333333"/>
+                <w:sz w:val="20"/>
+                <w:szCs w:val="20"/>
+                <w:shd w:val="clear" w:color="auto" w:fill="FFFFFF"/>
+              </w:rPr>
+            </w:pPr>
+          </w:p>
+        </w:tc>
+      </w:tr>
+      <w:tr>
+        <w:tc>
+          <w:tcPr>
+            <w:tcW w:w="10195" w:type="dxa"/>
+          </w:tcPr>
+          <w:p>
+            <w:pPr>
+              <w:jc w:val="both"/>
+              <w:rPr>
+                <w:rFonts w:ascii="Times New Roman" w:hAnsi="Times New Roman" w:cs="Times New Roman"/>
+                <w:color w:val="333333"/>
+                <w:sz w:val="20"/>
+                <w:szCs w:val="20"/>
+                <w:shd w:val="clear" w:color="auto" w:fill="FFFFFF"/>
+              </w:rPr>
+            </w:pPr>
+          </w:p>
+        </w:tc>
+      </w:tr>
+      <w:tr>
+        <w:tc>
+          <w:tcPr>
+            <w:tcW w:w="10195" w:type="dxa"/>
+          </w:tcPr>
+          <w:p>
+            <w:pPr>
+              <w:jc w:val="both"/>
+              <w:rPr>
+                <w:rFonts w:ascii="Times New Roman" w:hAnsi="Times New Roman" w:cs="Times New Roman"/>
+                <w:color w:val="333333"/>
+                <w:sz w:val="20"/>
+                <w:szCs w:val="20"/>
+                <w:shd w:val="clear" w:color="auto" w:fill="FFFFFF"/>
+              </w:rPr>
+            </w:pPr>
+          </w:p>
+        </w:tc>
+      </w:tr>
+      <w:tr>
+        <w:tc>
+          <w:tcPr>
+            <w:tcW w:w="10195" w:type="dxa"/>
+          </w:tcPr>
+          <w:p>
+            <w:pPr>
+              <w:jc w:val="both"/>
+              <w:rPr>
+                <w:rFonts w:ascii="Times New Roman" w:hAnsi="Times New Roman" w:cs="Times New Roman"/>
+                <w:color w:val="333333"/>
+                <w:sz w:val="20"/>
+                <w:szCs w:val="20"/>
+                <w:shd w:val="clear" w:color="auto" w:fill="FFFFFF"/>
+              </w:rPr>
+            </w:pPr>
+          </w:p>
+        </w:tc>
+      </w:tr>
+      <w:tr>
+        <w:tc>
+          <w:tcPr>
+            <w:tcW w:w="10195" w:type="dxa"/>
+          </w:tcPr>
+          <w:p>
+            <w:pPr>
+              <w:jc w:val="both"/>
+              <w:rPr>
+                <w:rFonts w:ascii="Times New Roman" w:hAnsi="Times New Roman" w:cs="Times New Roman"/>
+                <w:color w:val="333333"/>
+                <w:sz w:val="20"/>
+                <w:szCs w:val="20"/>
+                <w:shd w:val="clear" w:color="auto" w:fill="FFFFFF"/>
+              </w:rPr>
+            </w:pPr>
           </w:p>
         </w:tc>
       </w:tr>
@@ -5602,103 +6810,187 @@
             <w:tcW w:w="10195" w:type="dxa"/>
           </w:tcPr>
           <w:p>
-            <w:r>
-              <w:t>Район выполнения задач ВИК находится в глубине расположения своих войск.</w:t>
-            </w:r>
-          </w:p>
-        </w:tc>
-      </w:tr>
-      <w:tr>
-        <w:tc>
-          <w:tcPr>
-            <w:tcW w:w="10195" w:type="dxa"/>
-          </w:tcPr>
-          <w:p>
-            <w:r>
-              <w:t>Прикрыт огневыми средствами бригады.</w:t>
-            </w:r>
-          </w:p>
-        </w:tc>
-      </w:tr>
-      <w:tr>
-        <w:tc>
-          <w:tcPr>
-            <w:tcW w:w="10195" w:type="dxa"/>
-          </w:tcPr>
-          <w:p>
-            <w:r>
-              <w:t>Взаимодействие с другими взводами итр обеспечивает комплексное выполнение задач.</w:t>
-            </w:r>
-          </w:p>
-        </w:tc>
-      </w:tr>
-      <w:tr>
-        <w:tc>
-          <w:tcPr>
-            <w:tcW w:w="10195" w:type="dxa"/>
-          </w:tcPr>
-          <w:p>
-            <w:r/>
-          </w:p>
-        </w:tc>
-      </w:tr>
-      <w:tr>
-        <w:tc>
-          <w:tcPr>
-            <w:tcW w:w="10195" w:type="dxa"/>
-          </w:tcPr>
-          <w:p>
-            <w:r/>
-          </w:p>
-        </w:tc>
-      </w:tr>
-      <w:tr>
-        <w:tc>
-          <w:tcPr>
-            <w:tcW w:w="10195" w:type="dxa"/>
-          </w:tcPr>
-          <w:p>
-            <w:r/>
-          </w:p>
-        </w:tc>
-      </w:tr>
-      <w:tr>
-        <w:tc>
-          <w:tcPr>
-            <w:tcW w:w="10195" w:type="dxa"/>
-          </w:tcPr>
-          <w:p>
-            <w:r/>
-          </w:p>
-        </w:tc>
-      </w:tr>
-      <w:tr>
-        <w:tc>
-          <w:tcPr>
-            <w:tcW w:w="10195" w:type="dxa"/>
-          </w:tcPr>
-          <w:p>
-            <w:r/>
-          </w:p>
-        </w:tc>
-      </w:tr>
-      <w:tr>
-        <w:tc>
-          <w:tcPr>
-            <w:tcW w:w="10195" w:type="dxa"/>
-          </w:tcPr>
-          <w:p>
-            <w:r/>
-          </w:p>
-        </w:tc>
-      </w:tr>
-      <w:tr>
-        <w:tc>
-          <w:tcPr>
-            <w:tcW w:w="10195" w:type="dxa"/>
-          </w:tcPr>
-          <w:p>
-            <w:r/>
+            <w:pPr>
+              <w:jc w:val="both"/>
+              <w:rPr>
+                <w:rFonts w:ascii="Times New Roman" w:hAnsi="Times New Roman" w:cs="Times New Roman"/>
+                <w:color w:val="333333"/>
+                <w:sz w:val="20"/>
+                <w:szCs w:val="20"/>
+                <w:shd w:val="clear" w:color="auto" w:fill="FFFFFF"/>
+              </w:rPr>
+            </w:pPr>
+          </w:p>
+        </w:tc>
+      </w:tr>
+      <w:tr>
+        <w:tc>
+          <w:tcPr>
+            <w:tcW w:w="10195" w:type="dxa"/>
+          </w:tcPr>
+          <w:p>
+            <w:pPr>
+              <w:jc w:val="both"/>
+              <w:rPr>
+                <w:rFonts w:ascii="Times New Roman" w:hAnsi="Times New Roman" w:cs="Times New Roman"/>
+                <w:color w:val="333333"/>
+                <w:sz w:val="20"/>
+                <w:szCs w:val="20"/>
+                <w:shd w:val="clear" w:color="auto" w:fill="FFFFFF"/>
+              </w:rPr>
+            </w:pPr>
+          </w:p>
+        </w:tc>
+      </w:tr>
+      <w:tr>
+        <w:tc>
+          <w:tcPr>
+            <w:tcW w:w="10195" w:type="dxa"/>
+          </w:tcPr>
+          <w:p>
+            <w:pPr>
+              <w:jc w:val="both"/>
+              <w:rPr>
+                <w:rFonts w:ascii="Times New Roman" w:hAnsi="Times New Roman" w:cs="Times New Roman"/>
+                <w:color w:val="333333"/>
+                <w:sz w:val="20"/>
+                <w:szCs w:val="20"/>
+                <w:shd w:val="clear" w:color="auto" w:fill="FFFFFF"/>
+              </w:rPr>
+            </w:pPr>
+          </w:p>
+        </w:tc>
+      </w:tr>
+      <w:tr>
+        <w:tc>
+          <w:tcPr>
+            <w:tcW w:w="10195" w:type="dxa"/>
+          </w:tcPr>
+          <w:p>
+            <w:pPr>
+              <w:jc w:val="both"/>
+              <w:rPr>
+                <w:rFonts w:ascii="Times New Roman" w:hAnsi="Times New Roman" w:cs="Times New Roman"/>
+                <w:color w:val="333333"/>
+                <w:sz w:val="20"/>
+                <w:szCs w:val="20"/>
+                <w:shd w:val="clear" w:color="auto" w:fill="FFFFFF"/>
+              </w:rPr>
+            </w:pPr>
+          </w:p>
+        </w:tc>
+      </w:tr>
+      <w:tr>
+        <w:tc>
+          <w:tcPr>
+            <w:tcW w:w="10195" w:type="dxa"/>
+          </w:tcPr>
+          <w:p>
+            <w:pPr>
+              <w:jc w:val="both"/>
+              <w:rPr>
+                <w:rFonts w:ascii="Times New Roman" w:hAnsi="Times New Roman" w:cs="Times New Roman"/>
+                <w:color w:val="333333"/>
+                <w:sz w:val="20"/>
+                <w:szCs w:val="20"/>
+                <w:shd w:val="clear" w:color="auto" w:fill="FFFFFF"/>
+              </w:rPr>
+            </w:pPr>
+          </w:p>
+        </w:tc>
+      </w:tr>
+      <w:tr>
+        <w:tc>
+          <w:tcPr>
+            <w:tcW w:w="10195" w:type="dxa"/>
+          </w:tcPr>
+          <w:p>
+            <w:pPr>
+              <w:jc w:val="both"/>
+              <w:rPr>
+                <w:rFonts w:ascii="Times New Roman" w:hAnsi="Times New Roman" w:cs="Times New Roman"/>
+                <w:color w:val="333333"/>
+                <w:sz w:val="20"/>
+                <w:szCs w:val="20"/>
+                <w:shd w:val="clear" w:color="auto" w:fill="FFFFFF"/>
+              </w:rPr>
+            </w:pPr>
+          </w:p>
+        </w:tc>
+      </w:tr>
+      <w:tr>
+        <w:tc>
+          <w:tcPr>
+            <w:tcW w:w="10195" w:type="dxa"/>
+          </w:tcPr>
+          <w:p>
+            <w:pPr>
+              <w:jc w:val="both"/>
+              <w:rPr>
+                <w:rFonts w:ascii="Times New Roman" w:hAnsi="Times New Roman" w:cs="Times New Roman"/>
+                <w:color w:val="333333"/>
+                <w:sz w:val="20"/>
+                <w:szCs w:val="20"/>
+                <w:shd w:val="clear" w:color="auto" w:fill="FFFFFF"/>
+              </w:rPr>
+            </w:pPr>
+          </w:p>
+        </w:tc>
+      </w:tr>
+      <w:tr>
+        <w:tc>
+          <w:tcPr>
+            <w:tcW w:w="10195" w:type="dxa"/>
+          </w:tcPr>
+          <w:p>
+            <w:pPr>
+              <w:jc w:val="both"/>
+              <w:rPr>
+                <w:rFonts w:ascii="Times New Roman" w:hAnsi="Times New Roman" w:cs="Times New Roman"/>
+                <w:color w:val="333333"/>
+                <w:sz w:val="20"/>
+                <w:szCs w:val="20"/>
+                <w:shd w:val="clear" w:color="auto" w:fill="FFFFFF"/>
+              </w:rPr>
+            </w:pPr>
+          </w:p>
+        </w:tc>
+      </w:tr>
+      <w:tr>
+        <w:tc>
+          <w:tcPr>
+            <w:tcW w:w="10195" w:type="dxa"/>
+          </w:tcPr>
+          <w:p>
+            <w:pPr>
+              <w:jc w:val="both"/>
+              <w:rPr>
+                <w:rFonts w:ascii="Times New Roman" w:hAnsi="Times New Roman" w:cs="Times New Roman"/>
+                <w:color w:val="333333"/>
+                <w:sz w:val="20"/>
+                <w:szCs w:val="20"/>
+                <w:shd w:val="clear" w:color="auto" w:fill="FFFFFF"/>
+              </w:rPr>
+            </w:pPr>
+          </w:p>
+        </w:tc>
+      </w:tr>
+      <w:tr>
+        <w:tc>
+          <w:tcPr>
+            <w:tcW w:w="10195" w:type="dxa"/>
+          </w:tcPr>
+          <w:p>
+            <w:pPr>
+              <w:jc w:val="both"/>
+              <w:rPr>
+                <w:rFonts w:ascii="Times New Roman" w:hAnsi="Times New Roman" w:cs="Times New Roman"/>
+                <w:color w:val="333333"/>
+                <w:sz w:val="20"/>
+                <w:szCs w:val="20"/>
+                <w:shd w:val="clear" w:color="auto" w:fill="FFFFFF"/>
+              </w:rPr>
+            </w:pPr>
           </w:p>
         </w:tc>
       </w:tr>
@@ -5789,131 +7081,225 @@
             <w:tcW w:w="10195" w:type="dxa"/>
           </w:tcPr>
           <w:p>
-            <w:r>
-              <w:t>Район выполнения задачи: лесной массив (54074).</w:t>
-            </w:r>
-          </w:p>
-        </w:tc>
-      </w:tr>
-      <w:tr>
-        <w:tc>
-          <w:tcPr>
-            <w:tcW w:w="10195" w:type="dxa"/>
-          </w:tcPr>
-          <w:p>
-            <w:r>
-              <w:t>Растительность: плотная лесополоса, преимущественно лиственные деревья.</w:t>
-            </w:r>
-          </w:p>
-        </w:tc>
-      </w:tr>
-      <w:tr>
-        <w:tc>
-          <w:tcPr>
-            <w:tcW w:w="10195" w:type="dxa"/>
-          </w:tcPr>
-          <w:p>
-            <w:r>
-              <w:t>Лесной массив обеспечивает достаточный запас древесины для фортификационных сооружений.</w:t>
-            </w:r>
-          </w:p>
-        </w:tc>
-      </w:tr>
-      <w:tr>
-        <w:tc>
-          <w:tcPr>
-            <w:tcW w:w="10195" w:type="dxa"/>
-          </w:tcPr>
-          <w:p>
-            <w:r>
-              <w:t>Рельеф: холмистый.</w:t>
-            </w:r>
-          </w:p>
-        </w:tc>
-      </w:tr>
-      <w:tr>
-        <w:tc>
-          <w:tcPr>
-            <w:tcW w:w="10195" w:type="dxa"/>
-          </w:tcPr>
-          <w:p>
-            <w:r>
-              <w:t>Дорога от места лесозаготовки до КП бригады (53068) — грунтовая.</w:t>
-            </w:r>
-          </w:p>
-        </w:tc>
-      </w:tr>
-      <w:tr>
-        <w:tc>
-          <w:tcPr>
-            <w:tcW w:w="10195" w:type="dxa"/>
-          </w:tcPr>
-          <w:p>
-            <w:r>
-              <w:t>Подъездные пути осложнены частичным повалом деревьев.</w:t>
-            </w:r>
-          </w:p>
-        </w:tc>
-      </w:tr>
-      <w:tr>
-        <w:tc>
-          <w:tcPr>
-            <w:tcW w:w="10195" w:type="dxa"/>
-          </w:tcPr>
-          <w:p>
-            <w:r>
-              <w:t>Маскирующие свойства: высокие за счёт лесного массива.</w:t>
-            </w:r>
-          </w:p>
-        </w:tc>
-      </w:tr>
-      <w:tr>
-        <w:tc>
-          <w:tcPr>
-            <w:tcW w:w="10195" w:type="dxa"/>
-          </w:tcPr>
-          <w:p>
-            <w:r/>
-          </w:p>
-        </w:tc>
-      </w:tr>
-      <w:tr>
-        <w:tc>
-          <w:tcPr>
-            <w:tcW w:w="10195" w:type="dxa"/>
-          </w:tcPr>
-          <w:p>
-            <w:r/>
-          </w:p>
-        </w:tc>
-      </w:tr>
-      <w:tr>
-        <w:tc>
-          <w:tcPr>
-            <w:tcW w:w="10195" w:type="dxa"/>
-          </w:tcPr>
-          <w:p>
-            <w:r/>
-          </w:p>
-        </w:tc>
-      </w:tr>
-      <w:tr>
-        <w:tc>
-          <w:tcPr>
-            <w:tcW w:w="10195" w:type="dxa"/>
-          </w:tcPr>
-          <w:p>
-            <w:r/>
-          </w:p>
-        </w:tc>
-      </w:tr>
-      <w:tr>
-        <w:tc>
-          <w:tcPr>
-            <w:tcW w:w="10195" w:type="dxa"/>
-          </w:tcPr>
-          <w:p>
-            <w:r/>
+            <w:pPr>
+              <w:jc w:val="both"/>
+              <w:rPr>
+                <w:rFonts w:ascii="Times New Roman" w:hAnsi="Times New Roman" w:cs="Times New Roman"/>
+                <w:color w:val="333333"/>
+                <w:sz w:val="20"/>
+                <w:szCs w:val="20"/>
+                <w:shd w:val="clear" w:color="auto" w:fill="FFFFFF"/>
+              </w:rPr>
+            </w:pPr>
+          </w:p>
+        </w:tc>
+      </w:tr>
+      <w:tr>
+        <w:tc>
+          <w:tcPr>
+            <w:tcW w:w="10195" w:type="dxa"/>
+          </w:tcPr>
+          <w:p>
+            <w:pPr>
+              <w:jc w:val="both"/>
+              <w:rPr>
+                <w:rFonts w:ascii="Times New Roman" w:hAnsi="Times New Roman" w:cs="Times New Roman"/>
+                <w:color w:val="333333"/>
+                <w:sz w:val="20"/>
+                <w:szCs w:val="20"/>
+                <w:shd w:val="clear" w:color="auto" w:fill="FFFFFF"/>
+              </w:rPr>
+            </w:pPr>
+          </w:p>
+        </w:tc>
+      </w:tr>
+      <w:tr>
+        <w:tc>
+          <w:tcPr>
+            <w:tcW w:w="10195" w:type="dxa"/>
+          </w:tcPr>
+          <w:p>
+            <w:pPr>
+              <w:jc w:val="both"/>
+              <w:rPr>
+                <w:rFonts w:ascii="Times New Roman" w:hAnsi="Times New Roman" w:cs="Times New Roman"/>
+                <w:color w:val="333333"/>
+                <w:sz w:val="20"/>
+                <w:szCs w:val="20"/>
+                <w:shd w:val="clear" w:color="auto" w:fill="FFFFFF"/>
+              </w:rPr>
+            </w:pPr>
+          </w:p>
+        </w:tc>
+      </w:tr>
+      <w:tr>
+        <w:tc>
+          <w:tcPr>
+            <w:tcW w:w="10195" w:type="dxa"/>
+          </w:tcPr>
+          <w:p>
+            <w:pPr>
+              <w:jc w:val="both"/>
+              <w:rPr>
+                <w:rFonts w:ascii="Times New Roman" w:hAnsi="Times New Roman" w:cs="Times New Roman"/>
+                <w:color w:val="333333"/>
+                <w:sz w:val="20"/>
+                <w:szCs w:val="20"/>
+                <w:shd w:val="clear" w:color="auto" w:fill="FFFFFF"/>
+              </w:rPr>
+            </w:pPr>
+          </w:p>
+        </w:tc>
+      </w:tr>
+      <w:tr>
+        <w:tc>
+          <w:tcPr>
+            <w:tcW w:w="10195" w:type="dxa"/>
+          </w:tcPr>
+          <w:p>
+            <w:pPr>
+              <w:jc w:val="both"/>
+              <w:rPr>
+                <w:rFonts w:ascii="Times New Roman" w:hAnsi="Times New Roman" w:cs="Times New Roman"/>
+                <w:color w:val="333333"/>
+                <w:sz w:val="20"/>
+                <w:szCs w:val="20"/>
+                <w:shd w:val="clear" w:color="auto" w:fill="FFFFFF"/>
+              </w:rPr>
+            </w:pPr>
+          </w:p>
+        </w:tc>
+      </w:tr>
+      <w:tr>
+        <w:tc>
+          <w:tcPr>
+            <w:tcW w:w="10195" w:type="dxa"/>
+          </w:tcPr>
+          <w:p>
+            <w:pPr>
+              <w:jc w:val="both"/>
+              <w:rPr>
+                <w:rFonts w:ascii="Times New Roman" w:hAnsi="Times New Roman" w:cs="Times New Roman"/>
+                <w:color w:val="333333"/>
+                <w:sz w:val="20"/>
+                <w:szCs w:val="20"/>
+                <w:shd w:val="clear" w:color="auto" w:fill="FFFFFF"/>
+              </w:rPr>
+            </w:pPr>
+          </w:p>
+        </w:tc>
+      </w:tr>
+      <w:tr>
+        <w:tc>
+          <w:tcPr>
+            <w:tcW w:w="10195" w:type="dxa"/>
+          </w:tcPr>
+          <w:p>
+            <w:pPr>
+              <w:jc w:val="both"/>
+              <w:rPr>
+                <w:rFonts w:ascii="Times New Roman" w:hAnsi="Times New Roman" w:cs="Times New Roman"/>
+                <w:color w:val="333333"/>
+                <w:sz w:val="20"/>
+                <w:szCs w:val="20"/>
+                <w:shd w:val="clear" w:color="auto" w:fill="FFFFFF"/>
+              </w:rPr>
+            </w:pPr>
+          </w:p>
+        </w:tc>
+      </w:tr>
+      <w:tr>
+        <w:tc>
+          <w:tcPr>
+            <w:tcW w:w="10195" w:type="dxa"/>
+          </w:tcPr>
+          <w:p>
+            <w:pPr>
+              <w:jc w:val="both"/>
+              <w:rPr>
+                <w:rFonts w:ascii="Times New Roman" w:hAnsi="Times New Roman" w:cs="Times New Roman"/>
+                <w:color w:val="333333"/>
+                <w:sz w:val="20"/>
+                <w:szCs w:val="20"/>
+                <w:shd w:val="clear" w:color="auto" w:fill="FFFFFF"/>
+              </w:rPr>
+            </w:pPr>
+          </w:p>
+        </w:tc>
+      </w:tr>
+      <w:tr>
+        <w:tc>
+          <w:tcPr>
+            <w:tcW w:w="10195" w:type="dxa"/>
+          </w:tcPr>
+          <w:p>
+            <w:pPr>
+              <w:jc w:val="both"/>
+              <w:rPr>
+                <w:rFonts w:ascii="Times New Roman" w:hAnsi="Times New Roman" w:cs="Times New Roman"/>
+                <w:color w:val="333333"/>
+                <w:sz w:val="20"/>
+                <w:szCs w:val="20"/>
+                <w:shd w:val="clear" w:color="auto" w:fill="FFFFFF"/>
+              </w:rPr>
+            </w:pPr>
+          </w:p>
+        </w:tc>
+      </w:tr>
+      <w:tr>
+        <w:tc>
+          <w:tcPr>
+            <w:tcW w:w="10195" w:type="dxa"/>
+          </w:tcPr>
+          <w:p>
+            <w:pPr>
+              <w:jc w:val="both"/>
+              <w:rPr>
+                <w:rFonts w:ascii="Times New Roman" w:hAnsi="Times New Roman" w:cs="Times New Roman"/>
+                <w:color w:val="333333"/>
+                <w:sz w:val="20"/>
+                <w:szCs w:val="20"/>
+                <w:shd w:val="clear" w:color="auto" w:fill="FFFFFF"/>
+              </w:rPr>
+            </w:pPr>
+          </w:p>
+        </w:tc>
+      </w:tr>
+      <w:tr>
+        <w:tc>
+          <w:tcPr>
+            <w:tcW w:w="10195" w:type="dxa"/>
+          </w:tcPr>
+          <w:p>
+            <w:pPr>
+              <w:jc w:val="both"/>
+              <w:rPr>
+                <w:rFonts w:ascii="Times New Roman" w:hAnsi="Times New Roman" w:cs="Times New Roman"/>
+                <w:color w:val="333333"/>
+                <w:sz w:val="20"/>
+                <w:szCs w:val="20"/>
+                <w:shd w:val="clear" w:color="auto" w:fill="FFFFFF"/>
+              </w:rPr>
+            </w:pPr>
+          </w:p>
+        </w:tc>
+      </w:tr>
+      <w:tr>
+        <w:tc>
+          <w:tcPr>
+            <w:tcW w:w="10195" w:type="dxa"/>
+          </w:tcPr>
+          <w:p>
+            <w:pPr>
+              <w:jc w:val="both"/>
+              <w:rPr>
+                <w:rFonts w:ascii="Times New Roman" w:hAnsi="Times New Roman" w:cs="Times New Roman"/>
+                <w:color w:val="333333"/>
+                <w:sz w:val="20"/>
+                <w:szCs w:val="20"/>
+                <w:shd w:val="clear" w:color="auto" w:fill="FFFFFF"/>
+              </w:rPr>
+            </w:pPr>
           </w:p>
         </w:tc>
       </w:tr>
@@ -5982,65 +7368,111 @@
             <w:tcW w:w="10195" w:type="dxa"/>
           </w:tcPr>
           <w:p>
-            <w:r>
-              <w:t>Лесной массив (54074) благоприятен для размещения РЭЛМ.</w:t>
-            </w:r>
-          </w:p>
-        </w:tc>
-      </w:tr>
-      <w:tr>
-        <w:tc>
-          <w:tcPr>
-            <w:tcW w:w="10195" w:type="dxa"/>
-          </w:tcPr>
-          <w:p>
-            <w:r>
-              <w:t>Наличие строительного леса, удовлетворительные подъездные пути (после расчистки).</w:t>
-            </w:r>
-          </w:p>
-        </w:tc>
-      </w:tr>
-      <w:tr>
-        <w:tc>
-          <w:tcPr>
-            <w:tcW w:w="10195" w:type="dxa"/>
-          </w:tcPr>
-          <w:p>
-            <w:r>
-              <w:t>Высокие маскирующие свойства.</w:t>
-            </w:r>
-          </w:p>
-        </w:tc>
-      </w:tr>
-      <w:tr>
-        <w:tc>
-          <w:tcPr>
-            <w:tcW w:w="10195" w:type="dxa"/>
-          </w:tcPr>
-          <w:p>
-            <w:r>
-              <w:t>Основной риск — затруднение подъезда из-за поваленных деревьев.</w:t>
-            </w:r>
-          </w:p>
-        </w:tc>
-      </w:tr>
-      <w:tr>
-        <w:tc>
-          <w:tcPr>
-            <w:tcW w:w="10195" w:type="dxa"/>
-          </w:tcPr>
-          <w:p>
-            <w:r/>
-          </w:p>
-        </w:tc>
-      </w:tr>
-      <w:tr>
-        <w:tc>
-          <w:tcPr>
-            <w:tcW w:w="10195" w:type="dxa"/>
-          </w:tcPr>
-          <w:p>
-            <w:r/>
+            <w:pPr>
+              <w:jc w:val="both"/>
+              <w:rPr>
+                <w:rFonts w:ascii="Times New Roman" w:hAnsi="Times New Roman" w:cs="Times New Roman"/>
+                <w:color w:val="333333"/>
+                <w:sz w:val="20"/>
+                <w:szCs w:val="20"/>
+                <w:shd w:val="clear" w:color="auto" w:fill="FFFFFF"/>
+              </w:rPr>
+            </w:pPr>
+          </w:p>
+        </w:tc>
+      </w:tr>
+      <w:tr>
+        <w:tc>
+          <w:tcPr>
+            <w:tcW w:w="10195" w:type="dxa"/>
+          </w:tcPr>
+          <w:p>
+            <w:pPr>
+              <w:jc w:val="both"/>
+              <w:rPr>
+                <w:rFonts w:ascii="Times New Roman" w:hAnsi="Times New Roman" w:cs="Times New Roman"/>
+                <w:color w:val="333333"/>
+                <w:sz w:val="20"/>
+                <w:szCs w:val="20"/>
+                <w:shd w:val="clear" w:color="auto" w:fill="FFFFFF"/>
+              </w:rPr>
+            </w:pPr>
+          </w:p>
+        </w:tc>
+      </w:tr>
+      <w:tr>
+        <w:tc>
+          <w:tcPr>
+            <w:tcW w:w="10195" w:type="dxa"/>
+          </w:tcPr>
+          <w:p>
+            <w:pPr>
+              <w:jc w:val="both"/>
+              <w:rPr>
+                <w:rFonts w:ascii="Times New Roman" w:hAnsi="Times New Roman" w:cs="Times New Roman"/>
+                <w:color w:val="333333"/>
+                <w:sz w:val="20"/>
+                <w:szCs w:val="20"/>
+                <w:shd w:val="clear" w:color="auto" w:fill="FFFFFF"/>
+              </w:rPr>
+            </w:pPr>
+          </w:p>
+        </w:tc>
+      </w:tr>
+      <w:tr>
+        <w:tc>
+          <w:tcPr>
+            <w:tcW w:w="10195" w:type="dxa"/>
+          </w:tcPr>
+          <w:p>
+            <w:pPr>
+              <w:jc w:val="both"/>
+              <w:rPr>
+                <w:rFonts w:ascii="Times New Roman" w:hAnsi="Times New Roman" w:cs="Times New Roman"/>
+                <w:color w:val="333333"/>
+                <w:sz w:val="20"/>
+                <w:szCs w:val="20"/>
+                <w:shd w:val="clear" w:color="auto" w:fill="FFFFFF"/>
+              </w:rPr>
+            </w:pPr>
+          </w:p>
+        </w:tc>
+      </w:tr>
+      <w:tr>
+        <w:tc>
+          <w:tcPr>
+            <w:tcW w:w="10195" w:type="dxa"/>
+          </w:tcPr>
+          <w:p>
+            <w:pPr>
+              <w:jc w:val="both"/>
+              <w:rPr>
+                <w:rFonts w:ascii="Times New Roman" w:hAnsi="Times New Roman" w:cs="Times New Roman"/>
+                <w:color w:val="333333"/>
+                <w:sz w:val="20"/>
+                <w:szCs w:val="20"/>
+                <w:shd w:val="clear" w:color="auto" w:fill="FFFFFF"/>
+              </w:rPr>
+            </w:pPr>
+          </w:p>
+        </w:tc>
+      </w:tr>
+      <w:tr>
+        <w:tc>
+          <w:tcPr>
+            <w:tcW w:w="10195" w:type="dxa"/>
+          </w:tcPr>
+          <w:p>
+            <w:pPr>
+              <w:jc w:val="both"/>
+              <w:rPr>
+                <w:rFonts w:ascii="Times New Roman" w:hAnsi="Times New Roman" w:cs="Times New Roman"/>
+                <w:color w:val="333333"/>
+                <w:sz w:val="20"/>
+                <w:szCs w:val="20"/>
+                <w:shd w:val="clear" w:color="auto" w:fill="FFFFFF"/>
+              </w:rPr>
+            </w:pPr>
           </w:p>
         </w:tc>
       </w:tr>
@@ -6089,33 +7521,54 @@
             <w:tcW w:w="10195" w:type="dxa"/>
           </w:tcPr>
           <w:p>
-            <w:r>
-              <w:t>Время года: лето (июль). Погода на 1.07: сухая, ясная.</w:t>
-            </w:r>
-          </w:p>
-        </w:tc>
-      </w:tr>
-      <w:tr>
-        <w:tc>
-          <w:tcPr>
-            <w:tcW w:w="10195" w:type="dxa"/>
-          </w:tcPr>
-          <w:p>
-            <w:r>
-              <w:t>Грунтовые дороги в удовлетворительном состоянии.</w:t>
-            </w:r>
-          </w:p>
-        </w:tc>
-      </w:tr>
-      <w:tr>
-        <w:tc>
-          <w:tcPr>
-            <w:tcW w:w="10195" w:type="dxa"/>
-          </w:tcPr>
-          <w:p>
-            <w:r>
-              <w:t>Видимость хорошая.</w:t>
-            </w:r>
+            <w:pPr>
+              <w:jc w:val="both"/>
+              <w:rPr>
+                <w:rFonts w:ascii="Times New Roman" w:hAnsi="Times New Roman" w:cs="Times New Roman"/>
+                <w:color w:val="333333"/>
+                <w:sz w:val="20"/>
+                <w:szCs w:val="20"/>
+                <w:shd w:val="clear" w:color="auto" w:fill="FFFFFF"/>
+              </w:rPr>
+            </w:pPr>
+          </w:p>
+        </w:tc>
+      </w:tr>
+      <w:tr>
+        <w:tc>
+          <w:tcPr>
+            <w:tcW w:w="10195" w:type="dxa"/>
+          </w:tcPr>
+          <w:p>
+            <w:pPr>
+              <w:jc w:val="both"/>
+              <w:rPr>
+                <w:rFonts w:ascii="Times New Roman" w:hAnsi="Times New Roman" w:cs="Times New Roman"/>
+                <w:color w:val="333333"/>
+                <w:sz w:val="20"/>
+                <w:szCs w:val="20"/>
+                <w:shd w:val="clear" w:color="auto" w:fill="FFFFFF"/>
+              </w:rPr>
+            </w:pPr>
+          </w:p>
+        </w:tc>
+      </w:tr>
+      <w:tr>
+        <w:tc>
+          <w:tcPr>
+            <w:tcW w:w="10195" w:type="dxa"/>
+          </w:tcPr>
+          <w:p>
+            <w:pPr>
+              <w:jc w:val="both"/>
+              <w:rPr>
+                <w:rFonts w:ascii="Times New Roman" w:hAnsi="Times New Roman" w:cs="Times New Roman"/>
+                <w:color w:val="333333"/>
+                <w:sz w:val="20"/>
+                <w:szCs w:val="20"/>
+                <w:shd w:val="clear" w:color="auto" w:fill="FFFFFF"/>
+              </w:rPr>
+            </w:pPr>
           </w:p>
         </w:tc>
       </w:tr>
@@ -6184,33 +7637,54 @@
             <w:tcW w:w="10195" w:type="dxa"/>
           </w:tcPr>
           <w:p>
-            <w:r>
-              <w:t>Погодные условия благоприятны для выполнения задачи.</w:t>
-            </w:r>
-          </w:p>
-        </w:tc>
-      </w:tr>
-      <w:tr>
-        <w:tc>
-          <w:tcPr>
-            <w:tcW w:w="10195" w:type="dxa"/>
-          </w:tcPr>
-          <w:p>
-            <w:r>
-              <w:t>Сухой грунт обеспечивает проходимость дорог для КамАЗ-53501.</w:t>
-            </w:r>
-          </w:p>
-        </w:tc>
-      </w:tr>
-      <w:tr>
-        <w:tc>
-          <w:tcPr>
-            <w:tcW w:w="10195" w:type="dxa"/>
-          </w:tcPr>
-          <w:p>
-            <w:r>
-              <w:t>Хорошая видимость требует усиления маскировки.</w:t>
-            </w:r>
+            <w:pPr>
+              <w:jc w:val="both"/>
+              <w:rPr>
+                <w:rFonts w:ascii="Times New Roman" w:hAnsi="Times New Roman" w:cs="Times New Roman"/>
+                <w:color w:val="333333"/>
+                <w:sz w:val="20"/>
+                <w:szCs w:val="20"/>
+                <w:shd w:val="clear" w:color="auto" w:fill="FFFFFF"/>
+              </w:rPr>
+            </w:pPr>
+          </w:p>
+        </w:tc>
+      </w:tr>
+      <w:tr>
+        <w:tc>
+          <w:tcPr>
+            <w:tcW w:w="10195" w:type="dxa"/>
+          </w:tcPr>
+          <w:p>
+            <w:pPr>
+              <w:jc w:val="both"/>
+              <w:rPr>
+                <w:rFonts w:ascii="Times New Roman" w:hAnsi="Times New Roman" w:cs="Times New Roman"/>
+                <w:color w:val="333333"/>
+                <w:sz w:val="20"/>
+                <w:szCs w:val="20"/>
+                <w:shd w:val="clear" w:color="auto" w:fill="FFFFFF"/>
+              </w:rPr>
+            </w:pPr>
+          </w:p>
+        </w:tc>
+      </w:tr>
+      <w:tr>
+        <w:tc>
+          <w:tcPr>
+            <w:tcW w:w="10195" w:type="dxa"/>
+          </w:tcPr>
+          <w:p>
+            <w:pPr>
+              <w:jc w:val="both"/>
+              <w:rPr>
+                <w:rFonts w:ascii="Times New Roman" w:hAnsi="Times New Roman" w:cs="Times New Roman"/>
+                <w:color w:val="333333"/>
+                <w:sz w:val="20"/>
+                <w:szCs w:val="20"/>
+                <w:shd w:val="clear" w:color="auto" w:fill="FFFFFF"/>
+              </w:rPr>
+            </w:pPr>
           </w:p>
         </w:tc>
       </w:tr>
@@ -6279,43 +7753,73 @@
             <w:tcW w:w="10195" w:type="dxa"/>
           </w:tcPr>
           <w:p>
-            <w:r>
-              <w:t>Данных о применении противником ОМП, РХБ заражении в районе выполнения задач не имеется.</w:t>
-            </w:r>
-          </w:p>
-        </w:tc>
-      </w:tr>
-      <w:tr>
-        <w:tc>
-          <w:tcPr>
-            <w:tcW w:w="10195" w:type="dxa"/>
-          </w:tcPr>
-          <w:p>
-            <w:r>
-              <w:t>Ударов по районам не наносилось.</w:t>
-            </w:r>
-          </w:p>
-        </w:tc>
-      </w:tr>
-      <w:tr>
-        <w:tc>
-          <w:tcPr>
-            <w:tcW w:w="10195" w:type="dxa"/>
-          </w:tcPr>
-          <w:p>
-            <w:r>
-              <w:t>Районов завалов, пожаров не установлено.</w:t>
-            </w:r>
-          </w:p>
-        </w:tc>
-      </w:tr>
-      <w:tr>
-        <w:tc>
-          <w:tcPr>
-            <w:tcW w:w="10195" w:type="dxa"/>
-          </w:tcPr>
-          <w:p>
-            <w:r/>
+            <w:pPr>
+              <w:jc w:val="both"/>
+              <w:rPr>
+                <w:rFonts w:ascii="Times New Roman" w:hAnsi="Times New Roman" w:cs="Times New Roman"/>
+                <w:color w:val="333333"/>
+                <w:sz w:val="20"/>
+                <w:szCs w:val="20"/>
+                <w:shd w:val="clear" w:color="auto" w:fill="FFFFFF"/>
+              </w:rPr>
+            </w:pPr>
+          </w:p>
+        </w:tc>
+      </w:tr>
+      <w:tr>
+        <w:tc>
+          <w:tcPr>
+            <w:tcW w:w="10195" w:type="dxa"/>
+          </w:tcPr>
+          <w:p>
+            <w:pPr>
+              <w:jc w:val="both"/>
+              <w:rPr>
+                <w:rFonts w:ascii="Times New Roman" w:hAnsi="Times New Roman" w:cs="Times New Roman"/>
+                <w:color w:val="333333"/>
+                <w:sz w:val="20"/>
+                <w:szCs w:val="20"/>
+                <w:shd w:val="clear" w:color="auto" w:fill="FFFFFF"/>
+              </w:rPr>
+            </w:pPr>
+          </w:p>
+        </w:tc>
+      </w:tr>
+      <w:tr>
+        <w:tc>
+          <w:tcPr>
+            <w:tcW w:w="10195" w:type="dxa"/>
+          </w:tcPr>
+          <w:p>
+            <w:pPr>
+              <w:jc w:val="both"/>
+              <w:rPr>
+                <w:rFonts w:ascii="Times New Roman" w:hAnsi="Times New Roman" w:cs="Times New Roman"/>
+                <w:color w:val="333333"/>
+                <w:sz w:val="20"/>
+                <w:szCs w:val="20"/>
+                <w:shd w:val="clear" w:color="auto" w:fill="FFFFFF"/>
+              </w:rPr>
+            </w:pPr>
+          </w:p>
+        </w:tc>
+      </w:tr>
+      <w:tr>
+        <w:tc>
+          <w:tcPr>
+            <w:tcW w:w="10195" w:type="dxa"/>
+          </w:tcPr>
+          <w:p>
+            <w:pPr>
+              <w:jc w:val="both"/>
+              <w:rPr>
+                <w:rFonts w:ascii="Times New Roman" w:hAnsi="Times New Roman" w:cs="Times New Roman"/>
+                <w:color w:val="333333"/>
+                <w:sz w:val="20"/>
+                <w:szCs w:val="20"/>
+                <w:shd w:val="clear" w:color="auto" w:fill="FFFFFF"/>
+              </w:rPr>
+            </w:pPr>
           </w:p>
         </w:tc>
       </w:tr>
@@ -6384,31 +7888,54 @@
             <w:tcW w:w="10195" w:type="dxa"/>
           </w:tcPr>
           <w:p>
-            <w:r>
-              <w:t>РХБ обстановка не влияет на выполнение задачи.</w:t>
-            </w:r>
-          </w:p>
-        </w:tc>
-      </w:tr>
-      <w:tr>
-        <w:tc>
-          <w:tcPr>
-            <w:tcW w:w="10195" w:type="dxa"/>
-          </w:tcPr>
-          <w:p>
-            <w:r>
-              <w:t>Средства индивидуальной защиты (ОЗК, противогаз) иметь при себе в готовности к применению.</w:t>
-            </w:r>
-          </w:p>
-        </w:tc>
-      </w:tr>
-      <w:tr>
-        <w:tc>
-          <w:tcPr>
-            <w:tcW w:w="10195" w:type="dxa"/>
-          </w:tcPr>
-          <w:p>
-            <w:r/>
+            <w:pPr>
+              <w:jc w:val="both"/>
+              <w:rPr>
+                <w:rFonts w:ascii="Times New Roman" w:hAnsi="Times New Roman" w:cs="Times New Roman"/>
+                <w:color w:val="333333"/>
+                <w:sz w:val="20"/>
+                <w:szCs w:val="20"/>
+                <w:shd w:val="clear" w:color="auto" w:fill="FFFFFF"/>
+              </w:rPr>
+            </w:pPr>
+          </w:p>
+        </w:tc>
+      </w:tr>
+      <w:tr>
+        <w:tc>
+          <w:tcPr>
+            <w:tcW w:w="10195" w:type="dxa"/>
+          </w:tcPr>
+          <w:p>
+            <w:pPr>
+              <w:jc w:val="both"/>
+              <w:rPr>
+                <w:rFonts w:ascii="Times New Roman" w:hAnsi="Times New Roman" w:cs="Times New Roman"/>
+                <w:color w:val="333333"/>
+                <w:sz w:val="20"/>
+                <w:szCs w:val="20"/>
+                <w:shd w:val="clear" w:color="auto" w:fill="FFFFFF"/>
+              </w:rPr>
+            </w:pPr>
+          </w:p>
+        </w:tc>
+      </w:tr>
+      <w:tr>
+        <w:tc>
+          <w:tcPr>
+            <w:tcW w:w="10195" w:type="dxa"/>
+          </w:tcPr>
+          <w:p>
+            <w:pPr>
+              <w:jc w:val="both"/>
+              <w:rPr>
+                <w:rFonts w:ascii="Times New Roman" w:hAnsi="Times New Roman" w:cs="Times New Roman"/>
+                <w:color w:val="333333"/>
+                <w:sz w:val="20"/>
+                <w:szCs w:val="20"/>
+                <w:shd w:val="clear" w:color="auto" w:fill="FFFFFF"/>
+              </w:rPr>
+            </w:pPr>
           </w:p>
         </w:tc>
       </w:tr>
@@ -6612,10 +8139,39 @@
             <w:tcW w:w="6946" w:type="dxa"/>
           </w:tcPr>
           <w:p>
+            <w:pPr>
+              <w:jc w:val="both"/>
+              <w:rPr>
+                <w:rFonts w:ascii="Times New Roman" w:hAnsi="Times New Roman" w:cs="Times New Roman"/>
+                <w:color w:val="333333"/>
+                <w:sz w:val="20"/>
+                <w:szCs w:val="20"/>
+                <w:shd w:val="clear" w:color="auto" w:fill="FFFFFF"/>
+              </w:rPr>
+            </w:pPr>
             <w:r>
-              <w:t>Основные усилия сосредоточить на своевременном развёртывании РЭЛМ в лесном массиве (54074) и организации бесперебойного производства пиломатериалов для фортификационного оборудования КП бригады (53068).</w:t>
+              <w:rPr>
+                <w:rFonts w:ascii="Times New Roman" w:hAnsi="Times New Roman" w:cs="Times New Roman"/>
+                <w:color w:val="333333"/>
+                <w:sz w:val="20"/>
+                <w:szCs w:val="20"/>
+                <w:shd w:val="clear" w:color="auto" w:fill="FFFFFF"/>
+              </w:rPr>
+              <w:t>- задачи, на решение которых необходимо сосредоточить основные усилия</w:t>
             </w:r>
           </w:p>
+          <w:p>
+            <w:pPr>
+              <w:jc w:val="both"/>
+              <w:rPr>
+                <w:rFonts w:ascii="Times New Roman" w:hAnsi="Times New Roman" w:cs="Times New Roman"/>
+                <w:color w:val="333333"/>
+                <w:sz w:val="20"/>
+                <w:szCs w:val="20"/>
+                <w:shd w:val="clear" w:color="auto" w:fill="FFFFFF"/>
+              </w:rPr>
+            </w:pPr>
+          </w:p>
         </w:tc>
       </w:tr>
       <w:tr>
@@ -6624,9 +8180,16 @@
             <w:tcW w:w="6946" w:type="dxa"/>
           </w:tcPr>
           <w:p>
-            <w:r>
-              <w:t>Этап 1 — Подготовительный (31.06): разведка, техосмотр, тренировка.</w:t>
-            </w:r>
+            <w:pPr>
+              <w:jc w:val="both"/>
+              <w:rPr>
+                <w:rFonts w:ascii="Times New Roman" w:hAnsi="Times New Roman" w:cs="Times New Roman"/>
+                <w:color w:val="333333"/>
+                <w:sz w:val="20"/>
+                <w:szCs w:val="20"/>
+                <w:shd w:val="clear" w:color="auto" w:fill="FFFFFF"/>
+              </w:rPr>
+            </w:pPr>
           </w:p>
         </w:tc>
       </w:tr>
@@ -6636,9 +8199,16 @@
             <w:tcW w:w="6946" w:type="dxa"/>
           </w:tcPr>
           <w:p>
-            <w:r>
-              <w:t>Этап 2 — Выдвижение и развёртывание (01.07, 03:45–10:00): марш, установка ЛРВ-2, подключение ЭД60-Т230, начало распиловки.</w:t>
-            </w:r>
+            <w:pPr>
+              <w:jc w:val="both"/>
+              <w:rPr>
+                <w:rFonts w:ascii="Times New Roman" w:hAnsi="Times New Roman" w:cs="Times New Roman"/>
+                <w:color w:val="333333"/>
+                <w:sz w:val="20"/>
+                <w:szCs w:val="20"/>
+                <w:shd w:val="clear" w:color="auto" w:fill="FFFFFF"/>
+              </w:rPr>
+            </w:pPr>
           </w:p>
         </w:tc>
       </w:tr>
@@ -6648,9 +8218,16 @@
             <w:tcW w:w="6946" w:type="dxa"/>
           </w:tcPr>
           <w:p>
-            <w:r>
-              <w:t>Этап 3 — Производство и подвоз (01.07 с 10:00): непрерывный цикл валка → трелёвка → распиловка → погрузка → подвоз на КП.</w:t>
-            </w:r>
+            <w:pPr>
+              <w:jc w:val="both"/>
+              <w:rPr>
+                <w:rFonts w:ascii="Times New Roman" w:hAnsi="Times New Roman" w:cs="Times New Roman"/>
+                <w:color w:val="333333"/>
+                <w:sz w:val="20"/>
+                <w:szCs w:val="20"/>
+                <w:shd w:val="clear" w:color="auto" w:fill="FFFFFF"/>
+              </w:rPr>
+            </w:pPr>
           </w:p>
         </w:tc>
       </w:tr>
@@ -6660,7 +8237,16 @@
             <w:tcW w:w="6946" w:type="dxa"/>
           </w:tcPr>
           <w:p>
-            <w:r/>
+            <w:pPr>
+              <w:jc w:val="both"/>
+              <w:rPr>
+                <w:rFonts w:ascii="Times New Roman" w:hAnsi="Times New Roman" w:cs="Times New Roman"/>
+                <w:color w:val="333333"/>
+                <w:sz w:val="20"/>
+                <w:szCs w:val="20"/>
+                <w:shd w:val="clear" w:color="auto" w:fill="FFFFFF"/>
+              </w:rPr>
+            </w:pPr>
           </w:p>
         </w:tc>
       </w:tr>
@@ -6670,7 +8256,16 @@
             <w:tcW w:w="6946" w:type="dxa"/>
           </w:tcPr>
           <w:p>
-            <w:r/>
+            <w:pPr>
+              <w:jc w:val="both"/>
+              <w:rPr>
+                <w:rFonts w:ascii="Times New Roman" w:hAnsi="Times New Roman" w:cs="Times New Roman"/>
+                <w:color w:val="333333"/>
+                <w:sz w:val="20"/>
+                <w:szCs w:val="20"/>
+                <w:shd w:val="clear" w:color="auto" w:fill="FFFFFF"/>
+              </w:rPr>
+            </w:pPr>
           </w:p>
         </w:tc>
       </w:tr>
@@ -6680,7 +8275,16 @@
             <w:tcW w:w="6946" w:type="dxa"/>
           </w:tcPr>
           <w:p>
-            <w:r/>
+            <w:pPr>
+              <w:jc w:val="both"/>
+              <w:rPr>
+                <w:rFonts w:ascii="Times New Roman" w:hAnsi="Times New Roman" w:cs="Times New Roman"/>
+                <w:color w:val="333333"/>
+                <w:sz w:val="20"/>
+                <w:szCs w:val="20"/>
+                <w:shd w:val="clear" w:color="auto" w:fill="FFFFFF"/>
+              </w:rPr>
+            </w:pPr>
           </w:p>
         </w:tc>
       </w:tr>
@@ -6808,111 +8412,187 @@
             <w:tcW w:w="10195" w:type="dxa"/>
           </w:tcPr>
           <w:p>
-            <w:r>
-              <w:t>Район: лесной массив (54074).</w:t>
-            </w:r>
-          </w:p>
-        </w:tc>
-      </w:tr>
-      <w:tr>
-        <w:tc>
-          <w:tcPr>
-            <w:tcW w:w="10195" w:type="dxa"/>
-          </w:tcPr>
-          <w:p>
-            <w:r>
-              <w:t>Маршрут выдвижения: из района сосредоточения (Мостище, 55072) в лесной массив (54074).</w:t>
-            </w:r>
-          </w:p>
-        </w:tc>
-      </w:tr>
-      <w:tr>
-        <w:tc>
-          <w:tcPr>
-            <w:tcW w:w="10195" w:type="dxa"/>
-          </w:tcPr>
-          <w:p>
-            <w:r>
-              <w:t>Маршрут подвоза: от РЭЛМ (54074) до КП бригады (53068), грунтовая дорога.</w:t>
-            </w:r>
-          </w:p>
-        </w:tc>
-      </w:tr>
-      <w:tr>
-        <w:tc>
-          <w:tcPr>
-            <w:tcW w:w="10195" w:type="dxa"/>
-          </w:tcPr>
-          <w:p>
-            <w:r>
-              <w:t>К 10:00 01.07 — лесозавод развёрнут и работает.</w:t>
-            </w:r>
-          </w:p>
-        </w:tc>
-      </w:tr>
-      <w:tr>
-        <w:tc>
-          <w:tcPr>
-            <w:tcW w:w="10195" w:type="dxa"/>
-          </w:tcPr>
-          <w:p>
-            <w:r>
-              <w:t>К 13:00 01.07 — подвоз материалов на КП организован.</w:t>
-            </w:r>
-          </w:p>
-        </w:tc>
-      </w:tr>
-      <w:tr>
-        <w:tc>
-          <w:tcPr>
-            <w:tcW w:w="10195" w:type="dxa"/>
-          </w:tcPr>
-          <w:p>
-            <w:r>
-              <w:t>К 8:00 02.07 — РЭЛМ полностью оборудован.</w:t>
-            </w:r>
-          </w:p>
-        </w:tc>
-      </w:tr>
-      <w:tr>
-        <w:tc>
-          <w:tcPr>
-            <w:tcW w:w="10195" w:type="dxa"/>
-          </w:tcPr>
-          <w:p>
-            <w:r>
-              <w:t>Объём: производство бруса, досок, пластин для убежищ, блиндажей безврубочной конструкции, перекрытых щелей, одежды крутости.</w:t>
-            </w:r>
-          </w:p>
-        </w:tc>
-      </w:tr>
-      <w:tr>
-        <w:tc>
-          <w:tcPr>
-            <w:tcW w:w="10195" w:type="dxa"/>
-          </w:tcPr>
-          <w:p>
-            <w:r/>
-          </w:p>
-        </w:tc>
-      </w:tr>
-      <w:tr>
-        <w:tc>
-          <w:tcPr>
-            <w:tcW w:w="10195" w:type="dxa"/>
-          </w:tcPr>
-          <w:p>
-            <w:r/>
-          </w:p>
-        </w:tc>
-      </w:tr>
-      <w:tr>
-        <w:tc>
-          <w:tcPr>
-            <w:tcW w:w="10195" w:type="dxa"/>
-          </w:tcPr>
-          <w:p>
-            <w:r/>
+            <w:pPr>
+              <w:jc w:val="both"/>
+              <w:rPr>
+                <w:rFonts w:ascii="Times New Roman" w:hAnsi="Times New Roman" w:cs="Times New Roman"/>
+                <w:color w:val="333333"/>
+                <w:sz w:val="20"/>
+                <w:szCs w:val="20"/>
+                <w:shd w:val="clear" w:color="auto" w:fill="FFFFFF"/>
+              </w:rPr>
+            </w:pPr>
+          </w:p>
+        </w:tc>
+      </w:tr>
+      <w:tr>
+        <w:tc>
+          <w:tcPr>
+            <w:tcW w:w="10195" w:type="dxa"/>
+          </w:tcPr>
+          <w:p>
+            <w:pPr>
+              <w:jc w:val="both"/>
+              <w:rPr>
+                <w:rFonts w:ascii="Times New Roman" w:hAnsi="Times New Roman" w:cs="Times New Roman"/>
+                <w:color w:val="333333"/>
+                <w:sz w:val="20"/>
+                <w:szCs w:val="20"/>
+                <w:shd w:val="clear" w:color="auto" w:fill="FFFFFF"/>
+              </w:rPr>
+            </w:pPr>
+          </w:p>
+        </w:tc>
+      </w:tr>
+      <w:tr>
+        <w:tc>
+          <w:tcPr>
+            <w:tcW w:w="10195" w:type="dxa"/>
+          </w:tcPr>
+          <w:p>
+            <w:pPr>
+              <w:jc w:val="both"/>
+              <w:rPr>
+                <w:rFonts w:ascii="Times New Roman" w:hAnsi="Times New Roman" w:cs="Times New Roman"/>
+                <w:color w:val="333333"/>
+                <w:sz w:val="20"/>
+                <w:szCs w:val="20"/>
+                <w:shd w:val="clear" w:color="auto" w:fill="FFFFFF"/>
+              </w:rPr>
+            </w:pPr>
+          </w:p>
+        </w:tc>
+      </w:tr>
+      <w:tr>
+        <w:tc>
+          <w:tcPr>
+            <w:tcW w:w="10195" w:type="dxa"/>
+          </w:tcPr>
+          <w:p>
+            <w:pPr>
+              <w:jc w:val="both"/>
+              <w:rPr>
+                <w:rFonts w:ascii="Times New Roman" w:hAnsi="Times New Roman" w:cs="Times New Roman"/>
+                <w:color w:val="333333"/>
+                <w:sz w:val="20"/>
+                <w:szCs w:val="20"/>
+                <w:shd w:val="clear" w:color="auto" w:fill="FFFFFF"/>
+              </w:rPr>
+            </w:pPr>
+          </w:p>
+        </w:tc>
+      </w:tr>
+      <w:tr>
+        <w:tc>
+          <w:tcPr>
+            <w:tcW w:w="10195" w:type="dxa"/>
+          </w:tcPr>
+          <w:p>
+            <w:pPr>
+              <w:jc w:val="both"/>
+              <w:rPr>
+                <w:rFonts w:ascii="Times New Roman" w:hAnsi="Times New Roman" w:cs="Times New Roman"/>
+                <w:color w:val="333333"/>
+                <w:sz w:val="20"/>
+                <w:szCs w:val="20"/>
+                <w:shd w:val="clear" w:color="auto" w:fill="FFFFFF"/>
+              </w:rPr>
+            </w:pPr>
+          </w:p>
+        </w:tc>
+      </w:tr>
+      <w:tr>
+        <w:tc>
+          <w:tcPr>
+            <w:tcW w:w="10195" w:type="dxa"/>
+          </w:tcPr>
+          <w:p>
+            <w:pPr>
+              <w:jc w:val="both"/>
+              <w:rPr>
+                <w:rFonts w:ascii="Times New Roman" w:hAnsi="Times New Roman" w:cs="Times New Roman"/>
+                <w:color w:val="333333"/>
+                <w:sz w:val="20"/>
+                <w:szCs w:val="20"/>
+                <w:shd w:val="clear" w:color="auto" w:fill="FFFFFF"/>
+              </w:rPr>
+            </w:pPr>
+          </w:p>
+        </w:tc>
+      </w:tr>
+      <w:tr>
+        <w:tc>
+          <w:tcPr>
+            <w:tcW w:w="10195" w:type="dxa"/>
+          </w:tcPr>
+          <w:p>
+            <w:pPr>
+              <w:jc w:val="both"/>
+              <w:rPr>
+                <w:rFonts w:ascii="Times New Roman" w:hAnsi="Times New Roman" w:cs="Times New Roman"/>
+                <w:color w:val="333333"/>
+                <w:sz w:val="20"/>
+                <w:szCs w:val="20"/>
+                <w:shd w:val="clear" w:color="auto" w:fill="FFFFFF"/>
+              </w:rPr>
+            </w:pPr>
+          </w:p>
+        </w:tc>
+      </w:tr>
+      <w:tr>
+        <w:tc>
+          <w:tcPr>
+            <w:tcW w:w="10195" w:type="dxa"/>
+          </w:tcPr>
+          <w:p>
+            <w:pPr>
+              <w:jc w:val="both"/>
+              <w:rPr>
+                <w:rFonts w:ascii="Times New Roman" w:hAnsi="Times New Roman" w:cs="Times New Roman"/>
+                <w:color w:val="333333"/>
+                <w:sz w:val="20"/>
+                <w:szCs w:val="20"/>
+                <w:shd w:val="clear" w:color="auto" w:fill="FFFFFF"/>
+              </w:rPr>
+            </w:pPr>
+          </w:p>
+        </w:tc>
+      </w:tr>
+      <w:tr>
+        <w:tc>
+          <w:tcPr>
+            <w:tcW w:w="10195" w:type="dxa"/>
+          </w:tcPr>
+          <w:p>
+            <w:pPr>
+              <w:jc w:val="both"/>
+              <w:rPr>
+                <w:rFonts w:ascii="Times New Roman" w:hAnsi="Times New Roman" w:cs="Times New Roman"/>
+                <w:color w:val="333333"/>
+                <w:sz w:val="20"/>
+                <w:szCs w:val="20"/>
+                <w:shd w:val="clear" w:color="auto" w:fill="FFFFFF"/>
+              </w:rPr>
+            </w:pPr>
+          </w:p>
+        </w:tc>
+      </w:tr>
+      <w:tr>
+        <w:tc>
+          <w:tcPr>
+            <w:tcW w:w="10195" w:type="dxa"/>
+          </w:tcPr>
+          <w:p>
+            <w:pPr>
+              <w:jc w:val="both"/>
+              <w:rPr>
+                <w:rFonts w:ascii="Times New Roman" w:hAnsi="Times New Roman" w:cs="Times New Roman"/>
+                <w:color w:val="333333"/>
+                <w:sz w:val="20"/>
+                <w:szCs w:val="20"/>
+                <w:shd w:val="clear" w:color="auto" w:fill="FFFFFF"/>
+              </w:rPr>
+            </w:pPr>
           </w:p>
         </w:tc>
       </w:tr>
@@ -7000,89 +8680,149 @@
             <w:tcW w:w="10195" w:type="dxa"/>
           </w:tcPr>
           <w:p>
-            <w:r>
-              <w:t>Лесопильное отделение (6 чел.): ЛРВ-2, ТТ-4, МП «Урал» (3 шт.), ЭД60-Т230, КамАЗ-53501 (2 шт.).</w:t>
-            </w:r>
-          </w:p>
-        </w:tc>
-      </w:tr>
-      <w:tr>
-        <w:tc>
-          <w:tcPr>
-            <w:tcW w:w="10195" w:type="dxa"/>
-          </w:tcPr>
-          <w:p>
-            <w:r>
-              <w:t>Задачи: разведка, валка, трелёвка, распиловка, подвоз.</w:t>
-            </w:r>
-          </w:p>
-        </w:tc>
-      </w:tr>
-      <w:tr>
-        <w:tc>
-          <w:tcPr>
-            <w:tcW w:w="10195" w:type="dxa"/>
-          </w:tcPr>
-          <w:p>
-            <w:r>
-              <w:t>Отделение инж. конструкций (5 чел.): КС-3574М1, ЭД16-Т230АИ, УЗМ-Р, Р-168-0,5У.</w:t>
-            </w:r>
-          </w:p>
-        </w:tc>
-      </w:tr>
-      <w:tr>
-        <w:tc>
-          <w:tcPr>
-            <w:tcW w:w="10195" w:type="dxa"/>
-          </w:tcPr>
-          <w:p>
-            <w:r>
-              <w:t>Задачи: погрузка-разгрузка, изготовление конструкций.</w:t>
-            </w:r>
-          </w:p>
-        </w:tc>
-      </w:tr>
-      <w:tr>
-        <w:tc>
-          <w:tcPr>
-            <w:tcW w:w="10195" w:type="dxa"/>
-          </w:tcPr>
-          <w:p>
-            <w:r>
-              <w:t>Командир ВИК (1 чел.): управление, контроль, связь, доклады.</w:t>
-            </w:r>
-          </w:p>
-        </w:tc>
-      </w:tr>
-      <w:tr>
-        <w:tc>
-          <w:tcPr>
-            <w:tcW w:w="10195" w:type="dxa"/>
-          </w:tcPr>
-          <w:p>
-            <w:r>
-              <w:t>Итого: 12 чел., 11 единиц техники.</w:t>
-            </w:r>
-          </w:p>
-        </w:tc>
-      </w:tr>
-      <w:tr>
-        <w:tc>
-          <w:tcPr>
-            <w:tcW w:w="10195" w:type="dxa"/>
-          </w:tcPr>
-          <w:p>
-            <w:r/>
-          </w:p>
-        </w:tc>
-      </w:tr>
-      <w:tr>
-        <w:tc>
-          <w:tcPr>
-            <w:tcW w:w="10195" w:type="dxa"/>
-          </w:tcPr>
-          <w:p>
-            <w:r/>
+            <w:pPr>
+              <w:jc w:val="both"/>
+              <w:rPr>
+                <w:rFonts w:ascii="Times New Roman" w:hAnsi="Times New Roman" w:cs="Times New Roman"/>
+                <w:color w:val="333333"/>
+                <w:sz w:val="20"/>
+                <w:szCs w:val="20"/>
+                <w:shd w:val="clear" w:color="auto" w:fill="FFFFFF"/>
+              </w:rPr>
+            </w:pPr>
+          </w:p>
+        </w:tc>
+      </w:tr>
+      <w:tr>
+        <w:tc>
+          <w:tcPr>
+            <w:tcW w:w="10195" w:type="dxa"/>
+          </w:tcPr>
+          <w:p>
+            <w:pPr>
+              <w:jc w:val="both"/>
+              <w:rPr>
+                <w:rFonts w:ascii="Times New Roman" w:hAnsi="Times New Roman" w:cs="Times New Roman"/>
+                <w:color w:val="333333"/>
+                <w:sz w:val="20"/>
+                <w:szCs w:val="20"/>
+                <w:shd w:val="clear" w:color="auto" w:fill="FFFFFF"/>
+              </w:rPr>
+            </w:pPr>
+          </w:p>
+        </w:tc>
+      </w:tr>
+      <w:tr>
+        <w:tc>
+          <w:tcPr>
+            <w:tcW w:w="10195" w:type="dxa"/>
+          </w:tcPr>
+          <w:p>
+            <w:pPr>
+              <w:jc w:val="both"/>
+              <w:rPr>
+                <w:rFonts w:ascii="Times New Roman" w:hAnsi="Times New Roman" w:cs="Times New Roman"/>
+                <w:color w:val="333333"/>
+                <w:sz w:val="20"/>
+                <w:szCs w:val="20"/>
+                <w:shd w:val="clear" w:color="auto" w:fill="FFFFFF"/>
+              </w:rPr>
+            </w:pPr>
+          </w:p>
+        </w:tc>
+      </w:tr>
+      <w:tr>
+        <w:tc>
+          <w:tcPr>
+            <w:tcW w:w="10195" w:type="dxa"/>
+          </w:tcPr>
+          <w:p>
+            <w:pPr>
+              <w:jc w:val="both"/>
+              <w:rPr>
+                <w:rFonts w:ascii="Times New Roman" w:hAnsi="Times New Roman" w:cs="Times New Roman"/>
+                <w:color w:val="333333"/>
+                <w:sz w:val="20"/>
+                <w:szCs w:val="20"/>
+                <w:shd w:val="clear" w:color="auto" w:fill="FFFFFF"/>
+              </w:rPr>
+            </w:pPr>
+          </w:p>
+        </w:tc>
+      </w:tr>
+      <w:tr>
+        <w:tc>
+          <w:tcPr>
+            <w:tcW w:w="10195" w:type="dxa"/>
+          </w:tcPr>
+          <w:p>
+            <w:pPr>
+              <w:jc w:val="both"/>
+              <w:rPr>
+                <w:rFonts w:ascii="Times New Roman" w:hAnsi="Times New Roman" w:cs="Times New Roman"/>
+                <w:color w:val="333333"/>
+                <w:sz w:val="20"/>
+                <w:szCs w:val="20"/>
+                <w:shd w:val="clear" w:color="auto" w:fill="FFFFFF"/>
+              </w:rPr>
+            </w:pPr>
+          </w:p>
+        </w:tc>
+      </w:tr>
+      <w:tr>
+        <w:tc>
+          <w:tcPr>
+            <w:tcW w:w="10195" w:type="dxa"/>
+          </w:tcPr>
+          <w:p>
+            <w:pPr>
+              <w:jc w:val="both"/>
+              <w:rPr>
+                <w:rFonts w:ascii="Times New Roman" w:hAnsi="Times New Roman" w:cs="Times New Roman"/>
+                <w:color w:val="333333"/>
+                <w:sz w:val="20"/>
+                <w:szCs w:val="20"/>
+                <w:shd w:val="clear" w:color="auto" w:fill="FFFFFF"/>
+              </w:rPr>
+            </w:pPr>
+          </w:p>
+        </w:tc>
+      </w:tr>
+      <w:tr>
+        <w:tc>
+          <w:tcPr>
+            <w:tcW w:w="10195" w:type="dxa"/>
+          </w:tcPr>
+          <w:p>
+            <w:pPr>
+              <w:jc w:val="both"/>
+              <w:rPr>
+                <w:rFonts w:ascii="Times New Roman" w:hAnsi="Times New Roman" w:cs="Times New Roman"/>
+                <w:color w:val="333333"/>
+                <w:sz w:val="20"/>
+                <w:szCs w:val="20"/>
+                <w:shd w:val="clear" w:color="auto" w:fill="FFFFFF"/>
+              </w:rPr>
+            </w:pPr>
+          </w:p>
+        </w:tc>
+      </w:tr>
+      <w:tr>
+        <w:tc>
+          <w:tcPr>
+            <w:tcW w:w="10195" w:type="dxa"/>
+          </w:tcPr>
+          <w:p>
+            <w:pPr>
+              <w:jc w:val="both"/>
+              <w:rPr>
+                <w:rFonts w:ascii="Times New Roman" w:hAnsi="Times New Roman" w:cs="Times New Roman"/>
+                <w:color w:val="333333"/>
+                <w:sz w:val="20"/>
+                <w:szCs w:val="20"/>
+                <w:shd w:val="clear" w:color="auto" w:fill="FFFFFF"/>
+              </w:rPr>
+            </w:pPr>
           </w:p>
         </w:tc>
       </w:tr>
@@ -7150,9 +8890,17 @@
             <w:tcW w:w="7001" w:type="dxa"/>
           </w:tcPr>
           <w:p>
-            <w:r>
-              <w:t>Два КамАЗ-53501 работают в челночном режиме: пока один на маршруте к КП — второй загружается на площадке РЭЛМ.</w:t>
-            </w:r>
+            <w:pPr>
+              <w:ind w:firstLine="142"/>
+              <w:jc w:val="both"/>
+              <w:rPr>
+                <w:rFonts w:ascii="Times New Roman" w:hAnsi="Times New Roman" w:cs="Times New Roman"/>
+                <w:color w:val="333333"/>
+                <w:sz w:val="20"/>
+                <w:szCs w:val="20"/>
+                <w:shd w:val="clear" w:color="auto" w:fill="FFFFFF"/>
+              </w:rPr>
+            </w:pPr>
           </w:p>
         </w:tc>
       </w:tr>
@@ -7162,9 +8910,17 @@
             <w:tcW w:w="7001" w:type="dxa"/>
           </w:tcPr>
           <w:p>
-            <w:r>
-              <w:t>ТТ-4 обеспечивает непрерывную подачу брёвен к ЛРВ-2.</w:t>
-            </w:r>
+            <w:pPr>
+              <w:ind w:firstLine="142"/>
+              <w:jc w:val="both"/>
+              <w:rPr>
+                <w:rFonts w:ascii="Times New Roman" w:hAnsi="Times New Roman" w:cs="Times New Roman"/>
+                <w:color w:val="333333"/>
+                <w:sz w:val="20"/>
+                <w:szCs w:val="20"/>
+                <w:shd w:val="clear" w:color="auto" w:fill="FFFFFF"/>
+              </w:rPr>
+            </w:pPr>
           </w:p>
         </w:tc>
       </w:tr>
@@ -7174,9 +8930,17 @@
             <w:tcW w:w="7001" w:type="dxa"/>
           </w:tcPr>
           <w:p>
-            <w:r>
-              <w:t>Кран КС-3574М1 обеспечивает погрузку пиломатериалов на КамАЗ-53501.</w:t>
-            </w:r>
+            <w:pPr>
+              <w:ind w:firstLine="142"/>
+              <w:jc w:val="both"/>
+              <w:rPr>
+                <w:rFonts w:ascii="Times New Roman" w:hAnsi="Times New Roman" w:cs="Times New Roman"/>
+                <w:color w:val="333333"/>
+                <w:sz w:val="20"/>
+                <w:szCs w:val="20"/>
+                <w:shd w:val="clear" w:color="auto" w:fill="FFFFFF"/>
+              </w:rPr>
+            </w:pPr>
           </w:p>
         </w:tc>
       </w:tr>
@@ -7186,7 +8950,17 @@
             <w:tcW w:w="7001" w:type="dxa"/>
           </w:tcPr>
           <w:p>
-            <w:r/>
+            <w:pPr>
+              <w:ind w:firstLine="142"/>
+              <w:jc w:val="both"/>
+              <w:rPr>
+                <w:rFonts w:ascii="Times New Roman" w:hAnsi="Times New Roman" w:cs="Times New Roman"/>
+                <w:color w:val="333333"/>
+                <w:sz w:val="20"/>
+                <w:szCs w:val="20"/>
+                <w:shd w:val="clear" w:color="auto" w:fill="FFFFFF"/>
+              </w:rPr>
+            </w:pPr>
           </w:p>
         </w:tc>
       </w:tr>
@@ -7196,7 +8970,17 @@
             <w:tcW w:w="7001" w:type="dxa"/>
           </w:tcPr>
           <w:p>
-            <w:r/>
+            <w:pPr>
+              <w:ind w:firstLine="142"/>
+              <w:jc w:val="both"/>
+              <w:rPr>
+                <w:rFonts w:ascii="Times New Roman" w:hAnsi="Times New Roman" w:cs="Times New Roman"/>
+                <w:color w:val="333333"/>
+                <w:sz w:val="20"/>
+                <w:szCs w:val="20"/>
+                <w:shd w:val="clear" w:color="auto" w:fill="FFFFFF"/>
+              </w:rPr>
+            </w:pPr>
           </w:p>
         </w:tc>
       </w:tr>
@@ -7206,7 +8990,17 @@
             <w:tcW w:w="7001" w:type="dxa"/>
           </w:tcPr>
           <w:p>
-            <w:r/>
+            <w:pPr>
+              <w:ind w:firstLine="142"/>
+              <w:jc w:val="both"/>
+              <w:rPr>
+                <w:rFonts w:ascii="Times New Roman" w:hAnsi="Times New Roman" w:cs="Times New Roman"/>
+                <w:color w:val="333333"/>
+                <w:sz w:val="20"/>
+                <w:szCs w:val="20"/>
+                <w:shd w:val="clear" w:color="auto" w:fill="FFFFFF"/>
+              </w:rPr>
+            </w:pPr>
           </w:p>
         </w:tc>
       </w:tr>
@@ -7216,7 +9010,17 @@
             <w:tcW w:w="7001" w:type="dxa"/>
           </w:tcPr>
           <w:p>
-            <w:r/>
+            <w:pPr>
+              <w:ind w:firstLine="142"/>
+              <w:jc w:val="both"/>
+              <w:rPr>
+                <w:rFonts w:ascii="Times New Roman" w:hAnsi="Times New Roman" w:cs="Times New Roman"/>
+                <w:color w:val="333333"/>
+                <w:sz w:val="20"/>
+                <w:szCs w:val="20"/>
+                <w:shd w:val="clear" w:color="auto" w:fill="FFFFFF"/>
+              </w:rPr>
+            </w:pPr>
           </w:p>
         </w:tc>
       </w:tr>
@@ -7226,7 +9030,17 @@
             <w:tcW w:w="7001" w:type="dxa"/>
           </w:tcPr>
           <w:p>
-            <w:r/>
+            <w:pPr>
+              <w:ind w:firstLine="142"/>
+              <w:jc w:val="both"/>
+              <w:rPr>
+                <w:rFonts w:ascii="Times New Roman" w:hAnsi="Times New Roman" w:cs="Times New Roman"/>
+                <w:color w:val="333333"/>
+                <w:sz w:val="20"/>
+                <w:szCs w:val="20"/>
+                <w:shd w:val="clear" w:color="auto" w:fill="FFFFFF"/>
+              </w:rPr>
+            </w:pPr>
           </w:p>
         </w:tc>
       </w:tr>
@@ -7236,7 +9050,17 @@
             <w:tcW w:w="7001" w:type="dxa"/>
           </w:tcPr>
           <w:p>
-            <w:r/>
+            <w:pPr>
+              <w:ind w:firstLine="142"/>
+              <w:jc w:val="both"/>
+              <w:rPr>
+                <w:rFonts w:ascii="Times New Roman" w:hAnsi="Times New Roman" w:cs="Times New Roman"/>
+                <w:color w:val="333333"/>
+                <w:sz w:val="20"/>
+                <w:szCs w:val="20"/>
+                <w:shd w:val="clear" w:color="auto" w:fill="FFFFFF"/>
+              </w:rPr>
+            </w:pPr>
           </w:p>
         </w:tc>
       </w:tr>
@@ -7328,9 +9152,17 @@
             <w:tcW w:w="7001" w:type="dxa"/>
           </w:tcPr>
           <w:p>
-            <w:r>
-              <w:t>Маскирующие свойства лесного массива — высокие. Техника размещается под пологом леса.</w:t>
-            </w:r>
+            <w:pPr>
+              <w:ind w:firstLine="142"/>
+              <w:jc w:val="both"/>
+              <w:rPr>
+                <w:rFonts w:ascii="Times New Roman" w:hAnsi="Times New Roman" w:cs="Times New Roman"/>
+                <w:color w:val="333333"/>
+                <w:sz w:val="20"/>
+                <w:szCs w:val="20"/>
+                <w:shd w:val="clear" w:color="auto" w:fill="FFFFFF"/>
+              </w:rPr>
+            </w:pPr>
           </w:p>
         </w:tc>
       </w:tr>
@@ -7340,9 +9172,17 @@
             <w:tcW w:w="7001" w:type="dxa"/>
           </w:tcPr>
           <w:p>
-            <w:r>
-              <w:t>Марш совершается в тёмное время суток (03:45–06:00) с соблюдением светомаскировки.</w:t>
-            </w:r>
+            <w:pPr>
+              <w:ind w:firstLine="142"/>
+              <w:jc w:val="both"/>
+              <w:rPr>
+                <w:rFonts w:ascii="Times New Roman" w:hAnsi="Times New Roman" w:cs="Times New Roman"/>
+                <w:color w:val="333333"/>
+                <w:sz w:val="20"/>
+                <w:szCs w:val="20"/>
+                <w:shd w:val="clear" w:color="auto" w:fill="FFFFFF"/>
+              </w:rPr>
+            </w:pPr>
           </w:p>
         </w:tc>
       </w:tr>
@@ -7352,9 +9192,17 @@
             <w:tcW w:w="7001" w:type="dxa"/>
           </w:tcPr>
           <w:p>
-            <w:r>
-              <w:t>Рассредоточение техники на площадке РЭЛМ.</w:t>
-            </w:r>
+            <w:pPr>
+              <w:ind w:firstLine="142"/>
+              <w:jc w:val="both"/>
+              <w:rPr>
+                <w:rFonts w:ascii="Times New Roman" w:hAnsi="Times New Roman" w:cs="Times New Roman"/>
+                <w:color w:val="333333"/>
+                <w:sz w:val="20"/>
+                <w:szCs w:val="20"/>
+                <w:shd w:val="clear" w:color="auto" w:fill="FFFFFF"/>
+              </w:rPr>
+            </w:pPr>
           </w:p>
         </w:tc>
       </w:tr>
@@ -7364,9 +9212,17 @@
             <w:tcW w:w="7001" w:type="dxa"/>
           </w:tcPr>
           <w:p>
-            <w:r>
-              <w:t>Наблюдение за воздушной обстановкой — постоянное.</w:t>
-            </w:r>
+            <w:pPr>
+              <w:ind w:firstLine="142"/>
+              <w:jc w:val="both"/>
+              <w:rPr>
+                <w:rFonts w:ascii="Times New Roman" w:hAnsi="Times New Roman" w:cs="Times New Roman"/>
+                <w:color w:val="333333"/>
+                <w:sz w:val="20"/>
+                <w:szCs w:val="20"/>
+                <w:shd w:val="clear" w:color="auto" w:fill="FFFFFF"/>
+              </w:rPr>
+            </w:pPr>
           </w:p>
         </w:tc>
       </w:tr>
@@ -7376,9 +9232,17 @@
             <w:tcW w:w="7001" w:type="dxa"/>
           </w:tcPr>
           <w:p>
-            <w:r>
-              <w:t>Охранение на случай действий ДРГ.</w:t>
-            </w:r>
+            <w:pPr>
+              <w:ind w:firstLine="142"/>
+              <w:jc w:val="both"/>
+              <w:rPr>
+                <w:rFonts w:ascii="Times New Roman" w:hAnsi="Times New Roman" w:cs="Times New Roman"/>
+                <w:color w:val="333333"/>
+                <w:sz w:val="20"/>
+                <w:szCs w:val="20"/>
+                <w:shd w:val="clear" w:color="auto" w:fill="FFFFFF"/>
+              </w:rPr>
+            </w:pPr>
           </w:p>
         </w:tc>
       </w:tr>
@@ -7388,7 +9252,16 @@
             <w:tcW w:w="7001" w:type="dxa"/>
           </w:tcPr>
           <w:p>
-            <w:r/>
+            <w:pPr>
+              <w:jc w:val="both"/>
+              <w:rPr>
+                <w:rFonts w:ascii="Times New Roman" w:hAnsi="Times New Roman" w:cs="Times New Roman"/>
+                <w:color w:val="333333"/>
+                <w:sz w:val="20"/>
+                <w:szCs w:val="20"/>
+                <w:shd w:val="clear" w:color="auto" w:fill="FFFFFF"/>
+              </w:rPr>
+            </w:pPr>
           </w:p>
         </w:tc>
       </w:tr>
@@ -7398,7 +9271,16 @@
             <w:tcW w:w="7001" w:type="dxa"/>
           </w:tcPr>
           <w:p>
-            <w:r/>
+            <w:pPr>
+              <w:jc w:val="both"/>
+              <w:rPr>
+                <w:rFonts w:ascii="Times New Roman" w:hAnsi="Times New Roman" w:cs="Times New Roman"/>
+                <w:color w:val="333333"/>
+                <w:sz w:val="20"/>
+                <w:szCs w:val="20"/>
+                <w:shd w:val="clear" w:color="auto" w:fill="FFFFFF"/>
+              </w:rPr>
+            </w:pPr>
           </w:p>
         </w:tc>
       </w:tr>
@@ -7481,9 +9363,16 @@
             <w:tcW w:w="7001" w:type="dxa"/>
           </w:tcPr>
           <w:p>
-            <w:r>
-              <w:t>ЛЕСОПИЛЬНОЕ ОТДЕЛЕНИЕ (6 чел., ко — нач.э/ст.):</w:t>
-            </w:r>
+            <w:pPr>
+              <w:jc w:val="both"/>
+              <w:rPr>
+                <w:rFonts w:ascii="Times New Roman" w:hAnsi="Times New Roman" w:cs="Times New Roman"/>
+                <w:color w:val="333333"/>
+                <w:sz w:val="20"/>
+                <w:szCs w:val="20"/>
+                <w:shd w:val="clear" w:color="auto" w:fill="FFFFFF"/>
+              </w:rPr>
+            </w:pPr>
           </w:p>
         </w:tc>
       </w:tr>
@@ -7493,7 +9382,16 @@
             <w:tcW w:w="7001" w:type="dxa"/>
           </w:tcPr>
           <w:p>
-            <w:r/>
+            <w:pPr>
+              <w:jc w:val="both"/>
+              <w:rPr>
+                <w:rFonts w:ascii="Times New Roman" w:hAnsi="Times New Roman" w:cs="Times New Roman"/>
+                <w:color w:val="333333"/>
+                <w:sz w:val="20"/>
+                <w:szCs w:val="20"/>
+                <w:shd w:val="clear" w:color="auto" w:fill="FFFFFF"/>
+              </w:rPr>
+            </w:pPr>
           </w:p>
         </w:tc>
       </w:tr>
@@ -7503,9 +9401,16 @@
             <w:tcW w:w="7001" w:type="dxa"/>
           </w:tcPr>
           <w:p>
-            <w:r>
-              <w:t>31.06: 4 чел. — инженерная разведка лесного массива (54074); 2 чел. — техосмотр ЛРВ-2, ТТ-4, МП «Урал» (3), ЭД60-Т230, КамАЗ-53501 (2).</w:t>
-            </w:r>
+            <w:pPr>
+              <w:jc w:val="both"/>
+              <w:rPr>
+                <w:rFonts w:ascii="Times New Roman" w:hAnsi="Times New Roman" w:cs="Times New Roman"/>
+                <w:color w:val="333333"/>
+                <w:sz w:val="20"/>
+                <w:szCs w:val="20"/>
+                <w:shd w:val="clear" w:color="auto" w:fill="FFFFFF"/>
+              </w:rPr>
+            </w:pPr>
           </w:p>
         </w:tc>
       </w:tr>
@@ -7515,9 +9420,16 @@
             <w:tcW w:w="7001" w:type="dxa"/>
           </w:tcPr>
           <w:p>
-            <w:r>
-              <w:t>14:00–18:30: отработка нормативов по развёртыванию ЛРВ-2, тренировка.</w:t>
-            </w:r>
+            <w:pPr>
+              <w:jc w:val="both"/>
+              <w:rPr>
+                <w:rFonts w:ascii="Times New Roman" w:hAnsi="Times New Roman" w:cs="Times New Roman"/>
+                <w:color w:val="333333"/>
+                <w:sz w:val="20"/>
+                <w:szCs w:val="20"/>
+                <w:shd w:val="clear" w:color="auto" w:fill="FFFFFF"/>
+              </w:rPr>
+            </w:pPr>
           </w:p>
         </w:tc>
       </w:tr>
@@ -7527,9 +9439,16 @@
             <w:tcW w:w="7001" w:type="dxa"/>
           </w:tcPr>
           <w:p>
-            <w:r>
-              <w:t>01.07, 06:00–07:40: расчистка площадки, установка ЛРВ-2, подключение ЭД60-Т230, прокладка кабелей, заземление.</w:t>
-            </w:r>
+            <w:pPr>
+              <w:jc w:val="both"/>
+              <w:rPr>
+                <w:rFonts w:ascii="Times New Roman" w:hAnsi="Times New Roman" w:cs="Times New Roman"/>
+                <w:color w:val="333333"/>
+                <w:sz w:val="20"/>
+                <w:szCs w:val="20"/>
+                <w:shd w:val="clear" w:color="auto" w:fill="FFFFFF"/>
+              </w:rPr>
+            </w:pPr>
           </w:p>
         </w:tc>
       </w:tr>
@@ -7539,9 +9458,16 @@
             <w:tcW w:w="7001" w:type="dxa"/>
           </w:tcPr>
           <w:p>
-            <w:r>
-              <w:t>01.07, 07:40–09:00: валка деревьев (МП «Урал»), трелёвка (ТТ-4), распиловка на ЛРВ-2.</w:t>
-            </w:r>
+            <w:pPr>
+              <w:jc w:val="both"/>
+              <w:rPr>
+                <w:rFonts w:ascii="Times New Roman" w:hAnsi="Times New Roman" w:cs="Times New Roman"/>
+                <w:color w:val="333333"/>
+                <w:sz w:val="20"/>
+                <w:szCs w:val="20"/>
+                <w:shd w:val="clear" w:color="auto" w:fill="FFFFFF"/>
+              </w:rPr>
+            </w:pPr>
           </w:p>
         </w:tc>
       </w:tr>
@@ -7551,9 +9477,16 @@
             <w:tcW w:w="7001" w:type="dxa"/>
           </w:tcPr>
           <w:p>
-            <w:r>
-              <w:t>01.07, с 09:00: непрерывная работа: валка → трелёвка → распиловка.</w:t>
-            </w:r>
+            <w:pPr>
+              <w:jc w:val="both"/>
+              <w:rPr>
+                <w:rFonts w:ascii="Times New Roman" w:hAnsi="Times New Roman" w:cs="Times New Roman"/>
+                <w:color w:val="333333"/>
+                <w:sz w:val="20"/>
+                <w:szCs w:val="20"/>
+                <w:shd w:val="clear" w:color="auto" w:fill="FFFFFF"/>
+              </w:rPr>
+            </w:pPr>
           </w:p>
         </w:tc>
       </w:tr>
@@ -7563,7 +9496,16 @@
             <w:tcW w:w="7001" w:type="dxa"/>
           </w:tcPr>
           <w:p>
-            <w:r/>
+            <w:pPr>
+              <w:jc w:val="both"/>
+              <w:rPr>
+                <w:rFonts w:ascii="Times New Roman" w:hAnsi="Times New Roman" w:cs="Times New Roman"/>
+                <w:color w:val="333333"/>
+                <w:sz w:val="20"/>
+                <w:szCs w:val="20"/>
+                <w:shd w:val="clear" w:color="auto" w:fill="FFFFFF"/>
+              </w:rPr>
+            </w:pPr>
           </w:p>
         </w:tc>
       </w:tr>
@@ -7573,7 +9515,16 @@
             <w:tcW w:w="7001" w:type="dxa"/>
           </w:tcPr>
           <w:p>
-            <w:r/>
+            <w:pPr>
+              <w:jc w:val="both"/>
+              <w:rPr>
+                <w:rFonts w:ascii="Times New Roman" w:hAnsi="Times New Roman" w:cs="Times New Roman"/>
+                <w:color w:val="333333"/>
+                <w:sz w:val="20"/>
+                <w:szCs w:val="20"/>
+                <w:shd w:val="clear" w:color="auto" w:fill="FFFFFF"/>
+              </w:rPr>
+            </w:pPr>
           </w:p>
         </w:tc>
       </w:tr>
@@ -7583,9 +9534,16 @@
             <w:tcW w:w="7001" w:type="dxa"/>
           </w:tcPr>
           <w:p>
-            <w:r>
-              <w:t>ОТДЕЛЕНИЕ ИНЖЕНЕРНЫХ КОНСТРУКЦИЙ (5 чел., ко):</w:t>
-            </w:r>
+            <w:pPr>
+              <w:jc w:val="both"/>
+              <w:rPr>
+                <w:rFonts w:ascii="Times New Roman" w:hAnsi="Times New Roman" w:cs="Times New Roman"/>
+                <w:color w:val="333333"/>
+                <w:sz w:val="20"/>
+                <w:szCs w:val="20"/>
+                <w:shd w:val="clear" w:color="auto" w:fill="FFFFFF"/>
+              </w:rPr>
+            </w:pPr>
           </w:p>
         </w:tc>
       </w:tr>
@@ -7595,7 +9553,16 @@
             <w:tcW w:w="7001" w:type="dxa"/>
           </w:tcPr>
           <w:p>
-            <w:r/>
+            <w:pPr>
+              <w:jc w:val="both"/>
+              <w:rPr>
+                <w:rFonts w:ascii="Times New Roman" w:hAnsi="Times New Roman" w:cs="Times New Roman"/>
+                <w:color w:val="333333"/>
+                <w:sz w:val="20"/>
+                <w:szCs w:val="20"/>
+                <w:shd w:val="clear" w:color="auto" w:fill="FFFFFF"/>
+              </w:rPr>
+            </w:pPr>
           </w:p>
         </w:tc>
       </w:tr>
@@ -7605,9 +9572,16 @@
             <w:tcW w:w="7001" w:type="dxa"/>
           </w:tcPr>
           <w:p>
-            <w:r>
-              <w:t>31.06: техосмотр КС-3574М1, ЭД16-Т230АИ, УЗМ-Р, Р-168-0,5У.</w:t>
-            </w:r>
+            <w:pPr>
+              <w:jc w:val="both"/>
+              <w:rPr>
+                <w:rFonts w:ascii="Times New Roman" w:hAnsi="Times New Roman" w:cs="Times New Roman"/>
+                <w:color w:val="333333"/>
+                <w:sz w:val="20"/>
+                <w:szCs w:val="20"/>
+                <w:shd w:val="clear" w:color="auto" w:fill="FFFFFF"/>
+              </w:rPr>
+            </w:pPr>
           </w:p>
         </w:tc>
       </w:tr>
@@ -7617,9 +9591,16 @@
             <w:tcW w:w="7001" w:type="dxa"/>
           </w:tcPr>
           <w:p>
-            <w:r>
-              <w:t>14:00–18:30: отработка нормативов по погрузке краном КС-3574М1, тренировка.</w:t>
-            </w:r>
+            <w:pPr>
+              <w:jc w:val="both"/>
+              <w:rPr>
+                <w:rFonts w:ascii="Times New Roman" w:hAnsi="Times New Roman" w:cs="Times New Roman"/>
+                <w:color w:val="333333"/>
+                <w:sz w:val="20"/>
+                <w:szCs w:val="20"/>
+                <w:shd w:val="clear" w:color="auto" w:fill="FFFFFF"/>
+              </w:rPr>
+            </w:pPr>
           </w:p>
         </w:tc>
       </w:tr>
@@ -7629,9 +9610,16 @@
             <w:tcW w:w="7001" w:type="dxa"/>
           </w:tcPr>
           <w:p>
-            <w:r>
-              <w:t>01.07, 06:00–07:40: оборудование погрузочной площадки, размещение крана КС-3574М1, склад пиломатериалов.</w:t>
-            </w:r>
+            <w:pPr>
+              <w:jc w:val="both"/>
+              <w:rPr>
+                <w:rFonts w:ascii="Times New Roman" w:hAnsi="Times New Roman" w:cs="Times New Roman"/>
+                <w:color w:val="333333"/>
+                <w:sz w:val="20"/>
+                <w:szCs w:val="20"/>
+                <w:shd w:val="clear" w:color="auto" w:fill="FFFFFF"/>
+              </w:rPr>
+            </w:pPr>
           </w:p>
         </w:tc>
       </w:tr>
@@ -7641,9 +9629,16 @@
             <w:tcW w:w="7001" w:type="dxa"/>
           </w:tcPr>
           <w:p>
-            <w:r>
-              <w:t>01.07, 07:40–09:00: погрузка готовых пиломатериалов краном КС-3574М1 на КамАЗ-53501.</w:t>
-            </w:r>
+            <w:pPr>
+              <w:jc w:val="both"/>
+              <w:rPr>
+                <w:rFonts w:ascii="Times New Roman" w:hAnsi="Times New Roman" w:cs="Times New Roman"/>
+                <w:color w:val="333333"/>
+                <w:sz w:val="20"/>
+                <w:szCs w:val="20"/>
+                <w:shd w:val="clear" w:color="auto" w:fill="FFFFFF"/>
+              </w:rPr>
+            </w:pPr>
           </w:p>
         </w:tc>
       </w:tr>
@@ -7653,9 +9648,16 @@
             <w:tcW w:w="7001" w:type="dxa"/>
           </w:tcPr>
           <w:p>
-            <w:r>
-              <w:t>01.07, 09:00–10:00: первый рейс КамАЗ-53501 на КП бригады (53068).</w:t>
-            </w:r>
+            <w:pPr>
+              <w:jc w:val="both"/>
+              <w:rPr>
+                <w:rFonts w:ascii="Times New Roman" w:hAnsi="Times New Roman" w:cs="Times New Roman"/>
+                <w:color w:val="333333"/>
+                <w:sz w:val="20"/>
+                <w:szCs w:val="20"/>
+                <w:shd w:val="clear" w:color="auto" w:fill="FFFFFF"/>
+              </w:rPr>
+            </w:pPr>
           </w:p>
         </w:tc>
       </w:tr>
@@ -7665,9 +9667,16 @@
             <w:tcW w:w="7001" w:type="dxa"/>
           </w:tcPr>
           <w:p>
-            <w:r>
-              <w:t>01.07, с 10:00: непрерывная погрузка и подвоз в челночном режиме.</w:t>
-            </w:r>
+            <w:pPr>
+              <w:jc w:val="both"/>
+              <w:rPr>
+                <w:rFonts w:ascii="Times New Roman" w:hAnsi="Times New Roman" w:cs="Times New Roman"/>
+                <w:color w:val="333333"/>
+                <w:sz w:val="20"/>
+                <w:szCs w:val="20"/>
+                <w:shd w:val="clear" w:color="auto" w:fill="FFFFFF"/>
+              </w:rPr>
+            </w:pPr>
           </w:p>
         </w:tc>
       </w:tr>
@@ -7677,7 +9686,16 @@
             <w:tcW w:w="7001" w:type="dxa"/>
           </w:tcPr>
           <w:p>
-            <w:r/>
+            <w:pPr>
+              <w:jc w:val="both"/>
+              <w:rPr>
+                <w:rFonts w:ascii="Times New Roman" w:hAnsi="Times New Roman" w:cs="Times New Roman"/>
+                <w:color w:val="333333"/>
+                <w:sz w:val="20"/>
+                <w:szCs w:val="20"/>
+                <w:shd w:val="clear" w:color="auto" w:fill="FFFFFF"/>
+              </w:rPr>
+            </w:pPr>
           </w:p>
         </w:tc>
       </w:tr>
@@ -7687,7 +9705,16 @@
             <w:tcW w:w="7001" w:type="dxa"/>
           </w:tcPr>
           <w:p>
-            <w:r/>
+            <w:pPr>
+              <w:jc w:val="both"/>
+              <w:rPr>
+                <w:rFonts w:ascii="Times New Roman" w:hAnsi="Times New Roman" w:cs="Times New Roman"/>
+                <w:color w:val="333333"/>
+                <w:sz w:val="20"/>
+                <w:szCs w:val="20"/>
+                <w:shd w:val="clear" w:color="auto" w:fill="FFFFFF"/>
+              </w:rPr>
+            </w:pPr>
           </w:p>
         </w:tc>
       </w:tr>
@@ -7697,7 +9724,16 @@
             <w:tcW w:w="7001" w:type="dxa"/>
           </w:tcPr>
           <w:p>
-            <w:r/>
+            <w:pPr>
+              <w:jc w:val="both"/>
+              <w:rPr>
+                <w:rFonts w:ascii="Times New Roman" w:hAnsi="Times New Roman" w:cs="Times New Roman"/>
+                <w:color w:val="333333"/>
+                <w:sz w:val="20"/>
+                <w:szCs w:val="20"/>
+                <w:shd w:val="clear" w:color="auto" w:fill="FFFFFF"/>
+              </w:rPr>
+            </w:pPr>
           </w:p>
         </w:tc>
       </w:tr>
@@ -7707,7 +9743,16 @@
             <w:tcW w:w="7001" w:type="dxa"/>
           </w:tcPr>
           <w:p>
-            <w:r/>
+            <w:pPr>
+              <w:jc w:val="both"/>
+              <w:rPr>
+                <w:rFonts w:ascii="Times New Roman" w:hAnsi="Times New Roman" w:cs="Times New Roman"/>
+                <w:color w:val="333333"/>
+                <w:sz w:val="20"/>
+                <w:szCs w:val="20"/>
+                <w:shd w:val="clear" w:color="auto" w:fill="FFFFFF"/>
+              </w:rPr>
+            </w:pPr>
           </w:p>
         </w:tc>
       </w:tr>
@@ -7717,7 +9762,16 @@
             <w:tcW w:w="7001" w:type="dxa"/>
           </w:tcPr>
           <w:p>
-            <w:r/>
+            <w:pPr>
+              <w:jc w:val="both"/>
+              <w:rPr>
+                <w:rFonts w:ascii="Times New Roman" w:hAnsi="Times New Roman" w:cs="Times New Roman"/>
+                <w:color w:val="333333"/>
+                <w:sz w:val="20"/>
+                <w:szCs w:val="20"/>
+                <w:shd w:val="clear" w:color="auto" w:fill="FFFFFF"/>
+              </w:rPr>
+            </w:pPr>
           </w:p>
         </w:tc>
       </w:tr>
@@ -7727,7 +9781,16 @@
             <w:tcW w:w="7001" w:type="dxa"/>
           </w:tcPr>
           <w:p>
-            <w:r/>
+            <w:pPr>
+              <w:jc w:val="both"/>
+              <w:rPr>
+                <w:rFonts w:ascii="Times New Roman" w:hAnsi="Times New Roman" w:cs="Times New Roman"/>
+                <w:color w:val="333333"/>
+                <w:sz w:val="20"/>
+                <w:szCs w:val="20"/>
+                <w:shd w:val="clear" w:color="auto" w:fill="FFFFFF"/>
+              </w:rPr>
+            </w:pPr>
           </w:p>
         </w:tc>
       </w:tr>
@@ -7737,7 +9800,16 @@
             <w:tcW w:w="7001" w:type="dxa"/>
           </w:tcPr>
           <w:p>
-            <w:r/>
+            <w:pPr>
+              <w:jc w:val="both"/>
+              <w:rPr>
+                <w:rFonts w:ascii="Times New Roman" w:hAnsi="Times New Roman" w:cs="Times New Roman"/>
+                <w:color w:val="333333"/>
+                <w:sz w:val="20"/>
+                <w:szCs w:val="20"/>
+                <w:shd w:val="clear" w:color="auto" w:fill="FFFFFF"/>
+              </w:rPr>
+            </w:pPr>
           </w:p>
         </w:tc>
       </w:tr>
@@ -7747,7 +9819,16 @@
             <w:tcW w:w="7001" w:type="dxa"/>
           </w:tcPr>
           <w:p>
-            <w:r/>
+            <w:pPr>
+              <w:jc w:val="both"/>
+              <w:rPr>
+                <w:rFonts w:ascii="Times New Roman" w:hAnsi="Times New Roman" w:cs="Times New Roman"/>
+                <w:color w:val="333333"/>
+                <w:sz w:val="20"/>
+                <w:szCs w:val="20"/>
+                <w:shd w:val="clear" w:color="auto" w:fill="FFFFFF"/>
+              </w:rPr>
+            </w:pPr>
           </w:p>
         </w:tc>
       </w:tr>
@@ -7757,7 +9838,16 @@
             <w:tcW w:w="7001" w:type="dxa"/>
           </w:tcPr>
           <w:p>
-            <w:r/>
+            <w:pPr>
+              <w:jc w:val="both"/>
+              <w:rPr>
+                <w:rFonts w:ascii="Times New Roman" w:hAnsi="Times New Roman" w:cs="Times New Roman"/>
+                <w:color w:val="333333"/>
+                <w:sz w:val="20"/>
+                <w:szCs w:val="20"/>
+                <w:shd w:val="clear" w:color="auto" w:fill="FFFFFF"/>
+              </w:rPr>
+            </w:pPr>
           </w:p>
         </w:tc>
       </w:tr>
@@ -7767,7 +9857,16 @@
             <w:tcW w:w="7001" w:type="dxa"/>
           </w:tcPr>
           <w:p>
-            <w:r/>
+            <w:pPr>
+              <w:jc w:val="both"/>
+              <w:rPr>
+                <w:rFonts w:ascii="Times New Roman" w:hAnsi="Times New Roman" w:cs="Times New Roman"/>
+                <w:color w:val="333333"/>
+                <w:sz w:val="20"/>
+                <w:szCs w:val="20"/>
+                <w:shd w:val="clear" w:color="auto" w:fill="FFFFFF"/>
+              </w:rPr>
+            </w:pPr>
           </w:p>
         </w:tc>
       </w:tr>
@@ -7777,7 +9876,16 @@
             <w:tcW w:w="7001" w:type="dxa"/>
           </w:tcPr>
           <w:p>
-            <w:r/>
+            <w:pPr>
+              <w:jc w:val="both"/>
+              <w:rPr>
+                <w:rFonts w:ascii="Times New Roman" w:hAnsi="Times New Roman" w:cs="Times New Roman"/>
+                <w:color w:val="333333"/>
+                <w:sz w:val="20"/>
+                <w:szCs w:val="20"/>
+                <w:shd w:val="clear" w:color="auto" w:fill="FFFFFF"/>
+              </w:rPr>
+            </w:pPr>
           </w:p>
         </w:tc>
       </w:tr>
@@ -7787,7 +9895,16 @@
             <w:tcW w:w="7001" w:type="dxa"/>
           </w:tcPr>
           <w:p>
-            <w:r/>
+            <w:pPr>
+              <w:jc w:val="both"/>
+              <w:rPr>
+                <w:rFonts w:ascii="Times New Roman" w:hAnsi="Times New Roman" w:cs="Times New Roman"/>
+                <w:color w:val="333333"/>
+                <w:sz w:val="20"/>
+                <w:szCs w:val="20"/>
+                <w:shd w:val="clear" w:color="auto" w:fill="FFFFFF"/>
+              </w:rPr>
+            </w:pPr>
           </w:p>
         </w:tc>
       </w:tr>
@@ -7797,7 +9914,16 @@
             <w:tcW w:w="7001" w:type="dxa"/>
           </w:tcPr>
           <w:p>
-            <w:r/>
+            <w:pPr>
+              <w:jc w:val="both"/>
+              <w:rPr>
+                <w:rFonts w:ascii="Times New Roman" w:hAnsi="Times New Roman" w:cs="Times New Roman"/>
+                <w:color w:val="333333"/>
+                <w:sz w:val="20"/>
+                <w:szCs w:val="20"/>
+                <w:shd w:val="clear" w:color="auto" w:fill="FFFFFF"/>
+              </w:rPr>
+            </w:pPr>
           </w:p>
         </w:tc>
       </w:tr>
